--- a/practice-02-nio/Практика_02_Кашпирев_МД.docx
+++ b/practice-02-nio/Практика_02_Кашпирев_МД.docx
@@ -42,7 +42,7 @@
                 <w:sz w:val="24"/>
               </w:rPr>
               <w:drawing>
-                <wp:inline distT="0" distB="0" distL="0" distR="0" wp14:anchorId="19D3DEA5" wp14:editId="7011198F">
+                <wp:inline distT="0" distB="0" distL="0" distR="0" wp14:anchorId="057A2F1E" wp14:editId="3B6E54E3">
                   <wp:extent cx="1066800" cy="1066800"/>
                   <wp:effectExtent l="0" t="0" r="0" b="0"/>
                   <wp:docPr id="1" name="Рисунок 3"/>
@@ -221,7 +221,7 @@
               <mc:AlternateContent>
                 <mc:Choice Requires="wps">
                   <w:drawing>
-                    <wp:inline distT="0" distB="0" distL="0" distR="0" wp14:anchorId="5B0E76F0" wp14:editId="54F5B5EB">
+                    <wp:inline distT="0" distB="0" distL="0" distR="0" wp14:anchorId="12BB4AC8" wp14:editId="3630849E">
                       <wp:extent cx="5600700" cy="1270"/>
                       <wp:effectExtent l="19050" t="19050" r="19050" b="27305"/>
                       <wp:docPr id="2" name="Прямая соединительная линия 2"/>
@@ -883,7 +883,7 @@
       <w:r>
         <w:fldChar w:fldCharType="separate"/>
       </w:r>
-      <w:hyperlink w:anchor="_Toc242034274" w:history="1">
+      <w:hyperlink w:anchor="_Toc242051908" w:history="1">
         <w:r>
           <w:rPr>
             <w:rStyle w:val="aff8"/>
@@ -911,7 +911,7 @@
             <w:noProof/>
             <w:webHidden/>
           </w:rPr>
-          <w:instrText xml:space="preserve"> PAGEREF _Toc242034274 \h </w:instrText>
+          <w:instrText xml:space="preserve"> PAGEREF _Toc242051908 \h </w:instrText>
         </w:r>
         <w:r>
           <w:rPr>
@@ -956,14 +956,14 @@
           <w:lang w:val="ru-RU" w:eastAsia="ru-RU"/>
         </w:rPr>
       </w:pPr>
-      <w:hyperlink w:anchor="_Toc242034275" w:history="1">
+      <w:hyperlink w:anchor="_Toc242051909" w:history="1">
         <w:r>
           <w:rPr>
             <w:rStyle w:val="aff8"/>
             <w:rFonts w:eastAsiaTheme="majorEastAsia"/>
             <w:noProof/>
           </w:rPr>
-          <w:t>1 Реализация приложения</w:t>
+          <w:t>1 Требования и теоретические основы</w:t>
         </w:r>
         <w:r>
           <w:rPr>
@@ -984,7 +984,7 @@
             <w:noProof/>
             <w:webHidden/>
           </w:rPr>
-          <w:instrText xml:space="preserve"> PAGEREF _Toc242034275 \h </w:instrText>
+          <w:instrText xml:space="preserve"> PAGEREF _Toc242051909 \h </w:instrText>
         </w:r>
         <w:r>
           <w:rPr>
@@ -1017,7 +1017,7 @@
     </w:p>
     <w:p>
       <w:pPr>
-        <w:pStyle w:val="14"/>
+        <w:pStyle w:val="2c"/>
         <w:tabs>
           <w:tab w:val="right" w:leader="dot" w:pos="9345"/>
         </w:tabs>
@@ -1029,14 +1029,14 @@
           <w:lang w:val="ru-RU" w:eastAsia="ru-RU"/>
         </w:rPr>
       </w:pPr>
-      <w:hyperlink w:anchor="_Toc242034276" w:history="1">
+      <w:hyperlink w:anchor="_Toc242051910" w:history="1">
         <w:r>
           <w:rPr>
             <w:rStyle w:val="aff8"/>
             <w:rFonts w:eastAsiaTheme="majorEastAsia"/>
             <w:noProof/>
           </w:rPr>
-          <w:t>2 Запуск и проверка</w:t>
+          <w:t>1.1 Соответствие условиям задания</w:t>
         </w:r>
         <w:r>
           <w:rPr>
@@ -1057,7 +1057,153 @@
             <w:noProof/>
             <w:webHidden/>
           </w:rPr>
-          <w:instrText xml:space="preserve"> PAGEREF _Toc242034276 \h </w:instrText>
+          <w:instrText xml:space="preserve"> PAGEREF _Toc242051910 \h </w:instrText>
+        </w:r>
+        <w:r>
+          <w:rPr>
+            <w:noProof/>
+            <w:webHidden/>
+          </w:rPr>
+        </w:r>
+        <w:r>
+          <w:rPr>
+            <w:noProof/>
+            <w:webHidden/>
+          </w:rPr>
+          <w:fldChar w:fldCharType="separate"/>
+        </w:r>
+        <w:r>
+          <w:rPr>
+            <w:noProof/>
+            <w:webHidden/>
+          </w:rPr>
+          <w:t>4</w:t>
+        </w:r>
+        <w:r>
+          <w:rPr>
+            <w:noProof/>
+            <w:webHidden/>
+          </w:rPr>
+          <w:fldChar w:fldCharType="end"/>
+        </w:r>
+      </w:hyperlink>
+    </w:p>
+    <w:p>
+      <w:pPr>
+        <w:pStyle w:val="2c"/>
+        <w:tabs>
+          <w:tab w:val="right" w:leader="dot" w:pos="9345"/>
+        </w:tabs>
+        <w:rPr>
+          <w:rFonts w:asciiTheme="minorHAnsi" w:eastAsiaTheme="minorEastAsia" w:hAnsiTheme="minorHAnsi" w:cstheme="minorBidi"/>
+          <w:noProof/>
+          <w:color w:val="auto"/>
+          <w:sz w:val="22"/>
+          <w:lang w:val="ru-RU" w:eastAsia="ru-RU"/>
+        </w:rPr>
+      </w:pPr>
+      <w:hyperlink w:anchor="_Toc242051911" w:history="1">
+        <w:r>
+          <w:rPr>
+            <w:rStyle w:val="aff8"/>
+            <w:rFonts w:eastAsiaTheme="majorEastAsia"/>
+            <w:noProof/>
+          </w:rPr>
+          <w:t>1.2 Файловый обмен и Java NIO</w:t>
+        </w:r>
+        <w:r>
+          <w:rPr>
+            <w:noProof/>
+            <w:webHidden/>
+          </w:rPr>
+          <w:tab/>
+        </w:r>
+        <w:r>
+          <w:rPr>
+            <w:noProof/>
+            <w:webHidden/>
+          </w:rPr>
+          <w:fldChar w:fldCharType="begin"/>
+        </w:r>
+        <w:r>
+          <w:rPr>
+            <w:noProof/>
+            <w:webHidden/>
+          </w:rPr>
+          <w:instrText xml:space="preserve"> PAGEREF _Toc242051911 \h </w:instrText>
+        </w:r>
+        <w:r>
+          <w:rPr>
+            <w:noProof/>
+            <w:webHidden/>
+          </w:rPr>
+        </w:r>
+        <w:r>
+          <w:rPr>
+            <w:noProof/>
+            <w:webHidden/>
+          </w:rPr>
+          <w:fldChar w:fldCharType="separate"/>
+        </w:r>
+        <w:r>
+          <w:rPr>
+            <w:noProof/>
+            <w:webHidden/>
+          </w:rPr>
+          <w:t>4</w:t>
+        </w:r>
+        <w:r>
+          <w:rPr>
+            <w:noProof/>
+            <w:webHidden/>
+          </w:rPr>
+          <w:fldChar w:fldCharType="end"/>
+        </w:r>
+      </w:hyperlink>
+    </w:p>
+    <w:p>
+      <w:pPr>
+        <w:pStyle w:val="2c"/>
+        <w:tabs>
+          <w:tab w:val="right" w:leader="dot" w:pos="9345"/>
+        </w:tabs>
+        <w:rPr>
+          <w:rFonts w:asciiTheme="minorHAnsi" w:eastAsiaTheme="minorEastAsia" w:hAnsiTheme="minorHAnsi" w:cstheme="minorBidi"/>
+          <w:noProof/>
+          <w:color w:val="auto"/>
+          <w:sz w:val="22"/>
+          <w:lang w:val="ru-RU" w:eastAsia="ru-RU"/>
+        </w:rPr>
+      </w:pPr>
+      <w:hyperlink w:anchor="_Toc242051912" w:history="1">
+        <w:r>
+          <w:rPr>
+            <w:rStyle w:val="aff8"/>
+            <w:rFonts w:eastAsiaTheme="majorEastAsia"/>
+            <w:noProof/>
+          </w:rPr>
+          <w:t>1.3 Канал и состояния буфера</w:t>
+        </w:r>
+        <w:r>
+          <w:rPr>
+            <w:noProof/>
+            <w:webHidden/>
+          </w:rPr>
+          <w:tab/>
+        </w:r>
+        <w:r>
+          <w:rPr>
+            <w:noProof/>
+            <w:webHidden/>
+          </w:rPr>
+          <w:fldChar w:fldCharType="begin"/>
+        </w:r>
+        <w:r>
+          <w:rPr>
+            <w:noProof/>
+            <w:webHidden/>
+          </w:rPr>
+          <w:instrText xml:space="preserve"> PAGEREF _Toc242051912 \h </w:instrText>
         </w:r>
         <w:r>
           <w:rPr>
@@ -1102,14 +1248,14 @@
           <w:lang w:val="ru-RU" w:eastAsia="ru-RU"/>
         </w:rPr>
       </w:pPr>
-      <w:hyperlink w:anchor="_Toc242034277" w:history="1">
+      <w:hyperlink w:anchor="_Toc242051913" w:history="1">
         <w:r>
           <w:rPr>
             <w:rStyle w:val="aff8"/>
             <w:rFonts w:eastAsiaTheme="majorEastAsia"/>
             <w:noProof/>
           </w:rPr>
-          <w:t>2.1 Результаты выполнения</w:t>
+          <w:t>1.4 Контрольная сумма и события каталога</w:t>
         </w:r>
         <w:r>
           <w:rPr>
@@ -1130,7 +1276,7 @@
             <w:noProof/>
             <w:webHidden/>
           </w:rPr>
-          <w:instrText xml:space="preserve"> PAGEREF _Toc242034277 \h </w:instrText>
+          <w:instrText xml:space="preserve"> PAGEREF _Toc242051913 \h </w:instrText>
         </w:r>
         <w:r>
           <w:rPr>
@@ -1175,14 +1321,14 @@
           <w:lang w:val="ru-RU" w:eastAsia="ru-RU"/>
         </w:rPr>
       </w:pPr>
-      <w:hyperlink w:anchor="_Toc242034278" w:history="1">
+      <w:hyperlink w:anchor="_Toc242051914" w:history="1">
         <w:r>
           <w:rPr>
             <w:rStyle w:val="aff8"/>
             <w:rFonts w:eastAsiaTheme="majorEastAsia"/>
             <w:noProof/>
           </w:rPr>
-          <w:t>3 Прохождение BootcampLabs</w:t>
+          <w:t>2 Проектирование и реализация</w:t>
         </w:r>
         <w:r>
           <w:rPr>
@@ -1203,7 +1349,226 @@
             <w:noProof/>
             <w:webHidden/>
           </w:rPr>
-          <w:instrText xml:space="preserve"> PAGEREF _Toc242034278 \h </w:instrText>
+          <w:instrText xml:space="preserve"> PAGEREF _Toc242051914 \h </w:instrText>
+        </w:r>
+        <w:r>
+          <w:rPr>
+            <w:noProof/>
+            <w:webHidden/>
+          </w:rPr>
+        </w:r>
+        <w:r>
+          <w:rPr>
+            <w:noProof/>
+            <w:webHidden/>
+          </w:rPr>
+          <w:fldChar w:fldCharType="separate"/>
+        </w:r>
+        <w:r>
+          <w:rPr>
+            <w:noProof/>
+            <w:webHidden/>
+          </w:rPr>
+          <w:t>7</w:t>
+        </w:r>
+        <w:r>
+          <w:rPr>
+            <w:noProof/>
+            <w:webHidden/>
+          </w:rPr>
+          <w:fldChar w:fldCharType="end"/>
+        </w:r>
+      </w:hyperlink>
+    </w:p>
+    <w:p>
+      <w:pPr>
+        <w:pStyle w:val="2c"/>
+        <w:tabs>
+          <w:tab w:val="right" w:leader="dot" w:pos="9345"/>
+        </w:tabs>
+        <w:rPr>
+          <w:rFonts w:asciiTheme="minorHAnsi" w:eastAsiaTheme="minorEastAsia" w:hAnsiTheme="minorHAnsi" w:cstheme="minorBidi"/>
+          <w:noProof/>
+          <w:color w:val="auto"/>
+          <w:sz w:val="22"/>
+          <w:lang w:val="ru-RU" w:eastAsia="ru-RU"/>
+        </w:rPr>
+      </w:pPr>
+      <w:hyperlink w:anchor="_Toc242051915" w:history="1">
+        <w:r>
+          <w:rPr>
+            <w:rStyle w:val="aff8"/>
+            <w:rFonts w:eastAsiaTheme="majorEastAsia"/>
+            <w:noProof/>
+          </w:rPr>
+          <w:t>2.1 Структура и модель данных</w:t>
+        </w:r>
+        <w:r>
+          <w:rPr>
+            <w:noProof/>
+            <w:webHidden/>
+          </w:rPr>
+          <w:tab/>
+        </w:r>
+        <w:r>
+          <w:rPr>
+            <w:noProof/>
+            <w:webHidden/>
+          </w:rPr>
+          <w:fldChar w:fldCharType="begin"/>
+        </w:r>
+        <w:r>
+          <w:rPr>
+            <w:noProof/>
+            <w:webHidden/>
+          </w:rPr>
+          <w:instrText xml:space="preserve"> PAGEREF _Toc242051915 \h </w:instrText>
+        </w:r>
+        <w:r>
+          <w:rPr>
+            <w:noProof/>
+            <w:webHidden/>
+          </w:rPr>
+        </w:r>
+        <w:r>
+          <w:rPr>
+            <w:noProof/>
+            <w:webHidden/>
+          </w:rPr>
+          <w:fldChar w:fldCharType="separate"/>
+        </w:r>
+        <w:r>
+          <w:rPr>
+            <w:noProof/>
+            <w:webHidden/>
+          </w:rPr>
+          <w:t>7</w:t>
+        </w:r>
+        <w:r>
+          <w:rPr>
+            <w:noProof/>
+            <w:webHidden/>
+          </w:rPr>
+          <w:fldChar w:fldCharType="end"/>
+        </w:r>
+      </w:hyperlink>
+    </w:p>
+    <w:p>
+      <w:pPr>
+        <w:pStyle w:val="2c"/>
+        <w:tabs>
+          <w:tab w:val="right" w:leader="dot" w:pos="9345"/>
+        </w:tabs>
+        <w:rPr>
+          <w:rFonts w:asciiTheme="minorHAnsi" w:eastAsiaTheme="minorEastAsia" w:hAnsiTheme="minorHAnsi" w:cstheme="minorBidi"/>
+          <w:noProof/>
+          <w:color w:val="auto"/>
+          <w:sz w:val="22"/>
+          <w:lang w:val="ru-RU" w:eastAsia="ru-RU"/>
+        </w:rPr>
+      </w:pPr>
+      <w:hyperlink w:anchor="_Toc242051916" w:history="1">
+        <w:r>
+          <w:rPr>
+            <w:rStyle w:val="aff8"/>
+            <w:rFonts w:eastAsiaTheme="majorEastAsia"/>
+            <w:noProof/>
+          </w:rPr>
+          <w:t>2.2 Модель поставки и формат CSV</w:t>
+        </w:r>
+        <w:r>
+          <w:rPr>
+            <w:noProof/>
+            <w:webHidden/>
+          </w:rPr>
+          <w:tab/>
+        </w:r>
+        <w:r>
+          <w:rPr>
+            <w:noProof/>
+            <w:webHidden/>
+          </w:rPr>
+          <w:fldChar w:fldCharType="begin"/>
+        </w:r>
+        <w:r>
+          <w:rPr>
+            <w:noProof/>
+            <w:webHidden/>
+          </w:rPr>
+          <w:instrText xml:space="preserve"> PAGEREF _Toc242051916 \h </w:instrText>
+        </w:r>
+        <w:r>
+          <w:rPr>
+            <w:noProof/>
+            <w:webHidden/>
+          </w:rPr>
+        </w:r>
+        <w:r>
+          <w:rPr>
+            <w:noProof/>
+            <w:webHidden/>
+          </w:rPr>
+          <w:fldChar w:fldCharType="separate"/>
+        </w:r>
+        <w:r>
+          <w:rPr>
+            <w:noProof/>
+            <w:webHidden/>
+          </w:rPr>
+          <w:t>7</w:t>
+        </w:r>
+        <w:r>
+          <w:rPr>
+            <w:noProof/>
+            <w:webHidden/>
+          </w:rPr>
+          <w:fldChar w:fldCharType="end"/>
+        </w:r>
+      </w:hyperlink>
+    </w:p>
+    <w:p>
+      <w:pPr>
+        <w:pStyle w:val="2c"/>
+        <w:tabs>
+          <w:tab w:val="right" w:leader="dot" w:pos="9345"/>
+        </w:tabs>
+        <w:rPr>
+          <w:rFonts w:asciiTheme="minorHAnsi" w:eastAsiaTheme="minorEastAsia" w:hAnsiTheme="minorHAnsi" w:cstheme="minorBidi"/>
+          <w:noProof/>
+          <w:color w:val="auto"/>
+          <w:sz w:val="22"/>
+          <w:lang w:val="ru-RU" w:eastAsia="ru-RU"/>
+        </w:rPr>
+      </w:pPr>
+      <w:hyperlink w:anchor="_Toc242051917" w:history="1">
+        <w:r>
+          <w:rPr>
+            <w:rStyle w:val="aff8"/>
+            <w:rFonts w:eastAsiaTheme="majorEastAsia"/>
+            <w:noProof/>
+          </w:rPr>
+          <w:t>2.3 Организация каталогов и поиск документов</w:t>
+        </w:r>
+        <w:r>
+          <w:rPr>
+            <w:noProof/>
+            <w:webHidden/>
+          </w:rPr>
+          <w:tab/>
+        </w:r>
+        <w:r>
+          <w:rPr>
+            <w:noProof/>
+            <w:webHidden/>
+          </w:rPr>
+          <w:fldChar w:fldCharType="begin"/>
+        </w:r>
+        <w:r>
+          <w:rPr>
+            <w:noProof/>
+            <w:webHidden/>
+          </w:rPr>
+          <w:instrText xml:space="preserve"> PAGEREF _Toc242051917 \h </w:instrText>
         </w:r>
         <w:r>
           <w:rPr>
@@ -1236,7 +1601,7 @@
     </w:p>
     <w:p>
       <w:pPr>
-        <w:pStyle w:val="14"/>
+        <w:pStyle w:val="2c"/>
         <w:tabs>
           <w:tab w:val="right" w:leader="dot" w:pos="9345"/>
         </w:tabs>
@@ -1248,14 +1613,14 @@
           <w:lang w:val="ru-RU" w:eastAsia="ru-RU"/>
         </w:rPr>
       </w:pPr>
-      <w:hyperlink w:anchor="_Toc242034279" w:history="1">
+      <w:hyperlink w:anchor="_Toc242051918" w:history="1">
         <w:r>
           <w:rPr>
             <w:rStyle w:val="aff8"/>
             <w:rFonts w:eastAsiaTheme="majorEastAsia"/>
             <w:noProof/>
           </w:rPr>
-          <w:t>ЗАКЛЮЧЕНИЕ</w:t>
+          <w:t>2.4 Чтение и вычисление результатов</w:t>
         </w:r>
         <w:r>
           <w:rPr>
@@ -1276,7 +1641,80 @@
             <w:noProof/>
             <w:webHidden/>
           </w:rPr>
-          <w:instrText xml:space="preserve"> PAGEREF _Toc242034279 \h </w:instrText>
+          <w:instrText xml:space="preserve"> PAGEREF _Toc242051918 \h </w:instrText>
+        </w:r>
+        <w:r>
+          <w:rPr>
+            <w:noProof/>
+            <w:webHidden/>
+          </w:rPr>
+        </w:r>
+        <w:r>
+          <w:rPr>
+            <w:noProof/>
+            <w:webHidden/>
+          </w:rPr>
+          <w:fldChar w:fldCharType="separate"/>
+        </w:r>
+        <w:r>
+          <w:rPr>
+            <w:noProof/>
+            <w:webHidden/>
+          </w:rPr>
+          <w:t>8</w:t>
+        </w:r>
+        <w:r>
+          <w:rPr>
+            <w:noProof/>
+            <w:webHidden/>
+          </w:rPr>
+          <w:fldChar w:fldCharType="end"/>
+        </w:r>
+      </w:hyperlink>
+    </w:p>
+    <w:p>
+      <w:pPr>
+        <w:pStyle w:val="2c"/>
+        <w:tabs>
+          <w:tab w:val="right" w:leader="dot" w:pos="9345"/>
+        </w:tabs>
+        <w:rPr>
+          <w:rFonts w:asciiTheme="minorHAnsi" w:eastAsiaTheme="minorEastAsia" w:hAnsiTheme="minorHAnsi" w:cstheme="minorBidi"/>
+          <w:noProof/>
+          <w:color w:val="auto"/>
+          <w:sz w:val="22"/>
+          <w:lang w:val="ru-RU" w:eastAsia="ru-RU"/>
+        </w:rPr>
+      </w:pPr>
+      <w:hyperlink w:anchor="_Toc242051919" w:history="1">
+        <w:r>
+          <w:rPr>
+            <w:rStyle w:val="aff8"/>
+            <w:rFonts w:eastAsiaTheme="majorEastAsia"/>
+            <w:noProof/>
+          </w:rPr>
+          <w:t>2.5 Отклонение данных и наблюдение</w:t>
+        </w:r>
+        <w:r>
+          <w:rPr>
+            <w:noProof/>
+            <w:webHidden/>
+          </w:rPr>
+          <w:tab/>
+        </w:r>
+        <w:r>
+          <w:rPr>
+            <w:noProof/>
+            <w:webHidden/>
+          </w:rPr>
+          <w:fldChar w:fldCharType="begin"/>
+        </w:r>
+        <w:r>
+          <w:rPr>
+            <w:noProof/>
+            <w:webHidden/>
+          </w:rPr>
+          <w:instrText xml:space="preserve"> PAGEREF _Toc242051919 \h </w:instrText>
         </w:r>
         <w:r>
           <w:rPr>
@@ -1309,18 +1747,675 @@
     </w:p>
     <w:p>
       <w:pPr>
-        <w:ind w:firstLine="0"/>
-      </w:pPr>
-      <w:r>
-        <w:fldChar w:fldCharType="end"/>
-      </w:r>
+        <w:pStyle w:val="2c"/>
+        <w:tabs>
+          <w:tab w:val="right" w:leader="dot" w:pos="9345"/>
+        </w:tabs>
+        <w:rPr>
+          <w:rFonts w:asciiTheme="minorHAnsi" w:eastAsiaTheme="minorEastAsia" w:hAnsiTheme="minorHAnsi" w:cstheme="minorBidi"/>
+          <w:noProof/>
+          <w:color w:val="auto"/>
+          <w:sz w:val="22"/>
+          <w:lang w:val="ru-RU" w:eastAsia="ru-RU"/>
+        </w:rPr>
+      </w:pPr>
+      <w:hyperlink w:anchor="_Toc242051920" w:history="1">
+        <w:r>
+          <w:rPr>
+            <w:rStyle w:val="aff8"/>
+            <w:rFonts w:eastAsiaTheme="majorEastAsia"/>
+            <w:noProof/>
+          </w:rPr>
+          <w:t>2.6 Ключевые фрагменты исходного кода</w:t>
+        </w:r>
+        <w:r>
+          <w:rPr>
+            <w:noProof/>
+            <w:webHidden/>
+          </w:rPr>
+          <w:tab/>
+        </w:r>
+        <w:r>
+          <w:rPr>
+            <w:noProof/>
+            <w:webHidden/>
+          </w:rPr>
+          <w:fldChar w:fldCharType="begin"/>
+        </w:r>
+        <w:r>
+          <w:rPr>
+            <w:noProof/>
+            <w:webHidden/>
+          </w:rPr>
+          <w:instrText xml:space="preserve"> PAGEREF _Toc242051920 \h </w:instrText>
+        </w:r>
+        <w:r>
+          <w:rPr>
+            <w:noProof/>
+            <w:webHidden/>
+          </w:rPr>
+        </w:r>
+        <w:r>
+          <w:rPr>
+            <w:noProof/>
+            <w:webHidden/>
+          </w:rPr>
+          <w:fldChar w:fldCharType="separate"/>
+        </w:r>
+        <w:r>
+          <w:rPr>
+            <w:noProof/>
+            <w:webHidden/>
+          </w:rPr>
+          <w:t>9</w:t>
+        </w:r>
+        <w:r>
+          <w:rPr>
+            <w:noProof/>
+            <w:webHidden/>
+          </w:rPr>
+          <w:fldChar w:fldCharType="end"/>
+        </w:r>
+      </w:hyperlink>
     </w:p>
     <w:p>
       <w:pPr>
+        <w:pStyle w:val="14"/>
+        <w:tabs>
+          <w:tab w:val="right" w:leader="dot" w:pos="9345"/>
+        </w:tabs>
+        <w:rPr>
+          <w:rFonts w:asciiTheme="minorHAnsi" w:eastAsiaTheme="minorEastAsia" w:hAnsiTheme="minorHAnsi" w:cstheme="minorBidi"/>
+          <w:noProof/>
+          <w:color w:val="auto"/>
+          <w:sz w:val="22"/>
+          <w:lang w:val="ru-RU" w:eastAsia="ru-RU"/>
+        </w:rPr>
+      </w:pPr>
+      <w:hyperlink w:anchor="_Toc242051921" w:history="1">
+        <w:r>
+          <w:rPr>
+            <w:rStyle w:val="aff8"/>
+            <w:rFonts w:eastAsiaTheme="majorEastAsia"/>
+            <w:noProof/>
+          </w:rPr>
+          <w:t>3 Запуск и проверка результатов</w:t>
+        </w:r>
+        <w:r>
+          <w:rPr>
+            <w:noProof/>
+            <w:webHidden/>
+          </w:rPr>
+          <w:tab/>
+        </w:r>
+        <w:r>
+          <w:rPr>
+            <w:noProof/>
+            <w:webHidden/>
+          </w:rPr>
+          <w:fldChar w:fldCharType="begin"/>
+        </w:r>
+        <w:r>
+          <w:rPr>
+            <w:noProof/>
+            <w:webHidden/>
+          </w:rPr>
+          <w:instrText xml:space="preserve"> PAGEREF _Toc242051921 \h </w:instrText>
+        </w:r>
+        <w:r>
+          <w:rPr>
+            <w:noProof/>
+            <w:webHidden/>
+          </w:rPr>
+        </w:r>
+        <w:r>
+          <w:rPr>
+            <w:noProof/>
+            <w:webHidden/>
+          </w:rPr>
+          <w:fldChar w:fldCharType="separate"/>
+        </w:r>
+        <w:r>
+          <w:rPr>
+            <w:noProof/>
+            <w:webHidden/>
+          </w:rPr>
+          <w:t>12</w:t>
+        </w:r>
+        <w:r>
+          <w:rPr>
+            <w:noProof/>
+            <w:webHidden/>
+          </w:rPr>
+          <w:fldChar w:fldCharType="end"/>
+        </w:r>
+      </w:hyperlink>
+    </w:p>
+    <w:p>
+      <w:pPr>
+        <w:pStyle w:val="2c"/>
+        <w:tabs>
+          <w:tab w:val="right" w:leader="dot" w:pos="9345"/>
+        </w:tabs>
+        <w:rPr>
+          <w:rFonts w:asciiTheme="minorHAnsi" w:eastAsiaTheme="minorEastAsia" w:hAnsiTheme="minorHAnsi" w:cstheme="minorBidi"/>
+          <w:noProof/>
+          <w:color w:val="auto"/>
+          <w:sz w:val="22"/>
+          <w:lang w:val="ru-RU" w:eastAsia="ru-RU"/>
+        </w:rPr>
+      </w:pPr>
+      <w:hyperlink w:anchor="_Toc242051922" w:history="1">
+        <w:r>
+          <w:rPr>
+            <w:rStyle w:val="aff8"/>
+            <w:rFonts w:eastAsiaTheme="majorEastAsia"/>
+            <w:noProof/>
+          </w:rPr>
+          <w:t>3.1 Подготовка окружения и запуск</w:t>
+        </w:r>
+        <w:r>
+          <w:rPr>
+            <w:noProof/>
+            <w:webHidden/>
+          </w:rPr>
+          <w:tab/>
+        </w:r>
+        <w:r>
+          <w:rPr>
+            <w:noProof/>
+            <w:webHidden/>
+          </w:rPr>
+          <w:fldChar w:fldCharType="begin"/>
+        </w:r>
+        <w:r>
+          <w:rPr>
+            <w:noProof/>
+            <w:webHidden/>
+          </w:rPr>
+          <w:instrText xml:space="preserve"> PAGEREF _Toc242051922 \h </w:instrText>
+        </w:r>
+        <w:r>
+          <w:rPr>
+            <w:noProof/>
+            <w:webHidden/>
+          </w:rPr>
+        </w:r>
+        <w:r>
+          <w:rPr>
+            <w:noProof/>
+            <w:webHidden/>
+          </w:rPr>
+          <w:fldChar w:fldCharType="separate"/>
+        </w:r>
+        <w:r>
+          <w:rPr>
+            <w:noProof/>
+            <w:webHidden/>
+          </w:rPr>
+          <w:t>12</w:t>
+        </w:r>
+        <w:r>
+          <w:rPr>
+            <w:noProof/>
+            <w:webHidden/>
+          </w:rPr>
+          <w:fldChar w:fldCharType="end"/>
+        </w:r>
+      </w:hyperlink>
+    </w:p>
+    <w:p>
+      <w:pPr>
+        <w:pStyle w:val="2c"/>
+        <w:tabs>
+          <w:tab w:val="right" w:leader="dot" w:pos="9345"/>
+        </w:tabs>
+        <w:rPr>
+          <w:rFonts w:asciiTheme="minorHAnsi" w:eastAsiaTheme="minorEastAsia" w:hAnsiTheme="minorHAnsi" w:cstheme="minorBidi"/>
+          <w:noProof/>
+          <w:color w:val="auto"/>
+          <w:sz w:val="22"/>
+          <w:lang w:val="ru-RU" w:eastAsia="ru-RU"/>
+        </w:rPr>
+      </w:pPr>
+      <w:hyperlink w:anchor="_Toc242051923" w:history="1">
+        <w:r>
+          <w:rPr>
+            <w:rStyle w:val="aff8"/>
+            <w:rFonts w:eastAsiaTheme="majorEastAsia"/>
+            <w:noProof/>
+          </w:rPr>
+          <w:t>3.2 Сценарии и ожидаемые результаты</w:t>
+        </w:r>
+        <w:r>
+          <w:rPr>
+            <w:noProof/>
+            <w:webHidden/>
+          </w:rPr>
+          <w:tab/>
+        </w:r>
+        <w:r>
+          <w:rPr>
+            <w:noProof/>
+            <w:webHidden/>
+          </w:rPr>
+          <w:fldChar w:fldCharType="begin"/>
+        </w:r>
+        <w:r>
+          <w:rPr>
+            <w:noProof/>
+            <w:webHidden/>
+          </w:rPr>
+          <w:instrText xml:space="preserve"> PAGEREF _Toc242051923 \h </w:instrText>
+        </w:r>
+        <w:r>
+          <w:rPr>
+            <w:noProof/>
+            <w:webHidden/>
+          </w:rPr>
+        </w:r>
+        <w:r>
+          <w:rPr>
+            <w:noProof/>
+            <w:webHidden/>
+          </w:rPr>
+          <w:fldChar w:fldCharType="separate"/>
+        </w:r>
+        <w:r>
+          <w:rPr>
+            <w:noProof/>
+            <w:webHidden/>
+          </w:rPr>
+          <w:t>12</w:t>
+        </w:r>
+        <w:r>
+          <w:rPr>
+            <w:noProof/>
+            <w:webHidden/>
+          </w:rPr>
+          <w:fldChar w:fldCharType="end"/>
+        </w:r>
+      </w:hyperlink>
+    </w:p>
+    <w:p>
+      <w:pPr>
+        <w:pStyle w:val="2c"/>
+        <w:tabs>
+          <w:tab w:val="right" w:leader="dot" w:pos="9345"/>
+        </w:tabs>
+        <w:rPr>
+          <w:rFonts w:asciiTheme="minorHAnsi" w:eastAsiaTheme="minorEastAsia" w:hAnsiTheme="minorHAnsi" w:cstheme="minorBidi"/>
+          <w:noProof/>
+          <w:color w:val="auto"/>
+          <w:sz w:val="22"/>
+          <w:lang w:val="ru-RU" w:eastAsia="ru-RU"/>
+        </w:rPr>
+      </w:pPr>
+      <w:hyperlink w:anchor="_Toc242051924" w:history="1">
+        <w:r>
+          <w:rPr>
+            <w:rStyle w:val="aff8"/>
+            <w:rFonts w:eastAsiaTheme="majorEastAsia"/>
+            <w:noProof/>
+          </w:rPr>
+          <w:t>3.3 Скриншоты выполнения</w:t>
+        </w:r>
+        <w:r>
+          <w:rPr>
+            <w:noProof/>
+            <w:webHidden/>
+          </w:rPr>
+          <w:tab/>
+        </w:r>
+        <w:r>
+          <w:rPr>
+            <w:noProof/>
+            <w:webHidden/>
+          </w:rPr>
+          <w:fldChar w:fldCharType="begin"/>
+        </w:r>
+        <w:r>
+          <w:rPr>
+            <w:noProof/>
+            <w:webHidden/>
+          </w:rPr>
+          <w:instrText xml:space="preserve"> PAGEREF _Toc242051924 \h </w:instrText>
+        </w:r>
+        <w:r>
+          <w:rPr>
+            <w:noProof/>
+            <w:webHidden/>
+          </w:rPr>
+        </w:r>
+        <w:r>
+          <w:rPr>
+            <w:noProof/>
+            <w:webHidden/>
+          </w:rPr>
+          <w:fldChar w:fldCharType="separate"/>
+        </w:r>
+        <w:r>
+          <w:rPr>
+            <w:noProof/>
+            <w:webHidden/>
+          </w:rPr>
+          <w:t>13</w:t>
+        </w:r>
+        <w:r>
+          <w:rPr>
+            <w:noProof/>
+            <w:webHidden/>
+          </w:rPr>
+          <w:fldChar w:fldCharType="end"/>
+        </w:r>
+      </w:hyperlink>
+    </w:p>
+    <w:p>
+      <w:pPr>
+        <w:pStyle w:val="2c"/>
+        <w:tabs>
+          <w:tab w:val="right" w:leader="dot" w:pos="9345"/>
+        </w:tabs>
+        <w:rPr>
+          <w:rFonts w:asciiTheme="minorHAnsi" w:eastAsiaTheme="minorEastAsia" w:hAnsiTheme="minorHAnsi" w:cstheme="minorBidi"/>
+          <w:noProof/>
+          <w:color w:val="auto"/>
+          <w:sz w:val="22"/>
+          <w:lang w:val="ru-RU" w:eastAsia="ru-RU"/>
+        </w:rPr>
+      </w:pPr>
+      <w:hyperlink w:anchor="_Toc242051925" w:history="1">
+        <w:r>
+          <w:rPr>
+            <w:rStyle w:val="aff8"/>
+            <w:rFonts w:eastAsiaTheme="majorEastAsia"/>
+            <w:noProof/>
+          </w:rPr>
+          <w:t>3.4 Ограничения реализации</w:t>
+        </w:r>
+        <w:r>
+          <w:rPr>
+            <w:noProof/>
+            <w:webHidden/>
+          </w:rPr>
+          <w:tab/>
+        </w:r>
+        <w:r>
+          <w:rPr>
+            <w:noProof/>
+            <w:webHidden/>
+          </w:rPr>
+          <w:fldChar w:fldCharType="begin"/>
+        </w:r>
+        <w:r>
+          <w:rPr>
+            <w:noProof/>
+            <w:webHidden/>
+          </w:rPr>
+          <w:instrText xml:space="preserve"> PAGEREF _Toc242051925 \h </w:instrText>
+        </w:r>
+        <w:r>
+          <w:rPr>
+            <w:noProof/>
+            <w:webHidden/>
+          </w:rPr>
+        </w:r>
+        <w:r>
+          <w:rPr>
+            <w:noProof/>
+            <w:webHidden/>
+          </w:rPr>
+          <w:fldChar w:fldCharType="separate"/>
+        </w:r>
+        <w:r>
+          <w:rPr>
+            <w:noProof/>
+            <w:webHidden/>
+          </w:rPr>
+          <w:t>15</w:t>
+        </w:r>
+        <w:r>
+          <w:rPr>
+            <w:noProof/>
+            <w:webHidden/>
+          </w:rPr>
+          <w:fldChar w:fldCharType="end"/>
+        </w:r>
+      </w:hyperlink>
+    </w:p>
+    <w:p>
+      <w:pPr>
+        <w:pStyle w:val="14"/>
+        <w:tabs>
+          <w:tab w:val="right" w:leader="dot" w:pos="9345"/>
+        </w:tabs>
+        <w:rPr>
+          <w:rFonts w:asciiTheme="minorHAnsi" w:eastAsiaTheme="minorEastAsia" w:hAnsiTheme="minorHAnsi" w:cstheme="minorBidi"/>
+          <w:noProof/>
+          <w:color w:val="auto"/>
+          <w:sz w:val="22"/>
+          <w:lang w:val="ru-RU" w:eastAsia="ru-RU"/>
+        </w:rPr>
+      </w:pPr>
+      <w:hyperlink w:anchor="_Toc242051926" w:history="1">
+        <w:r>
+          <w:rPr>
+            <w:rStyle w:val="aff8"/>
+            <w:rFonts w:eastAsiaTheme="majorEastAsia"/>
+            <w:noProof/>
+          </w:rPr>
+          <w:t>4 Связь с личным BootcampLabs</w:t>
+        </w:r>
+        <w:r>
+          <w:rPr>
+            <w:noProof/>
+            <w:webHidden/>
+          </w:rPr>
+          <w:tab/>
+        </w:r>
+        <w:r>
+          <w:rPr>
+            <w:noProof/>
+            <w:webHidden/>
+          </w:rPr>
+          <w:fldChar w:fldCharType="begin"/>
+        </w:r>
+        <w:r>
+          <w:rPr>
+            <w:noProof/>
+            <w:webHidden/>
+          </w:rPr>
+          <w:instrText xml:space="preserve"> PAGEREF _Toc242051926 \h </w:instrText>
+        </w:r>
+        <w:r>
+          <w:rPr>
+            <w:noProof/>
+            <w:webHidden/>
+          </w:rPr>
+        </w:r>
+        <w:r>
+          <w:rPr>
+            <w:noProof/>
+            <w:webHidden/>
+          </w:rPr>
+          <w:fldChar w:fldCharType="separate"/>
+        </w:r>
+        <w:r>
+          <w:rPr>
+            <w:noProof/>
+            <w:webHidden/>
+          </w:rPr>
+          <w:t>16</w:t>
+        </w:r>
+        <w:r>
+          <w:rPr>
+            <w:noProof/>
+            <w:webHidden/>
+          </w:rPr>
+          <w:fldChar w:fldCharType="end"/>
+        </w:r>
+      </w:hyperlink>
+    </w:p>
+    <w:p>
+      <w:pPr>
+        <w:pStyle w:val="14"/>
+        <w:tabs>
+          <w:tab w:val="right" w:leader="dot" w:pos="9345"/>
+        </w:tabs>
+        <w:rPr>
+          <w:rFonts w:asciiTheme="minorHAnsi" w:eastAsiaTheme="minorEastAsia" w:hAnsiTheme="minorHAnsi" w:cstheme="minorBidi"/>
+          <w:noProof/>
+          <w:color w:val="auto"/>
+          <w:sz w:val="22"/>
+          <w:lang w:val="ru-RU" w:eastAsia="ru-RU"/>
+        </w:rPr>
+      </w:pPr>
+      <w:hyperlink w:anchor="_Toc242051927" w:history="1">
+        <w:r>
+          <w:rPr>
+            <w:rStyle w:val="aff8"/>
+            <w:rFonts w:eastAsiaTheme="majorEastAsia"/>
+            <w:noProof/>
+          </w:rPr>
+          <w:t>ЗАКЛЮЧЕНИЕ</w:t>
+        </w:r>
+        <w:r>
+          <w:rPr>
+            <w:noProof/>
+            <w:webHidden/>
+          </w:rPr>
+          <w:tab/>
+        </w:r>
+        <w:r>
+          <w:rPr>
+            <w:noProof/>
+            <w:webHidden/>
+          </w:rPr>
+          <w:fldChar w:fldCharType="begin"/>
+        </w:r>
+        <w:r>
+          <w:rPr>
+            <w:noProof/>
+            <w:webHidden/>
+          </w:rPr>
+          <w:instrText xml:space="preserve"> PAGEREF _Toc242051927 \h </w:instrText>
+        </w:r>
+        <w:r>
+          <w:rPr>
+            <w:noProof/>
+            <w:webHidden/>
+          </w:rPr>
+        </w:r>
+        <w:r>
+          <w:rPr>
+            <w:noProof/>
+            <w:webHidden/>
+          </w:rPr>
+          <w:fldChar w:fldCharType="separate"/>
+        </w:r>
+        <w:r>
+          <w:rPr>
+            <w:noProof/>
+            <w:webHidden/>
+          </w:rPr>
+          <w:t>17</w:t>
+        </w:r>
+        <w:r>
+          <w:rPr>
+            <w:noProof/>
+            <w:webHidden/>
+          </w:rPr>
+          <w:fldChar w:fldCharType="end"/>
+        </w:r>
+      </w:hyperlink>
+    </w:p>
+    <w:p>
+      <w:pPr>
+        <w:pStyle w:val="14"/>
+        <w:tabs>
+          <w:tab w:val="right" w:leader="dot" w:pos="9345"/>
+        </w:tabs>
+        <w:rPr>
+          <w:rFonts w:asciiTheme="minorHAnsi" w:eastAsiaTheme="minorEastAsia" w:hAnsiTheme="minorHAnsi" w:cstheme="minorBidi"/>
+          <w:noProof/>
+          <w:color w:val="auto"/>
+          <w:sz w:val="22"/>
+          <w:lang w:val="ru-RU" w:eastAsia="ru-RU"/>
+        </w:rPr>
+      </w:pPr>
+      <w:hyperlink w:anchor="_Toc242051928" w:history="1">
+        <w:r>
+          <w:rPr>
+            <w:rStyle w:val="aff8"/>
+            <w:rFonts w:eastAsiaTheme="majorEastAsia"/>
+            <w:noProof/>
+          </w:rPr>
+          <w:t>ИСТОЧНИКИ И МАТЕРИАЛЫ</w:t>
+        </w:r>
+        <w:r>
+          <w:rPr>
+            <w:noProof/>
+            <w:webHidden/>
+          </w:rPr>
+          <w:tab/>
+        </w:r>
+        <w:r>
+          <w:rPr>
+            <w:noProof/>
+            <w:webHidden/>
+          </w:rPr>
+          <w:fldChar w:fldCharType="begin"/>
+        </w:r>
+        <w:r>
+          <w:rPr>
+            <w:noProof/>
+            <w:webHidden/>
+          </w:rPr>
+          <w:instrText xml:space="preserve"> PAGEREF _Toc242051928 \h </w:instrText>
+        </w:r>
+        <w:r>
+          <w:rPr>
+            <w:noProof/>
+            <w:webHidden/>
+          </w:rPr>
+        </w:r>
+        <w:r>
+          <w:rPr>
+            <w:noProof/>
+            <w:webHidden/>
+          </w:rPr>
+          <w:fldChar w:fldCharType="separate"/>
+        </w:r>
+        <w:r>
+          <w:rPr>
+            <w:noProof/>
+            <w:webHidden/>
+          </w:rPr>
+          <w:t>18</w:t>
+        </w:r>
+        <w:r>
+          <w:rPr>
+            <w:noProof/>
+            <w:webHidden/>
+          </w:rPr>
+          <w:fldChar w:fldCharType="end"/>
+        </w:r>
+      </w:hyperlink>
+    </w:p>
+    <w:p>
+      <w:pPr>
+        <w:ind w:firstLine="0"/>
+      </w:pPr>
+      <w:r>
+        <w:fldChar w:fldCharType="end"/>
+      </w:r>
+    </w:p>
+    <w:p>
+      <w:pPr>
         <w:pStyle w:val="1"/>
         <w:jc w:val="center"/>
       </w:pPr>
-      <w:bookmarkStart w:id="1" w:name="_Toc242034274"/>
+      <w:bookmarkStart w:id="1" w:name="_Toc242051908"/>
       <w:r>
         <w:lastRenderedPageBreak/>
         <w:t>ВВЕДЕНИЕ</w:t>
@@ -1332,13 +2427,13 @@
         <w:pStyle w:val="aff9"/>
       </w:pPr>
       <w:r>
-        <w:t xml:space="preserve">В работе </w:t>
-      </w:r>
-      <w:r>
-        <w:t>рассматривается обработка файлов поставщиков средствами Java NIO. Практическая часть связана с моделью поставщиков, заказов и доставки из личного курса BootcampLabs. Отчёт содержит описание программы и результаты фактической проверки. Исходный код, команды</w:t>
-      </w:r>
-      <w:r>
-        <w:t xml:space="preserve"> запуска и полные протоколы приложены к проекту.</w:t>
+        <w:t xml:space="preserve">В </w:t>
+      </w:r>
+      <w:r>
+        <w:t>практической работе рассмотрена тема «Обработка файлов поставщиков средствами Java NIO». Предметная область объединяет поставщиков, товары, заказы и доставку. Реализован самостоятельный учебный проект, связанный со сценариями личного курса BootcampLabs. От</w:t>
+      </w:r>
+      <w:r>
+        <w:t>чёт описывает выбранные технологии, модель данных, последовательность обработки и результаты фактической проверки.</w:t>
       </w:r>
     </w:p>
     <w:p>
@@ -1346,7 +2441,10 @@
         <w:pStyle w:val="aff9"/>
       </w:pPr>
       <w:r>
-        <w:t>Цель работы — разработать приложение, которое обнаруживает входные файлы, читает данные поставщиков, вычисляет SHA256 и переносит обработанные файлы в отдельный каталог.</w:t>
+        <w:t>Цель работы — разработать приложение, которое обнаруживает входные файлы, читает данные поставщиков, вычисляет SHA256 и переносит обработанны</w:t>
+      </w:r>
+      <w:r>
+        <w:t>е файлы в отдельный каталог.</w:t>
       </w:r>
     </w:p>
     <w:p>
@@ -1354,82 +2452,2898 @@
         <w:pStyle w:val="aff9"/>
       </w:pPr>
       <w:r>
-        <w:t>Результат работы: Реализована последо</w:t>
-      </w:r>
-      <w:r>
-        <w:t>вательность появления файла, обнаружения, чтения, обработки, вычисления SHA256 и перемещения в processed. Событие нового файла подтверждено фактическим протоколом запуска.</w:t>
+        <w:t>Реализована последовательность появления файла, обнаружения, чтения, обработки, вычисления SHA256 и перемещения в processed. Событие нового файла подтверждено фактическим протоколом запуска.</w:t>
       </w:r>
     </w:p>
     <w:p>
       <w:pPr>
+        <w:pStyle w:val="aff9"/>
+      </w:pPr>
+      <w:r>
+        <w:t>Для оценки результата сопоставлены у</w:t>
+      </w:r>
+      <w:r>
+        <w:t>словия задания, исходные файлы и сохранённый протокол выполнения. Положительные сценарии показывают требуемые функции; отрицательные проверки и ограничения поясняют границы результата. Листинги приведены из приложенного проекта, а рисунки относятся к его в</w:t>
+      </w:r>
+      <w:r>
+        <w:t>ыполнению и личному BootcampLabs.</w:t>
+      </w:r>
+    </w:p>
+    <w:p>
+      <w:pPr>
         <w:pStyle w:val="1"/>
       </w:pPr>
-      <w:bookmarkStart w:id="2" w:name="_Toc242034275"/>
+      <w:bookmarkStart w:id="2" w:name="_Toc242051909"/>
       <w:r>
         <w:lastRenderedPageBreak/>
-        <w:t>1 Реализация приложения</w:t>
+        <w:t>1 Требования и теоретические основы</w:t>
       </w:r>
       <w:bookmarkEnd w:id="2"/>
     </w:p>
     <w:p>
       <w:pPr>
-        <w:pStyle w:val="aff9"/>
-      </w:pPr>
-      <w:r>
-        <w:t>В проекте используется Java 21. Три исходных CSV находятся в</w:t>
-      </w:r>
-      <w:r>
-        <w:t xml:space="preserve"> samples. Поля supplierId, supplierName, product, price и quantity разделены точкой с запятой; кодировка UTF8. Для расчётов стоимости используется BigDecimal.</w:t>
-      </w:r>
-    </w:p>
-    <w:p>
-      <w:pPr>
-        <w:pStyle w:val="aff9"/>
-      </w:pPr>
-      <w:r>
-        <w:t xml:space="preserve">SupplierExchange проверяет наличие рабочего каталога через Path и Files, создаёт </w:t>
-      </w:r>
-      <w:r>
-        <w:t>incoming, processed и rejected, выводит имя, размер и время изменения файлов. Поиск входных файлов ограничен расширением csv.</w:t>
-      </w:r>
-    </w:p>
-    <w:p>
-      <w:pPr>
-        <w:pStyle w:val="aff9"/>
-      </w:pPr>
-      <w:r>
-        <w:t>Первый файл читается через FileChannel и ByteBuffer размером 1024 байта, остальные через Files.readAllLines. Записи с нулевым коли</w:t>
-      </w:r>
-      <w:r>
-        <w:t>чеством не увеличивают стоимость доступных товаров. После проверки данных приложение выводит суммы по поставщикам, вычисляет SHA256 и перемещает файл в processed.</w:t>
-      </w:r>
-    </w:p>
-    <w:p>
-      <w:pPr>
-        <w:pStyle w:val="aff9"/>
-      </w:pPr>
-      <w:r>
-        <w:t>WatchService наблюдает за ENTRY_CREATE и ENTRY_MODIFY. Приложение дожидается стабильного разм</w:t>
-      </w:r>
-      <w:r>
-        <w:t>ера файла перед чтением; при переполнении очереди выполняет повторный просмотр каталога. Демонстрационный файл публикуется через переименование временного файла. Совпадение имён обрабатывается добавлением уникального префикса.</w:t>
-      </w:r>
-    </w:p>
-    <w:p>
-      <w:pPr>
-        <w:pStyle w:val="1"/>
-      </w:pPr>
-      <w:bookmarkStart w:id="3" w:name="_Toc242034276"/>
-      <w:r>
-        <w:lastRenderedPageBreak/>
-        <w:t>2 Запуск и проверка</w:t>
+        <w:pStyle w:val="21"/>
+      </w:pPr>
+      <w:bookmarkStart w:id="3" w:name="_Toc242051910"/>
+      <w:r>
+        <w:t>1.1 Соответствие условиям задания</w:t>
       </w:r>
       <w:bookmarkEnd w:id="3"/>
     </w:p>
     <w:p>
       <w:pPr>
         <w:pStyle w:val="aff9"/>
-        <w:spacing w:before="120" w:after="240" w:line="240" w:lineRule="auto"/>
+      </w:pPr>
+      <w:r>
+        <w:t xml:space="preserve">За основу приняты текущие условия практики. Таблица связывает каждый обязательный пункт с реализацией и наблюдаемым результатом. Нумерация </w:t>
+      </w:r>
+      <w:r>
+        <w:t>пунктов соответствует порядку требований в приложенном файле задания.</w:t>
+      </w:r>
+    </w:p>
+    <w:p>
+      <w:pPr>
+        <w:pStyle w:val="affc"/>
+        <w:keepNext/>
+      </w:pPr>
+      <w:r>
+        <w:t>Таблица 1 — Выполнение требований</w:t>
+      </w:r>
+    </w:p>
+    <w:tbl>
+      <w:tblPr>
+        <w:tblW w:w="0" w:type="auto"/>
+        <w:jc w:val="center"/>
+        <w:tblLayout w:type="fixed"/>
+        <w:tblLook w:val="04A0" w:firstRow="1" w:lastRow="0" w:firstColumn="1" w:lastColumn="0" w:noHBand="0" w:noVBand="1"/>
+      </w:tblPr>
+      <w:tblGrid>
+        <w:gridCol w:w="624"/>
+        <w:gridCol w:w="2665"/>
+        <w:gridCol w:w="3005"/>
+        <w:gridCol w:w="3061"/>
+      </w:tblGrid>
+      <w:tr>
+        <w:trPr>
+          <w:cantSplit/>
+          <w:tblHeader/>
+          <w:jc w:val="center"/>
+        </w:trPr>
+        <w:tc>
+          <w:tcPr>
+            <w:tcW w:w="624" w:type="dxa"/>
+            <w:tcBorders>
+              <w:top w:val="single" w:sz="4" w:space="0" w:color="D9D9D9"/>
+              <w:left w:val="single" w:sz="4" w:space="0" w:color="D9D9D9"/>
+              <w:bottom w:val="single" w:sz="4" w:space="0" w:color="D9D9D9"/>
+              <w:right w:val="single" w:sz="4" w:space="0" w:color="D9D9D9"/>
+            </w:tcBorders>
+            <w:shd w:val="clear" w:color="auto" w:fill="EEEEEE"/>
+            <w:tcMar>
+              <w:top w:w="70" w:type="dxa"/>
+              <w:left w:w="90" w:type="dxa"/>
+              <w:bottom w:w="70" w:type="dxa"/>
+              <w:right w:w="90" w:type="dxa"/>
+            </w:tcMar>
+            <w:vAlign w:val="center"/>
+          </w:tcPr>
+          <w:p>
+            <w:pPr>
+              <w:spacing w:before="40" w:after="40" w:line="264" w:lineRule="auto"/>
+              <w:ind w:firstLine="0"/>
+              <w:jc w:val="left"/>
+            </w:pPr>
+            <w:r>
+              <w:rPr>
+                <w:b/>
+                <w:sz w:val="24"/>
+              </w:rPr>
+              <w:t>№</w:t>
+            </w:r>
+          </w:p>
+        </w:tc>
+        <w:tc>
+          <w:tcPr>
+            <w:tcW w:w="2665" w:type="dxa"/>
+            <w:tcBorders>
+              <w:top w:val="single" w:sz="4" w:space="0" w:color="D9D9D9"/>
+              <w:left w:val="single" w:sz="4" w:space="0" w:color="D9D9D9"/>
+              <w:bottom w:val="single" w:sz="4" w:space="0" w:color="D9D9D9"/>
+              <w:right w:val="single" w:sz="4" w:space="0" w:color="D9D9D9"/>
+            </w:tcBorders>
+            <w:shd w:val="clear" w:color="auto" w:fill="EEEEEE"/>
+            <w:tcMar>
+              <w:top w:w="70" w:type="dxa"/>
+              <w:left w:w="90" w:type="dxa"/>
+              <w:bottom w:w="70" w:type="dxa"/>
+              <w:right w:w="90" w:type="dxa"/>
+            </w:tcMar>
+            <w:vAlign w:val="center"/>
+          </w:tcPr>
+          <w:p>
+            <w:pPr>
+              <w:spacing w:before="40" w:after="40" w:line="264" w:lineRule="auto"/>
+              <w:ind w:firstLine="0"/>
+              <w:jc w:val="left"/>
+            </w:pPr>
+            <w:r>
+              <w:rPr>
+                <w:b/>
+                <w:sz w:val="24"/>
+              </w:rPr>
+              <w:t>Требование</w:t>
+            </w:r>
+          </w:p>
+        </w:tc>
+        <w:tc>
+          <w:tcPr>
+            <w:tcW w:w="3005" w:type="dxa"/>
+            <w:tcBorders>
+              <w:top w:val="single" w:sz="4" w:space="0" w:color="D9D9D9"/>
+              <w:left w:val="single" w:sz="4" w:space="0" w:color="D9D9D9"/>
+              <w:bottom w:val="single" w:sz="4" w:space="0" w:color="D9D9D9"/>
+              <w:right w:val="single" w:sz="4" w:space="0" w:color="D9D9D9"/>
+            </w:tcBorders>
+            <w:shd w:val="clear" w:color="auto" w:fill="EEEEEE"/>
+            <w:tcMar>
+              <w:top w:w="70" w:type="dxa"/>
+              <w:left w:w="90" w:type="dxa"/>
+              <w:bottom w:w="70" w:type="dxa"/>
+              <w:right w:w="90" w:type="dxa"/>
+            </w:tcMar>
+            <w:vAlign w:val="center"/>
+          </w:tcPr>
+          <w:p>
+            <w:pPr>
+              <w:spacing w:before="40" w:after="40" w:line="264" w:lineRule="auto"/>
+              <w:ind w:firstLine="0"/>
+              <w:jc w:val="left"/>
+            </w:pPr>
+            <w:r>
+              <w:rPr>
+                <w:b/>
+                <w:sz w:val="24"/>
+              </w:rPr>
+              <w:t>Реализация</w:t>
+            </w:r>
+          </w:p>
+        </w:tc>
+        <w:tc>
+          <w:tcPr>
+            <w:tcW w:w="3061" w:type="dxa"/>
+            <w:tcBorders>
+              <w:top w:val="single" w:sz="4" w:space="0" w:color="D9D9D9"/>
+              <w:left w:val="single" w:sz="4" w:space="0" w:color="D9D9D9"/>
+              <w:bottom w:val="single" w:sz="4" w:space="0" w:color="D9D9D9"/>
+              <w:right w:val="single" w:sz="4" w:space="0" w:color="D9D9D9"/>
+            </w:tcBorders>
+            <w:shd w:val="clear" w:color="auto" w:fill="EEEEEE"/>
+            <w:tcMar>
+              <w:top w:w="70" w:type="dxa"/>
+              <w:left w:w="90" w:type="dxa"/>
+              <w:bottom w:w="70" w:type="dxa"/>
+              <w:right w:w="90" w:type="dxa"/>
+            </w:tcMar>
+            <w:vAlign w:val="center"/>
+          </w:tcPr>
+          <w:p>
+            <w:pPr>
+              <w:spacing w:before="40" w:after="40" w:line="264" w:lineRule="auto"/>
+              <w:ind w:firstLine="0"/>
+              <w:jc w:val="left"/>
+            </w:pPr>
+            <w:r>
+              <w:rPr>
+                <w:b/>
+                <w:sz w:val="24"/>
+              </w:rPr>
+              <w:t>Подтверждение</w:t>
+            </w:r>
+          </w:p>
+        </w:tc>
+      </w:tr>
+      <w:tr>
+        <w:trPr>
+          <w:cantSplit/>
+          <w:jc w:val="center"/>
+        </w:trPr>
+        <w:tc>
+          <w:tcPr>
+            <w:tcW w:w="624" w:type="dxa"/>
+            <w:tcBorders>
+              <w:top w:val="single" w:sz="4" w:space="0" w:color="D9D9D9"/>
+              <w:left w:val="single" w:sz="4" w:space="0" w:color="D9D9D9"/>
+              <w:bottom w:val="single" w:sz="4" w:space="0" w:color="D9D9D9"/>
+              <w:right w:val="single" w:sz="4" w:space="0" w:color="D9D9D9"/>
+            </w:tcBorders>
+            <w:tcMar>
+              <w:top w:w="70" w:type="dxa"/>
+              <w:left w:w="90" w:type="dxa"/>
+              <w:bottom w:w="70" w:type="dxa"/>
+              <w:right w:w="90" w:type="dxa"/>
+            </w:tcMar>
+            <w:vAlign w:val="center"/>
+          </w:tcPr>
+          <w:p>
+            <w:pPr>
+              <w:spacing w:before="40" w:after="40" w:line="264" w:lineRule="auto"/>
+              <w:ind w:firstLine="0"/>
+              <w:jc w:val="left"/>
+            </w:pPr>
+            <w:r>
+              <w:rPr>
+                <w:sz w:val="24"/>
+              </w:rPr>
+              <w:t>1</w:t>
+            </w:r>
+          </w:p>
+        </w:tc>
+        <w:tc>
+          <w:tcPr>
+            <w:tcW w:w="2665" w:type="dxa"/>
+            <w:tcBorders>
+              <w:top w:val="single" w:sz="4" w:space="0" w:color="D9D9D9"/>
+              <w:left w:val="single" w:sz="4" w:space="0" w:color="D9D9D9"/>
+              <w:bottom w:val="single" w:sz="4" w:space="0" w:color="D9D9D9"/>
+              <w:right w:val="single" w:sz="4" w:space="0" w:color="D9D9D9"/>
+            </w:tcBorders>
+            <w:tcMar>
+              <w:top w:w="70" w:type="dxa"/>
+              <w:left w:w="90" w:type="dxa"/>
+              <w:bottom w:w="70" w:type="dxa"/>
+              <w:right w:w="90" w:type="dxa"/>
+            </w:tcMar>
+            <w:vAlign w:val="center"/>
+          </w:tcPr>
+          <w:p>
+            <w:pPr>
+              <w:spacing w:before="40" w:after="40" w:line="264" w:lineRule="auto"/>
+              <w:ind w:firstLine="0"/>
+              <w:jc w:val="left"/>
+            </w:pPr>
+            <w:r>
+              <w:rPr>
+                <w:sz w:val="24"/>
+              </w:rPr>
+              <w:t>Каталоги и метаданные</w:t>
+            </w:r>
+          </w:p>
+        </w:tc>
+        <w:tc>
+          <w:tcPr>
+            <w:tcW w:w="3005" w:type="dxa"/>
+            <w:tcBorders>
+              <w:top w:val="single" w:sz="4" w:space="0" w:color="D9D9D9"/>
+              <w:left w:val="single" w:sz="4" w:space="0" w:color="D9D9D9"/>
+              <w:bottom w:val="single" w:sz="4" w:space="0" w:color="D9D9D9"/>
+              <w:right w:val="single" w:sz="4" w:space="0" w:color="D9D9D9"/>
+            </w:tcBorders>
+            <w:tcMar>
+              <w:top w:w="70" w:type="dxa"/>
+              <w:left w:w="90" w:type="dxa"/>
+              <w:bottom w:w="70" w:type="dxa"/>
+              <w:right w:w="90" w:type="dxa"/>
+            </w:tcMar>
+            <w:vAlign w:val="center"/>
+          </w:tcPr>
+          <w:p>
+            <w:pPr>
+              <w:spacing w:before="40" w:after="40" w:line="264" w:lineRule="auto"/>
+              <w:ind w:firstLine="0"/>
+              <w:jc w:val="left"/>
+            </w:pPr>
+            <w:r>
+              <w:rPr>
+                <w:sz w:val="24"/>
+              </w:rPr>
+              <w:t>constructor, inspect</w:t>
+            </w:r>
+          </w:p>
+        </w:tc>
+        <w:tc>
+          <w:tcPr>
+            <w:tcW w:w="3061" w:type="dxa"/>
+            <w:tcBorders>
+              <w:top w:val="single" w:sz="4" w:space="0" w:color="D9D9D9"/>
+              <w:left w:val="single" w:sz="4" w:space="0" w:color="D9D9D9"/>
+              <w:bottom w:val="single" w:sz="4" w:space="0" w:color="D9D9D9"/>
+              <w:right w:val="single" w:sz="4" w:space="0" w:color="D9D9D9"/>
+            </w:tcBorders>
+            <w:tcMar>
+              <w:top w:w="70" w:type="dxa"/>
+              <w:left w:w="90" w:type="dxa"/>
+              <w:bottom w:w="70" w:type="dxa"/>
+              <w:right w:w="90" w:type="dxa"/>
+            </w:tcMar>
+            <w:vAlign w:val="center"/>
+          </w:tcPr>
+          <w:p>
+            <w:pPr>
+              <w:spacing w:before="40" w:after="40" w:line="264" w:lineRule="auto"/>
+              <w:ind w:firstLine="0"/>
+              <w:jc w:val="left"/>
+            </w:pPr>
+            <w:r>
+              <w:rPr>
+                <w:sz w:val="24"/>
+              </w:rPr>
+              <w:t>run.log; рис. 1</w:t>
+            </w:r>
+          </w:p>
+        </w:tc>
+      </w:tr>
+      <w:tr>
+        <w:trPr>
+          <w:cantSplit/>
+          <w:jc w:val="center"/>
+        </w:trPr>
+        <w:tc>
+          <w:tcPr>
+            <w:tcW w:w="624" w:type="dxa"/>
+            <w:tcBorders>
+              <w:top w:val="single" w:sz="4" w:space="0" w:color="D9D9D9"/>
+              <w:left w:val="single" w:sz="4" w:space="0" w:color="D9D9D9"/>
+              <w:bottom w:val="single" w:sz="4" w:space="0" w:color="D9D9D9"/>
+              <w:right w:val="single" w:sz="4" w:space="0" w:color="D9D9D9"/>
+            </w:tcBorders>
+            <w:tcMar>
+              <w:top w:w="70" w:type="dxa"/>
+              <w:left w:w="90" w:type="dxa"/>
+              <w:bottom w:w="70" w:type="dxa"/>
+              <w:right w:w="90" w:type="dxa"/>
+            </w:tcMar>
+            <w:vAlign w:val="center"/>
+          </w:tcPr>
+          <w:p>
+            <w:pPr>
+              <w:spacing w:before="40" w:after="40" w:line="264" w:lineRule="auto"/>
+              <w:ind w:firstLine="0"/>
+              <w:jc w:val="left"/>
+            </w:pPr>
+            <w:r>
+              <w:rPr>
+                <w:sz w:val="24"/>
+              </w:rPr>
+              <w:t>2</w:t>
+            </w:r>
+          </w:p>
+        </w:tc>
+        <w:tc>
+          <w:tcPr>
+            <w:tcW w:w="2665" w:type="dxa"/>
+            <w:tcBorders>
+              <w:top w:val="single" w:sz="4" w:space="0" w:color="D9D9D9"/>
+              <w:left w:val="single" w:sz="4" w:space="0" w:color="D9D9D9"/>
+              <w:bottom w:val="single" w:sz="4" w:space="0" w:color="D9D9D9"/>
+              <w:right w:val="single" w:sz="4" w:space="0" w:color="D9D9D9"/>
+            </w:tcBorders>
+            <w:tcMar>
+              <w:top w:w="70" w:type="dxa"/>
+              <w:left w:w="90" w:type="dxa"/>
+              <w:bottom w:w="70" w:type="dxa"/>
+              <w:right w:w="90" w:type="dxa"/>
+            </w:tcMar>
+            <w:vAlign w:val="center"/>
+          </w:tcPr>
+          <w:p>
+            <w:pPr>
+              <w:spacing w:before="40" w:after="40" w:line="264" w:lineRule="auto"/>
+              <w:ind w:firstLine="0"/>
+              <w:jc w:val="left"/>
+            </w:pPr>
+            <w:r>
+              <w:rPr>
+                <w:sz w:val="24"/>
+              </w:rPr>
+              <w:t>Поиск по расширению</w:t>
+            </w:r>
+          </w:p>
+        </w:tc>
+        <w:tc>
+          <w:tcPr>
+            <w:tcW w:w="3005" w:type="dxa"/>
+            <w:tcBorders>
+              <w:top w:val="single" w:sz="4" w:space="0" w:color="D9D9D9"/>
+              <w:left w:val="single" w:sz="4" w:space="0" w:color="D9D9D9"/>
+              <w:bottom w:val="single" w:sz="4" w:space="0" w:color="D9D9D9"/>
+              <w:right w:val="single" w:sz="4" w:space="0" w:color="D9D9D9"/>
+            </w:tcBorders>
+            <w:tcMar>
+              <w:top w:w="70" w:type="dxa"/>
+              <w:left w:w="90" w:type="dxa"/>
+              <w:bottom w:w="70" w:type="dxa"/>
+              <w:right w:w="90" w:type="dxa"/>
+            </w:tcMar>
+            <w:vAlign w:val="center"/>
+          </w:tcPr>
+          <w:p>
+            <w:pPr>
+              <w:spacing w:before="40" w:after="40" w:line="264" w:lineRule="auto"/>
+              <w:ind w:firstLine="0"/>
+              <w:jc w:val="left"/>
+            </w:pPr>
+            <w:r>
+              <w:rPr>
+                <w:sz w:val="24"/>
+              </w:rPr>
+              <w:t>csv, scan</w:t>
+            </w:r>
+          </w:p>
+        </w:tc>
+        <w:tc>
+          <w:tcPr>
+            <w:tcW w:w="3061" w:type="dxa"/>
+            <w:tcBorders>
+              <w:top w:val="single" w:sz="4" w:space="0" w:color="D9D9D9"/>
+              <w:left w:val="single" w:sz="4" w:space="0" w:color="D9D9D9"/>
+              <w:bottom w:val="single" w:sz="4" w:space="0" w:color="D9D9D9"/>
+              <w:right w:val="single" w:sz="4" w:space="0" w:color="D9D9D9"/>
+            </w:tcBorders>
+            <w:tcMar>
+              <w:top w:w="70" w:type="dxa"/>
+              <w:left w:w="90" w:type="dxa"/>
+              <w:bottom w:w="70" w:type="dxa"/>
+              <w:right w:w="90" w:type="dxa"/>
+            </w:tcMar>
+            <w:vAlign w:val="center"/>
+          </w:tcPr>
+          <w:p>
+            <w:pPr>
+              <w:spacing w:before="40" w:after="40" w:line="264" w:lineRule="auto"/>
+              <w:ind w:firstLine="0"/>
+              <w:jc w:val="left"/>
+            </w:pPr>
+            <w:r>
+              <w:rPr>
+                <w:sz w:val="24"/>
+              </w:rPr>
+              <w:t xml:space="preserve">Отбор .csv; </w:t>
+            </w:r>
+            <w:r>
+              <w:rPr>
+                <w:sz w:val="24"/>
+              </w:rPr>
+              <w:t>рис. 1</w:t>
+            </w:r>
+          </w:p>
+        </w:tc>
+      </w:tr>
+      <w:tr>
+        <w:trPr>
+          <w:cantSplit/>
+          <w:jc w:val="center"/>
+        </w:trPr>
+        <w:tc>
+          <w:tcPr>
+            <w:tcW w:w="624" w:type="dxa"/>
+            <w:tcBorders>
+              <w:top w:val="single" w:sz="4" w:space="0" w:color="D9D9D9"/>
+              <w:left w:val="single" w:sz="4" w:space="0" w:color="D9D9D9"/>
+              <w:bottom w:val="single" w:sz="4" w:space="0" w:color="D9D9D9"/>
+              <w:right w:val="single" w:sz="4" w:space="0" w:color="D9D9D9"/>
+            </w:tcBorders>
+            <w:tcMar>
+              <w:top w:w="70" w:type="dxa"/>
+              <w:left w:w="90" w:type="dxa"/>
+              <w:bottom w:w="70" w:type="dxa"/>
+              <w:right w:w="90" w:type="dxa"/>
+            </w:tcMar>
+            <w:vAlign w:val="center"/>
+          </w:tcPr>
+          <w:p>
+            <w:pPr>
+              <w:spacing w:before="40" w:after="40" w:line="264" w:lineRule="auto"/>
+              <w:ind w:firstLine="0"/>
+              <w:jc w:val="left"/>
+            </w:pPr>
+            <w:r>
+              <w:rPr>
+                <w:sz w:val="24"/>
+              </w:rPr>
+              <w:t>3</w:t>
+            </w:r>
+          </w:p>
+        </w:tc>
+        <w:tc>
+          <w:tcPr>
+            <w:tcW w:w="2665" w:type="dxa"/>
+            <w:tcBorders>
+              <w:top w:val="single" w:sz="4" w:space="0" w:color="D9D9D9"/>
+              <w:left w:val="single" w:sz="4" w:space="0" w:color="D9D9D9"/>
+              <w:bottom w:val="single" w:sz="4" w:space="0" w:color="D9D9D9"/>
+              <w:right w:val="single" w:sz="4" w:space="0" w:color="D9D9D9"/>
+            </w:tcBorders>
+            <w:tcMar>
+              <w:top w:w="70" w:type="dxa"/>
+              <w:left w:w="90" w:type="dxa"/>
+              <w:bottom w:w="70" w:type="dxa"/>
+              <w:right w:w="90" w:type="dxa"/>
+            </w:tcMar>
+            <w:vAlign w:val="center"/>
+          </w:tcPr>
+          <w:p>
+            <w:pPr>
+              <w:spacing w:before="40" w:after="40" w:line="264" w:lineRule="auto"/>
+              <w:ind w:firstLine="0"/>
+              <w:jc w:val="left"/>
+            </w:pPr>
+            <w:r>
+              <w:rPr>
+                <w:sz w:val="24"/>
+              </w:rPr>
+              <w:t>Чтение и обработка NIO</w:t>
+            </w:r>
+          </w:p>
+        </w:tc>
+        <w:tc>
+          <w:tcPr>
+            <w:tcW w:w="3005" w:type="dxa"/>
+            <w:tcBorders>
+              <w:top w:val="single" w:sz="4" w:space="0" w:color="D9D9D9"/>
+              <w:left w:val="single" w:sz="4" w:space="0" w:color="D9D9D9"/>
+              <w:bottom w:val="single" w:sz="4" w:space="0" w:color="D9D9D9"/>
+              <w:right w:val="single" w:sz="4" w:space="0" w:color="D9D9D9"/>
+            </w:tcBorders>
+            <w:tcMar>
+              <w:top w:w="70" w:type="dxa"/>
+              <w:left w:w="90" w:type="dxa"/>
+              <w:bottom w:w="70" w:type="dxa"/>
+              <w:right w:w="90" w:type="dxa"/>
+            </w:tcMar>
+            <w:vAlign w:val="center"/>
+          </w:tcPr>
+          <w:p>
+            <w:pPr>
+              <w:spacing w:before="40" w:after="40" w:line="264" w:lineRule="auto"/>
+              <w:ind w:firstLine="0"/>
+              <w:jc w:val="left"/>
+            </w:pPr>
+            <w:r>
+              <w:rPr>
+                <w:sz w:val="24"/>
+              </w:rPr>
+              <w:t>process, readChannel</w:t>
+            </w:r>
+          </w:p>
+        </w:tc>
+        <w:tc>
+          <w:tcPr>
+            <w:tcW w:w="3061" w:type="dxa"/>
+            <w:tcBorders>
+              <w:top w:val="single" w:sz="4" w:space="0" w:color="D9D9D9"/>
+              <w:left w:val="single" w:sz="4" w:space="0" w:color="D9D9D9"/>
+              <w:bottom w:val="single" w:sz="4" w:space="0" w:color="D9D9D9"/>
+              <w:right w:val="single" w:sz="4" w:space="0" w:color="D9D9D9"/>
+            </w:tcBorders>
+            <w:tcMar>
+              <w:top w:w="70" w:type="dxa"/>
+              <w:left w:w="90" w:type="dxa"/>
+              <w:bottom w:w="70" w:type="dxa"/>
+              <w:right w:w="90" w:type="dxa"/>
+            </w:tcMar>
+            <w:vAlign w:val="center"/>
+          </w:tcPr>
+          <w:p>
+            <w:pPr>
+              <w:spacing w:before="40" w:after="40" w:line="264" w:lineRule="auto"/>
+              <w:ind w:firstLine="0"/>
+              <w:jc w:val="left"/>
+            </w:pPr>
+            <w:r>
+              <w:rPr>
+                <w:sz w:val="24"/>
+              </w:rPr>
+              <w:t>Три итога; рис. 1</w:t>
+            </w:r>
+          </w:p>
+        </w:tc>
+      </w:tr>
+      <w:tr>
+        <w:trPr>
+          <w:cantSplit/>
+          <w:jc w:val="center"/>
+        </w:trPr>
+        <w:tc>
+          <w:tcPr>
+            <w:tcW w:w="624" w:type="dxa"/>
+            <w:tcBorders>
+              <w:top w:val="single" w:sz="4" w:space="0" w:color="D9D9D9"/>
+              <w:left w:val="single" w:sz="4" w:space="0" w:color="D9D9D9"/>
+              <w:bottom w:val="single" w:sz="4" w:space="0" w:color="D9D9D9"/>
+              <w:right w:val="single" w:sz="4" w:space="0" w:color="D9D9D9"/>
+            </w:tcBorders>
+            <w:tcMar>
+              <w:top w:w="70" w:type="dxa"/>
+              <w:left w:w="90" w:type="dxa"/>
+              <w:bottom w:w="70" w:type="dxa"/>
+              <w:right w:w="90" w:type="dxa"/>
+            </w:tcMar>
+            <w:vAlign w:val="center"/>
+          </w:tcPr>
+          <w:p>
+            <w:pPr>
+              <w:spacing w:before="40" w:after="40" w:line="264" w:lineRule="auto"/>
+              <w:ind w:firstLine="0"/>
+              <w:jc w:val="left"/>
+            </w:pPr>
+            <w:r>
+              <w:rPr>
+                <w:sz w:val="24"/>
+              </w:rPr>
+              <w:t>4</w:t>
+            </w:r>
+          </w:p>
+        </w:tc>
+        <w:tc>
+          <w:tcPr>
+            <w:tcW w:w="2665" w:type="dxa"/>
+            <w:tcBorders>
+              <w:top w:val="single" w:sz="4" w:space="0" w:color="D9D9D9"/>
+              <w:left w:val="single" w:sz="4" w:space="0" w:color="D9D9D9"/>
+              <w:bottom w:val="single" w:sz="4" w:space="0" w:color="D9D9D9"/>
+              <w:right w:val="single" w:sz="4" w:space="0" w:color="D9D9D9"/>
+            </w:tcBorders>
+            <w:tcMar>
+              <w:top w:w="70" w:type="dxa"/>
+              <w:left w:w="90" w:type="dxa"/>
+              <w:bottom w:w="70" w:type="dxa"/>
+              <w:right w:w="90" w:type="dxa"/>
+            </w:tcMar>
+            <w:vAlign w:val="center"/>
+          </w:tcPr>
+          <w:p>
+            <w:pPr>
+              <w:spacing w:before="40" w:after="40" w:line="264" w:lineRule="auto"/>
+              <w:ind w:firstLine="0"/>
+              <w:jc w:val="left"/>
+            </w:pPr>
+            <w:r>
+              <w:rPr>
+                <w:sz w:val="24"/>
+              </w:rPr>
+              <w:t>Перенос в processed</w:t>
+            </w:r>
+          </w:p>
+        </w:tc>
+        <w:tc>
+          <w:tcPr>
+            <w:tcW w:w="3005" w:type="dxa"/>
+            <w:tcBorders>
+              <w:top w:val="single" w:sz="4" w:space="0" w:color="D9D9D9"/>
+              <w:left w:val="single" w:sz="4" w:space="0" w:color="D9D9D9"/>
+              <w:bottom w:val="single" w:sz="4" w:space="0" w:color="D9D9D9"/>
+              <w:right w:val="single" w:sz="4" w:space="0" w:color="D9D9D9"/>
+            </w:tcBorders>
+            <w:tcMar>
+              <w:top w:w="70" w:type="dxa"/>
+              <w:left w:w="90" w:type="dxa"/>
+              <w:bottom w:w="70" w:type="dxa"/>
+              <w:right w:w="90" w:type="dxa"/>
+            </w:tcMar>
+            <w:vAlign w:val="center"/>
+          </w:tcPr>
+          <w:p>
+            <w:pPr>
+              <w:spacing w:before="40" w:after="40" w:line="264" w:lineRule="auto"/>
+              <w:ind w:firstLine="0"/>
+              <w:jc w:val="left"/>
+            </w:pPr>
+            <w:r>
+              <w:rPr>
+                <w:sz w:val="24"/>
+              </w:rPr>
+              <w:t>Files.move, unique</w:t>
+            </w:r>
+          </w:p>
+        </w:tc>
+        <w:tc>
+          <w:tcPr>
+            <w:tcW w:w="3061" w:type="dxa"/>
+            <w:tcBorders>
+              <w:top w:val="single" w:sz="4" w:space="0" w:color="D9D9D9"/>
+              <w:left w:val="single" w:sz="4" w:space="0" w:color="D9D9D9"/>
+              <w:bottom w:val="single" w:sz="4" w:space="0" w:color="D9D9D9"/>
+              <w:right w:val="single" w:sz="4" w:space="0" w:color="D9D9D9"/>
+            </w:tcBorders>
+            <w:tcMar>
+              <w:top w:w="70" w:type="dxa"/>
+              <w:left w:w="90" w:type="dxa"/>
+              <w:bottom w:w="70" w:type="dxa"/>
+              <w:right w:w="90" w:type="dxa"/>
+            </w:tcMar>
+            <w:vAlign w:val="center"/>
+          </w:tcPr>
+          <w:p>
+            <w:pPr>
+              <w:spacing w:before="40" w:after="40" w:line="264" w:lineRule="auto"/>
+              <w:ind w:firstLine="0"/>
+              <w:jc w:val="left"/>
+            </w:pPr>
+            <w:r>
+              <w:rPr>
+                <w:sz w:val="24"/>
+              </w:rPr>
+              <w:t>Status: processed; рис. 1</w:t>
+            </w:r>
+          </w:p>
+        </w:tc>
+      </w:tr>
+      <w:tr>
+        <w:trPr>
+          <w:cantSplit/>
+          <w:jc w:val="center"/>
+        </w:trPr>
+        <w:tc>
+          <w:tcPr>
+            <w:tcW w:w="624" w:type="dxa"/>
+            <w:tcBorders>
+              <w:top w:val="single" w:sz="4" w:space="0" w:color="D9D9D9"/>
+              <w:left w:val="single" w:sz="4" w:space="0" w:color="D9D9D9"/>
+              <w:bottom w:val="single" w:sz="4" w:space="0" w:color="D9D9D9"/>
+              <w:right w:val="single" w:sz="4" w:space="0" w:color="D9D9D9"/>
+            </w:tcBorders>
+            <w:tcMar>
+              <w:top w:w="70" w:type="dxa"/>
+              <w:left w:w="90" w:type="dxa"/>
+              <w:bottom w:w="70" w:type="dxa"/>
+              <w:right w:w="90" w:type="dxa"/>
+            </w:tcMar>
+            <w:vAlign w:val="center"/>
+          </w:tcPr>
+          <w:p>
+            <w:pPr>
+              <w:spacing w:before="40" w:after="40" w:line="264" w:lineRule="auto"/>
+              <w:ind w:firstLine="0"/>
+              <w:jc w:val="left"/>
+            </w:pPr>
+            <w:r>
+              <w:rPr>
+                <w:sz w:val="24"/>
+              </w:rPr>
+              <w:t>5</w:t>
+            </w:r>
+          </w:p>
+        </w:tc>
+        <w:tc>
+          <w:tcPr>
+            <w:tcW w:w="2665" w:type="dxa"/>
+            <w:tcBorders>
+              <w:top w:val="single" w:sz="4" w:space="0" w:color="D9D9D9"/>
+              <w:left w:val="single" w:sz="4" w:space="0" w:color="D9D9D9"/>
+              <w:bottom w:val="single" w:sz="4" w:space="0" w:color="D9D9D9"/>
+              <w:right w:val="single" w:sz="4" w:space="0" w:color="D9D9D9"/>
+            </w:tcBorders>
+            <w:tcMar>
+              <w:top w:w="70" w:type="dxa"/>
+              <w:left w:w="90" w:type="dxa"/>
+              <w:bottom w:w="70" w:type="dxa"/>
+              <w:right w:w="90" w:type="dxa"/>
+            </w:tcMar>
+            <w:vAlign w:val="center"/>
+          </w:tcPr>
+          <w:p>
+            <w:pPr>
+              <w:spacing w:before="40" w:after="40" w:line="264" w:lineRule="auto"/>
+              <w:ind w:firstLine="0"/>
+              <w:jc w:val="left"/>
+            </w:pPr>
+            <w:r>
+              <w:rPr>
+                <w:sz w:val="24"/>
+              </w:rPr>
+              <w:t>FileChannel и ByteBuffer</w:t>
+            </w:r>
+          </w:p>
+        </w:tc>
+        <w:tc>
+          <w:tcPr>
+            <w:tcW w:w="3005" w:type="dxa"/>
+            <w:tcBorders>
+              <w:top w:val="single" w:sz="4" w:space="0" w:color="D9D9D9"/>
+              <w:left w:val="single" w:sz="4" w:space="0" w:color="D9D9D9"/>
+              <w:bottom w:val="single" w:sz="4" w:space="0" w:color="D9D9D9"/>
+              <w:right w:val="single" w:sz="4" w:space="0" w:color="D9D9D9"/>
+            </w:tcBorders>
+            <w:tcMar>
+              <w:top w:w="70" w:type="dxa"/>
+              <w:left w:w="90" w:type="dxa"/>
+              <w:bottom w:w="70" w:type="dxa"/>
+              <w:right w:w="90" w:type="dxa"/>
+            </w:tcMar>
+            <w:vAlign w:val="center"/>
+          </w:tcPr>
+          <w:p>
+            <w:pPr>
+              <w:spacing w:before="40" w:after="40" w:line="264" w:lineRule="auto"/>
+              <w:ind w:firstLine="0"/>
+              <w:jc w:val="left"/>
+            </w:pPr>
+            <w:r>
+              <w:rPr>
+                <w:sz w:val="24"/>
+              </w:rPr>
+              <w:t>readChannel</w:t>
+            </w:r>
+          </w:p>
+        </w:tc>
+        <w:tc>
+          <w:tcPr>
+            <w:tcW w:w="3061" w:type="dxa"/>
+            <w:tcBorders>
+              <w:top w:val="single" w:sz="4" w:space="0" w:color="D9D9D9"/>
+              <w:left w:val="single" w:sz="4" w:space="0" w:color="D9D9D9"/>
+              <w:bottom w:val="single" w:sz="4" w:space="0" w:color="D9D9D9"/>
+              <w:right w:val="single" w:sz="4" w:space="0" w:color="D9D9D9"/>
+            </w:tcBorders>
+            <w:tcMar>
+              <w:top w:w="70" w:type="dxa"/>
+              <w:left w:w="90" w:type="dxa"/>
+              <w:bottom w:w="70" w:type="dxa"/>
+              <w:right w:w="90" w:type="dxa"/>
+            </w:tcMar>
+            <w:vAlign w:val="center"/>
+          </w:tcPr>
+          <w:p>
+            <w:pPr>
+              <w:spacing w:before="40" w:after="40" w:line="264" w:lineRule="auto"/>
+              <w:ind w:firstLine="0"/>
+              <w:jc w:val="left"/>
+            </w:pPr>
+            <w:r>
+              <w:rPr>
+                <w:sz w:val="24"/>
+              </w:rPr>
+              <w:t>Reader: FileChannel; рис. 1</w:t>
+            </w:r>
+          </w:p>
+        </w:tc>
+      </w:tr>
+      <w:tr>
+        <w:trPr>
+          <w:cantSplit/>
+          <w:jc w:val="center"/>
+        </w:trPr>
+        <w:tc>
+          <w:tcPr>
+            <w:tcW w:w="624" w:type="dxa"/>
+            <w:tcBorders>
+              <w:top w:val="single" w:sz="4" w:space="0" w:color="D9D9D9"/>
+              <w:left w:val="single" w:sz="4" w:space="0" w:color="D9D9D9"/>
+              <w:bottom w:val="single" w:sz="4" w:space="0" w:color="D9D9D9"/>
+              <w:right w:val="single" w:sz="4" w:space="0" w:color="D9D9D9"/>
+            </w:tcBorders>
+            <w:tcMar>
+              <w:top w:w="70" w:type="dxa"/>
+              <w:left w:w="90" w:type="dxa"/>
+              <w:bottom w:w="70" w:type="dxa"/>
+              <w:right w:w="90" w:type="dxa"/>
+            </w:tcMar>
+            <w:vAlign w:val="center"/>
+          </w:tcPr>
+          <w:p>
+            <w:pPr>
+              <w:spacing w:before="40" w:after="40" w:line="264" w:lineRule="auto"/>
+              <w:ind w:firstLine="0"/>
+              <w:jc w:val="left"/>
+            </w:pPr>
+            <w:r>
+              <w:rPr>
+                <w:sz w:val="24"/>
+              </w:rPr>
+              <w:t>6</w:t>
+            </w:r>
+          </w:p>
+        </w:tc>
+        <w:tc>
+          <w:tcPr>
+            <w:tcW w:w="2665" w:type="dxa"/>
+            <w:tcBorders>
+              <w:top w:val="single" w:sz="4" w:space="0" w:color="D9D9D9"/>
+              <w:left w:val="single" w:sz="4" w:space="0" w:color="D9D9D9"/>
+              <w:bottom w:val="single" w:sz="4" w:space="0" w:color="D9D9D9"/>
+              <w:right w:val="single" w:sz="4" w:space="0" w:color="D9D9D9"/>
+            </w:tcBorders>
+            <w:tcMar>
+              <w:top w:w="70" w:type="dxa"/>
+              <w:left w:w="90" w:type="dxa"/>
+              <w:bottom w:w="70" w:type="dxa"/>
+              <w:right w:w="90" w:type="dxa"/>
+            </w:tcMar>
+            <w:vAlign w:val="center"/>
+          </w:tcPr>
+          <w:p>
+            <w:pPr>
+              <w:spacing w:before="40" w:after="40" w:line="264" w:lineRule="auto"/>
+              <w:ind w:firstLine="0"/>
+              <w:jc w:val="left"/>
+            </w:pPr>
+            <w:r>
+              <w:rPr>
+                <w:sz w:val="24"/>
+              </w:rPr>
+              <w:t>SHA-256 каждого файла</w:t>
+            </w:r>
+          </w:p>
+        </w:tc>
+        <w:tc>
+          <w:tcPr>
+            <w:tcW w:w="3005" w:type="dxa"/>
+            <w:tcBorders>
+              <w:top w:val="single" w:sz="4" w:space="0" w:color="D9D9D9"/>
+              <w:left w:val="single" w:sz="4" w:space="0" w:color="D9D9D9"/>
+              <w:bottom w:val="single" w:sz="4" w:space="0" w:color="D9D9D9"/>
+              <w:right w:val="single" w:sz="4" w:space="0" w:color="D9D9D9"/>
+            </w:tcBorders>
+            <w:tcMar>
+              <w:top w:w="70" w:type="dxa"/>
+              <w:left w:w="90" w:type="dxa"/>
+              <w:bottom w:w="70" w:type="dxa"/>
+              <w:right w:w="90" w:type="dxa"/>
+            </w:tcMar>
+            <w:vAlign w:val="center"/>
+          </w:tcPr>
+          <w:p>
+            <w:pPr>
+              <w:spacing w:before="40" w:after="40" w:line="264" w:lineRule="auto"/>
+              <w:ind w:firstLine="0"/>
+              <w:jc w:val="left"/>
+            </w:pPr>
+            <w:r>
+              <w:rPr>
+                <w:sz w:val="24"/>
+              </w:rPr>
+              <w:t>sha, process</w:t>
+            </w:r>
+          </w:p>
+        </w:tc>
+        <w:tc>
+          <w:tcPr>
+            <w:tcW w:w="3061" w:type="dxa"/>
+            <w:tcBorders>
+              <w:top w:val="single" w:sz="4" w:space="0" w:color="D9D9D9"/>
+              <w:left w:val="single" w:sz="4" w:space="0" w:color="D9D9D9"/>
+              <w:bottom w:val="single" w:sz="4" w:space="0" w:color="D9D9D9"/>
+              <w:right w:val="single" w:sz="4" w:space="0" w:color="D9D9D9"/>
+            </w:tcBorders>
+            <w:tcMar>
+              <w:top w:w="70" w:type="dxa"/>
+              <w:left w:w="90" w:type="dxa"/>
+              <w:bottom w:w="70" w:type="dxa"/>
+              <w:right w:w="90" w:type="dxa"/>
+            </w:tcMar>
+            <w:vAlign w:val="center"/>
+          </w:tcPr>
+          <w:p>
+            <w:pPr>
+              <w:spacing w:before="40" w:after="40" w:line="264" w:lineRule="auto"/>
+              <w:ind w:firstLine="0"/>
+              <w:jc w:val="left"/>
+            </w:pPr>
+            <w:r>
+              <w:rPr>
+                <w:sz w:val="24"/>
+              </w:rPr>
+              <w:t xml:space="preserve">64 </w:t>
+            </w:r>
+            <w:r>
+              <w:rPr>
+                <w:sz w:val="24"/>
+              </w:rPr>
+              <w:t>символа в run.log</w:t>
+            </w:r>
+          </w:p>
+        </w:tc>
+      </w:tr>
+      <w:tr>
+        <w:trPr>
+          <w:cantSplit/>
+          <w:jc w:val="center"/>
+        </w:trPr>
+        <w:tc>
+          <w:tcPr>
+            <w:tcW w:w="624" w:type="dxa"/>
+            <w:tcBorders>
+              <w:top w:val="single" w:sz="4" w:space="0" w:color="D9D9D9"/>
+              <w:left w:val="single" w:sz="4" w:space="0" w:color="D9D9D9"/>
+              <w:bottom w:val="single" w:sz="4" w:space="0" w:color="D9D9D9"/>
+              <w:right w:val="single" w:sz="4" w:space="0" w:color="D9D9D9"/>
+            </w:tcBorders>
+            <w:tcMar>
+              <w:top w:w="70" w:type="dxa"/>
+              <w:left w:w="90" w:type="dxa"/>
+              <w:bottom w:w="70" w:type="dxa"/>
+              <w:right w:w="90" w:type="dxa"/>
+            </w:tcMar>
+            <w:vAlign w:val="center"/>
+          </w:tcPr>
+          <w:p>
+            <w:pPr>
+              <w:spacing w:before="40" w:after="40" w:line="264" w:lineRule="auto"/>
+              <w:ind w:firstLine="0"/>
+              <w:jc w:val="left"/>
+            </w:pPr>
+            <w:r>
+              <w:rPr>
+                <w:sz w:val="24"/>
+              </w:rPr>
+              <w:t>7</w:t>
+            </w:r>
+          </w:p>
+        </w:tc>
+        <w:tc>
+          <w:tcPr>
+            <w:tcW w:w="2665" w:type="dxa"/>
+            <w:tcBorders>
+              <w:top w:val="single" w:sz="4" w:space="0" w:color="D9D9D9"/>
+              <w:left w:val="single" w:sz="4" w:space="0" w:color="D9D9D9"/>
+              <w:bottom w:val="single" w:sz="4" w:space="0" w:color="D9D9D9"/>
+              <w:right w:val="single" w:sz="4" w:space="0" w:color="D9D9D9"/>
+            </w:tcBorders>
+            <w:tcMar>
+              <w:top w:w="70" w:type="dxa"/>
+              <w:left w:w="90" w:type="dxa"/>
+              <w:bottom w:w="70" w:type="dxa"/>
+              <w:right w:w="90" w:type="dxa"/>
+            </w:tcMar>
+            <w:vAlign w:val="center"/>
+          </w:tcPr>
+          <w:p>
+            <w:pPr>
+              <w:spacing w:before="40" w:after="40" w:line="264" w:lineRule="auto"/>
+              <w:ind w:firstLine="0"/>
+              <w:jc w:val="left"/>
+            </w:pPr>
+            <w:r>
+              <w:rPr>
+                <w:sz w:val="24"/>
+              </w:rPr>
+              <w:t>Автоматическое наблюдение</w:t>
+            </w:r>
+          </w:p>
+        </w:tc>
+        <w:tc>
+          <w:tcPr>
+            <w:tcW w:w="3005" w:type="dxa"/>
+            <w:tcBorders>
+              <w:top w:val="single" w:sz="4" w:space="0" w:color="D9D9D9"/>
+              <w:left w:val="single" w:sz="4" w:space="0" w:color="D9D9D9"/>
+              <w:bottom w:val="single" w:sz="4" w:space="0" w:color="D9D9D9"/>
+              <w:right w:val="single" w:sz="4" w:space="0" w:color="D9D9D9"/>
+            </w:tcBorders>
+            <w:tcMar>
+              <w:top w:w="70" w:type="dxa"/>
+              <w:left w:w="90" w:type="dxa"/>
+              <w:bottom w:w="70" w:type="dxa"/>
+              <w:right w:w="90" w:type="dxa"/>
+            </w:tcMar>
+            <w:vAlign w:val="center"/>
+          </w:tcPr>
+          <w:p>
+            <w:pPr>
+              <w:spacing w:before="40" w:after="40" w:line="264" w:lineRule="auto"/>
+              <w:ind w:firstLine="0"/>
+              <w:jc w:val="left"/>
+            </w:pPr>
+            <w:r>
+              <w:rPr>
+                <w:sz w:val="24"/>
+              </w:rPr>
+              <w:t>watch, demo producer</w:t>
+            </w:r>
+          </w:p>
+        </w:tc>
+        <w:tc>
+          <w:tcPr>
+            <w:tcW w:w="3061" w:type="dxa"/>
+            <w:tcBorders>
+              <w:top w:val="single" w:sz="4" w:space="0" w:color="D9D9D9"/>
+              <w:left w:val="single" w:sz="4" w:space="0" w:color="D9D9D9"/>
+              <w:bottom w:val="single" w:sz="4" w:space="0" w:color="D9D9D9"/>
+              <w:right w:val="single" w:sz="4" w:space="0" w:color="D9D9D9"/>
+            </w:tcBorders>
+            <w:tcMar>
+              <w:top w:w="70" w:type="dxa"/>
+              <w:left w:w="90" w:type="dxa"/>
+              <w:bottom w:w="70" w:type="dxa"/>
+              <w:right w:w="90" w:type="dxa"/>
+            </w:tcMar>
+            <w:vAlign w:val="center"/>
+          </w:tcPr>
+          <w:p>
+            <w:pPr>
+              <w:spacing w:before="40" w:after="40" w:line="264" w:lineRule="auto"/>
+              <w:ind w:firstLine="0"/>
+              <w:jc w:val="left"/>
+            </w:pPr>
+            <w:r>
+              <w:rPr>
+                <w:sz w:val="24"/>
+              </w:rPr>
+              <w:t>ENTRY_CREATE; рис. 2</w:t>
+            </w:r>
+          </w:p>
+        </w:tc>
+      </w:tr>
+    </w:tbl>
+    <w:p/>
+    <w:p>
+      <w:pPr>
+        <w:pStyle w:val="21"/>
+      </w:pPr>
+      <w:bookmarkStart w:id="4" w:name="_Toc242051911"/>
+      <w:r>
+        <w:t>1.2 Файловый обмен и Java NIO</w:t>
+      </w:r>
+      <w:bookmarkEnd w:id="4"/>
+    </w:p>
+    <w:p>
+      <w:pPr>
+        <w:pStyle w:val="aff9"/>
+      </w:pPr>
+      <w:r>
+        <w:t>Файловый обмен позволяет передавать сведения о товарах без прямого подключения к базе поставщика. Отправитель формирует файл, а получат</w:t>
+      </w:r>
+      <w:r>
+        <w:t>ель проверяет его структуру, рассчитывает результат и сохраняет исходный документ в архив обработки. Для такого обмена важно различать поступивший файл, успешно обработанный файл и документ с ошибочными данными: наличие файла в каталоге ещё не означает, чт</w:t>
+      </w:r>
+      <w:r>
+        <w:t>о сведения пригодны для использования.</w:t>
+      </w:r>
+    </w:p>
+    <w:p>
+      <w:pPr>
+        <w:pStyle w:val="aff9"/>
+      </w:pPr>
+      <w:r>
+        <w:lastRenderedPageBreak/>
+        <w:t>В Java NIO путь представлен объектом Path. Он описывает расположение файла, но сам не выполняет ввод и вывод. Класс Files предоставляет операции создания каталогов, перечисления файлов, чтения и перемещения. В Supplie</w:t>
+      </w:r>
+      <w:r>
+        <w:t>rExchange эти средства используются совместно: base.resolve формирует пути incoming, processed и rejected, Files.exists проверяет первоначальное состояние, а Files.createDirectories создаёт недостающие каталоги. Повторный запуск не требует предварительно у</w:t>
+      </w:r>
+      <w:r>
+        <w:t>далять рабочие папки.</w:t>
+      </w:r>
+    </w:p>
+    <w:p>
+      <w:pPr>
+        <w:pStyle w:val="aff9"/>
+      </w:pPr>
+      <w:r>
+        <w:t xml:space="preserve">Использование пакета NIO не делает каждую операцию автоматически неблокирующей. Чтение обычного файла через Files.readAllLines и FileChannel в этом приложении выполняется последовательно. Это соответствует масштабу учебного </w:t>
+      </w:r>
+      <w:r>
+        <w:t>обмена и делает порядок обработки воспроизводимым. Сетевые Selector и неблокирующие SocketChannel для файлового сценария не требуются.</w:t>
+      </w:r>
+    </w:p>
+    <w:p>
+      <w:pPr>
+        <w:pStyle w:val="21"/>
+      </w:pPr>
+      <w:bookmarkStart w:id="5" w:name="_Toc242051912"/>
+      <w:r>
+        <w:t>1.3 Канал и состояния буфера</w:t>
+      </w:r>
+      <w:bookmarkEnd w:id="5"/>
+    </w:p>
+    <w:p>
+      <w:pPr>
+        <w:pStyle w:val="aff9"/>
+      </w:pPr>
+      <w:r>
+        <w:t>FileChannel даёт доступ к байтам файла, а ByteBuffer хранит порцию прочитанных данных. Буфер</w:t>
+      </w:r>
+      <w:r>
+        <w:t xml:space="preserve"> имеет position, limit и capacity. Сразу после allocate позиция равна нулю, предел совпадает с ёмкостью. Чтение из канала увеличивает position. Вызов flip переводит буфер в режим извлечения: limit становится равен числу записанных байтов, position снова ра</w:t>
+      </w:r>
+      <w:r>
+        <w:t>вен нулю. После получения очередной порции clear подготавливает тот же буфер к следующему чтению.</w:t>
+      </w:r>
+    </w:p>
+    <w:p>
+      <w:pPr>
+        <w:pStyle w:val="aff9"/>
+      </w:pPr>
+      <w:r>
+        <w:t>В программе используется буфер на 1024 байта. Цикл продолжается до возвращения −1, поэтому обработка не ограничена первой порцией. Полученные байты накапливаю</w:t>
+      </w:r>
+      <w:r>
+        <w:t>тся в ByteArrayOutputStream, после чего весь результат декодируется как UTF-8. Декодирование после объединения порций позволяет не разрывать многобайтовый символ между двумя чтениями. При этом итоговый файл целиком хранится в памяти; для больших выгрузок н</w:t>
+      </w:r>
+      <w:r>
+        <w:t>ужен потоковый CSV-разбор.</w:t>
+      </w:r>
+    </w:p>
+    <w:p>
+      <w:pPr>
+        <w:pStyle w:val="21"/>
+      </w:pPr>
+      <w:bookmarkStart w:id="6" w:name="_Toc242051913"/>
+      <w:r>
+        <w:lastRenderedPageBreak/>
+        <w:t>1.4 Контрольная сумма и события каталога</w:t>
+      </w:r>
+      <w:bookmarkEnd w:id="6"/>
+    </w:p>
+    <w:p>
+      <w:pPr>
+        <w:pStyle w:val="aff9"/>
+      </w:pPr>
+      <w:r>
+        <w:t>SHA-256 вычисляется по исходным байтам, а не по сумме цен или преобразованным строкам. Результат содержит 256 бит и выводится как 64 шестнадцатеричных символа. Такая сумма позволяет сопост</w:t>
+      </w:r>
+      <w:r>
+        <w:t>авить обработанный документ с исходным экземпляром и выявить изменение содержимого. Она не удостоверяет личность отправителя: для этого понадобилась бы подпись или другой механизм аутентификации.</w:t>
+      </w:r>
+    </w:p>
+    <w:p>
+      <w:pPr>
+        <w:pStyle w:val="aff9"/>
+      </w:pPr>
+      <w:r>
+        <w:t>WatchService уведомляет об изменениях зарегистрированного ка</w:t>
+      </w:r>
+      <w:r>
+        <w:t xml:space="preserve">талога. После получения WatchKey приложение извлекает события, разрешает относительное имя через incoming.resolve и возвращает ключ в наблюдение методом reset. Событие ENTRY_CREATE может прийти до завершения копирования файла; повторные ENTRY_MODIFY также </w:t>
+      </w:r>
+      <w:r>
+        <w:t>допустимы. Поэтому перед чтением выполняется проверка стабильности размера, а демонстрационный отправитель сначала пишет live.part и затем атомарно переименовывает его в CSV.</w:t>
+      </w:r>
+    </w:p>
+    <w:p>
+      <w:pPr>
+        <w:pStyle w:val="1"/>
+      </w:pPr>
+      <w:bookmarkStart w:id="7" w:name="_Toc242051914"/>
+      <w:r>
+        <w:lastRenderedPageBreak/>
+        <w:t>2 Проектирование и реализация</w:t>
+      </w:r>
+      <w:bookmarkEnd w:id="7"/>
+    </w:p>
+    <w:p>
+      <w:pPr>
+        <w:pStyle w:val="21"/>
+      </w:pPr>
+      <w:bookmarkStart w:id="8" w:name="_Toc242051915"/>
+      <w:r>
+        <w:t>2.1 Структура и модель данных</w:t>
+      </w:r>
+      <w:bookmarkEnd w:id="8"/>
+    </w:p>
+    <w:p>
+      <w:pPr>
+        <w:pStyle w:val="aff9"/>
+      </w:pPr>
+      <w:r>
+        <w:t>Материалы проекта рас</w:t>
+      </w:r>
+      <w:r>
+        <w:t>положены в practice-02-nio. Исходные тексты отделены от готовых сборок и доказательств выполнения. README содержит команды запуска; screenshots — оригинальные снимки; run.log — основной протокол. Изменение программы требует повторной сборки, а обычный демо</w:t>
+      </w:r>
+      <w:r>
+        <w:t>нстрационный запуск использует приложенные артефакты.</w:t>
+      </w:r>
+    </w:p>
+    <w:p>
+      <w:pPr>
+        <w:pStyle w:val="affc"/>
+        <w:keepNext/>
+      </w:pPr>
+      <w:r>
+        <w:t>Таблица 2 — Модель приложения</w:t>
+      </w:r>
+    </w:p>
+    <w:tbl>
+      <w:tblPr>
+        <w:tblW w:w="0" w:type="auto"/>
+        <w:jc w:val="center"/>
+        <w:tblLayout w:type="fixed"/>
+        <w:tblLook w:val="04A0" w:firstRow="1" w:lastRow="0" w:firstColumn="1" w:lastColumn="0" w:noHBand="0" w:noVBand="1"/>
+      </w:tblPr>
+      <w:tblGrid>
+        <w:gridCol w:w="1871"/>
+        <w:gridCol w:w="3742"/>
+        <w:gridCol w:w="3742"/>
+      </w:tblGrid>
+      <w:tr>
+        <w:trPr>
+          <w:cantSplit/>
+          <w:tblHeader/>
+          <w:jc w:val="center"/>
+        </w:trPr>
+        <w:tc>
+          <w:tcPr>
+            <w:tcW w:w="1871" w:type="dxa"/>
+            <w:tcBorders>
+              <w:top w:val="single" w:sz="4" w:space="0" w:color="D9D9D9"/>
+              <w:left w:val="single" w:sz="4" w:space="0" w:color="D9D9D9"/>
+              <w:bottom w:val="single" w:sz="4" w:space="0" w:color="D9D9D9"/>
+              <w:right w:val="single" w:sz="4" w:space="0" w:color="D9D9D9"/>
+            </w:tcBorders>
+            <w:shd w:val="clear" w:color="auto" w:fill="EEEEEE"/>
+            <w:tcMar>
+              <w:top w:w="70" w:type="dxa"/>
+              <w:left w:w="90" w:type="dxa"/>
+              <w:bottom w:w="70" w:type="dxa"/>
+              <w:right w:w="90" w:type="dxa"/>
+            </w:tcMar>
+            <w:vAlign w:val="center"/>
+          </w:tcPr>
+          <w:p>
+            <w:pPr>
+              <w:spacing w:before="40" w:after="40" w:line="264" w:lineRule="auto"/>
+              <w:ind w:firstLine="0"/>
+              <w:jc w:val="left"/>
+            </w:pPr>
+            <w:r>
+              <w:rPr>
+                <w:b/>
+                <w:sz w:val="24"/>
+              </w:rPr>
+              <w:t>Элемент</w:t>
+            </w:r>
+          </w:p>
+        </w:tc>
+        <w:tc>
+          <w:tcPr>
+            <w:tcW w:w="3742" w:type="dxa"/>
+            <w:tcBorders>
+              <w:top w:val="single" w:sz="4" w:space="0" w:color="D9D9D9"/>
+              <w:left w:val="single" w:sz="4" w:space="0" w:color="D9D9D9"/>
+              <w:bottom w:val="single" w:sz="4" w:space="0" w:color="D9D9D9"/>
+              <w:right w:val="single" w:sz="4" w:space="0" w:color="D9D9D9"/>
+            </w:tcBorders>
+            <w:shd w:val="clear" w:color="auto" w:fill="EEEEEE"/>
+            <w:tcMar>
+              <w:top w:w="70" w:type="dxa"/>
+              <w:left w:w="90" w:type="dxa"/>
+              <w:bottom w:w="70" w:type="dxa"/>
+              <w:right w:w="90" w:type="dxa"/>
+            </w:tcMar>
+            <w:vAlign w:val="center"/>
+          </w:tcPr>
+          <w:p>
+            <w:pPr>
+              <w:spacing w:before="40" w:after="40" w:line="264" w:lineRule="auto"/>
+              <w:ind w:firstLine="0"/>
+              <w:jc w:val="left"/>
+            </w:pPr>
+            <w:r>
+              <w:rPr>
+                <w:b/>
+                <w:sz w:val="24"/>
+              </w:rPr>
+              <w:t>Представление</w:t>
+            </w:r>
+          </w:p>
+        </w:tc>
+        <w:tc>
+          <w:tcPr>
+            <w:tcW w:w="3742" w:type="dxa"/>
+            <w:tcBorders>
+              <w:top w:val="single" w:sz="4" w:space="0" w:color="D9D9D9"/>
+              <w:left w:val="single" w:sz="4" w:space="0" w:color="D9D9D9"/>
+              <w:bottom w:val="single" w:sz="4" w:space="0" w:color="D9D9D9"/>
+              <w:right w:val="single" w:sz="4" w:space="0" w:color="D9D9D9"/>
+            </w:tcBorders>
+            <w:shd w:val="clear" w:color="auto" w:fill="EEEEEE"/>
+            <w:tcMar>
+              <w:top w:w="70" w:type="dxa"/>
+              <w:left w:w="90" w:type="dxa"/>
+              <w:bottom w:w="70" w:type="dxa"/>
+              <w:right w:w="90" w:type="dxa"/>
+            </w:tcMar>
+            <w:vAlign w:val="center"/>
+          </w:tcPr>
+          <w:p>
+            <w:pPr>
+              <w:spacing w:before="40" w:after="40" w:line="264" w:lineRule="auto"/>
+              <w:ind w:firstLine="0"/>
+              <w:jc w:val="left"/>
+            </w:pPr>
+            <w:r>
+              <w:rPr>
+                <w:b/>
+                <w:sz w:val="24"/>
+              </w:rPr>
+              <w:t>Назначение</w:t>
+            </w:r>
+          </w:p>
+        </w:tc>
+      </w:tr>
+      <w:tr>
+        <w:trPr>
+          <w:cantSplit/>
+          <w:jc w:val="center"/>
+        </w:trPr>
+        <w:tc>
+          <w:tcPr>
+            <w:tcW w:w="1871" w:type="dxa"/>
+            <w:tcBorders>
+              <w:top w:val="single" w:sz="4" w:space="0" w:color="D9D9D9"/>
+              <w:left w:val="single" w:sz="4" w:space="0" w:color="D9D9D9"/>
+              <w:bottom w:val="single" w:sz="4" w:space="0" w:color="D9D9D9"/>
+              <w:right w:val="single" w:sz="4" w:space="0" w:color="D9D9D9"/>
+            </w:tcBorders>
+            <w:tcMar>
+              <w:top w:w="70" w:type="dxa"/>
+              <w:left w:w="90" w:type="dxa"/>
+              <w:bottom w:w="70" w:type="dxa"/>
+              <w:right w:w="90" w:type="dxa"/>
+            </w:tcMar>
+            <w:vAlign w:val="center"/>
+          </w:tcPr>
+          <w:p>
+            <w:pPr>
+              <w:spacing w:before="40" w:after="40" w:line="264" w:lineRule="auto"/>
+              <w:ind w:firstLine="0"/>
+              <w:jc w:val="left"/>
+            </w:pPr>
+            <w:r>
+              <w:rPr>
+                <w:sz w:val="24"/>
+              </w:rPr>
+              <w:t>supplierId</w:t>
+            </w:r>
+          </w:p>
+        </w:tc>
+        <w:tc>
+          <w:tcPr>
+            <w:tcW w:w="3742" w:type="dxa"/>
+            <w:tcBorders>
+              <w:top w:val="single" w:sz="4" w:space="0" w:color="D9D9D9"/>
+              <w:left w:val="single" w:sz="4" w:space="0" w:color="D9D9D9"/>
+              <w:bottom w:val="single" w:sz="4" w:space="0" w:color="D9D9D9"/>
+              <w:right w:val="single" w:sz="4" w:space="0" w:color="D9D9D9"/>
+            </w:tcBorders>
+            <w:tcMar>
+              <w:top w:w="70" w:type="dxa"/>
+              <w:left w:w="90" w:type="dxa"/>
+              <w:bottom w:w="70" w:type="dxa"/>
+              <w:right w:w="90" w:type="dxa"/>
+            </w:tcMar>
+            <w:vAlign w:val="center"/>
+          </w:tcPr>
+          <w:p>
+            <w:pPr>
+              <w:spacing w:before="40" w:after="40" w:line="264" w:lineRule="auto"/>
+              <w:ind w:firstLine="0"/>
+              <w:jc w:val="left"/>
+            </w:pPr>
+            <w:r>
+              <w:rPr>
+                <w:sz w:val="24"/>
+              </w:rPr>
+              <w:t>int &gt; 0</w:t>
+            </w:r>
+          </w:p>
+        </w:tc>
+        <w:tc>
+          <w:tcPr>
+            <w:tcW w:w="3742" w:type="dxa"/>
+            <w:tcBorders>
+              <w:top w:val="single" w:sz="4" w:space="0" w:color="D9D9D9"/>
+              <w:left w:val="single" w:sz="4" w:space="0" w:color="D9D9D9"/>
+              <w:bottom w:val="single" w:sz="4" w:space="0" w:color="D9D9D9"/>
+              <w:right w:val="single" w:sz="4" w:space="0" w:color="D9D9D9"/>
+            </w:tcBorders>
+            <w:tcMar>
+              <w:top w:w="70" w:type="dxa"/>
+              <w:left w:w="90" w:type="dxa"/>
+              <w:bottom w:w="70" w:type="dxa"/>
+              <w:right w:w="90" w:type="dxa"/>
+            </w:tcMar>
+            <w:vAlign w:val="center"/>
+          </w:tcPr>
+          <w:p>
+            <w:pPr>
+              <w:spacing w:before="40" w:after="40" w:line="264" w:lineRule="auto"/>
+              <w:ind w:firstLine="0"/>
+              <w:jc w:val="left"/>
+            </w:pPr>
+            <w:r>
+              <w:rPr>
+                <w:sz w:val="24"/>
+              </w:rPr>
+              <w:t>Идентификатор поставщика</w:t>
+            </w:r>
+          </w:p>
+        </w:tc>
+      </w:tr>
+      <w:tr>
+        <w:trPr>
+          <w:cantSplit/>
+          <w:jc w:val="center"/>
+        </w:trPr>
+        <w:tc>
+          <w:tcPr>
+            <w:tcW w:w="1871" w:type="dxa"/>
+            <w:tcBorders>
+              <w:top w:val="single" w:sz="4" w:space="0" w:color="D9D9D9"/>
+              <w:left w:val="single" w:sz="4" w:space="0" w:color="D9D9D9"/>
+              <w:bottom w:val="single" w:sz="4" w:space="0" w:color="D9D9D9"/>
+              <w:right w:val="single" w:sz="4" w:space="0" w:color="D9D9D9"/>
+            </w:tcBorders>
+            <w:tcMar>
+              <w:top w:w="70" w:type="dxa"/>
+              <w:left w:w="90" w:type="dxa"/>
+              <w:bottom w:w="70" w:type="dxa"/>
+              <w:right w:w="90" w:type="dxa"/>
+            </w:tcMar>
+            <w:vAlign w:val="center"/>
+          </w:tcPr>
+          <w:p>
+            <w:pPr>
+              <w:spacing w:before="40" w:after="40" w:line="264" w:lineRule="auto"/>
+              <w:ind w:firstLine="0"/>
+              <w:jc w:val="left"/>
+            </w:pPr>
+            <w:r>
+              <w:rPr>
+                <w:sz w:val="24"/>
+              </w:rPr>
+              <w:t>supplierName / product</w:t>
+            </w:r>
+          </w:p>
+        </w:tc>
+        <w:tc>
+          <w:tcPr>
+            <w:tcW w:w="3742" w:type="dxa"/>
+            <w:tcBorders>
+              <w:top w:val="single" w:sz="4" w:space="0" w:color="D9D9D9"/>
+              <w:left w:val="single" w:sz="4" w:space="0" w:color="D9D9D9"/>
+              <w:bottom w:val="single" w:sz="4" w:space="0" w:color="D9D9D9"/>
+              <w:right w:val="single" w:sz="4" w:space="0" w:color="D9D9D9"/>
+            </w:tcBorders>
+            <w:tcMar>
+              <w:top w:w="70" w:type="dxa"/>
+              <w:left w:w="90" w:type="dxa"/>
+              <w:bottom w:w="70" w:type="dxa"/>
+              <w:right w:w="90" w:type="dxa"/>
+            </w:tcMar>
+            <w:vAlign w:val="center"/>
+          </w:tcPr>
+          <w:p>
+            <w:pPr>
+              <w:spacing w:before="40" w:after="40" w:line="264" w:lineRule="auto"/>
+              <w:ind w:firstLine="0"/>
+              <w:jc w:val="left"/>
+            </w:pPr>
+            <w:r>
+              <w:rPr>
+                <w:sz w:val="24"/>
+              </w:rPr>
+              <w:t>Непустой текст</w:t>
+            </w:r>
+          </w:p>
+        </w:tc>
+        <w:tc>
+          <w:tcPr>
+            <w:tcW w:w="3742" w:type="dxa"/>
+            <w:tcBorders>
+              <w:top w:val="single" w:sz="4" w:space="0" w:color="D9D9D9"/>
+              <w:left w:val="single" w:sz="4" w:space="0" w:color="D9D9D9"/>
+              <w:bottom w:val="single" w:sz="4" w:space="0" w:color="D9D9D9"/>
+              <w:right w:val="single" w:sz="4" w:space="0" w:color="D9D9D9"/>
+            </w:tcBorders>
+            <w:tcMar>
+              <w:top w:w="70" w:type="dxa"/>
+              <w:left w:w="90" w:type="dxa"/>
+              <w:bottom w:w="70" w:type="dxa"/>
+              <w:right w:w="90" w:type="dxa"/>
+            </w:tcMar>
+            <w:vAlign w:val="center"/>
+          </w:tcPr>
+          <w:p>
+            <w:pPr>
+              <w:spacing w:before="40" w:after="40" w:line="264" w:lineRule="auto"/>
+              <w:ind w:firstLine="0"/>
+              <w:jc w:val="left"/>
+            </w:pPr>
+            <w:r>
+              <w:rPr>
+                <w:sz w:val="24"/>
+              </w:rPr>
+              <w:t>Поставщик и товар</w:t>
+            </w:r>
+          </w:p>
+        </w:tc>
+      </w:tr>
+      <w:tr>
+        <w:trPr>
+          <w:cantSplit/>
+          <w:jc w:val="center"/>
+        </w:trPr>
+        <w:tc>
+          <w:tcPr>
+            <w:tcW w:w="1871" w:type="dxa"/>
+            <w:tcBorders>
+              <w:top w:val="single" w:sz="4" w:space="0" w:color="D9D9D9"/>
+              <w:left w:val="single" w:sz="4" w:space="0" w:color="D9D9D9"/>
+              <w:bottom w:val="single" w:sz="4" w:space="0" w:color="D9D9D9"/>
+              <w:right w:val="single" w:sz="4" w:space="0" w:color="D9D9D9"/>
+            </w:tcBorders>
+            <w:tcMar>
+              <w:top w:w="70" w:type="dxa"/>
+              <w:left w:w="90" w:type="dxa"/>
+              <w:bottom w:w="70" w:type="dxa"/>
+              <w:right w:w="90" w:type="dxa"/>
+            </w:tcMar>
+            <w:vAlign w:val="center"/>
+          </w:tcPr>
+          <w:p>
+            <w:pPr>
+              <w:spacing w:before="40" w:after="40" w:line="264" w:lineRule="auto"/>
+              <w:ind w:firstLine="0"/>
+              <w:jc w:val="left"/>
+            </w:pPr>
+            <w:r>
+              <w:rPr>
+                <w:sz w:val="24"/>
+              </w:rPr>
+              <w:t>price</w:t>
+            </w:r>
+          </w:p>
+        </w:tc>
+        <w:tc>
+          <w:tcPr>
+            <w:tcW w:w="3742" w:type="dxa"/>
+            <w:tcBorders>
+              <w:top w:val="single" w:sz="4" w:space="0" w:color="D9D9D9"/>
+              <w:left w:val="single" w:sz="4" w:space="0" w:color="D9D9D9"/>
+              <w:bottom w:val="single" w:sz="4" w:space="0" w:color="D9D9D9"/>
+              <w:right w:val="single" w:sz="4" w:space="0" w:color="D9D9D9"/>
+            </w:tcBorders>
+            <w:tcMar>
+              <w:top w:w="70" w:type="dxa"/>
+              <w:left w:w="90" w:type="dxa"/>
+              <w:bottom w:w="70" w:type="dxa"/>
+              <w:right w:w="90" w:type="dxa"/>
+            </w:tcMar>
+            <w:vAlign w:val="center"/>
+          </w:tcPr>
+          <w:p>
+            <w:pPr>
+              <w:spacing w:before="40" w:after="40" w:line="264" w:lineRule="auto"/>
+              <w:ind w:firstLine="0"/>
+              <w:jc w:val="left"/>
+            </w:pPr>
+            <w:r>
+              <w:rPr>
+                <w:sz w:val="24"/>
+              </w:rPr>
+              <w:t>BigDecimal ≥ 0</w:t>
+            </w:r>
+          </w:p>
+        </w:tc>
+        <w:tc>
+          <w:tcPr>
+            <w:tcW w:w="3742" w:type="dxa"/>
+            <w:tcBorders>
+              <w:top w:val="single" w:sz="4" w:space="0" w:color="D9D9D9"/>
+              <w:left w:val="single" w:sz="4" w:space="0" w:color="D9D9D9"/>
+              <w:bottom w:val="single" w:sz="4" w:space="0" w:color="D9D9D9"/>
+              <w:right w:val="single" w:sz="4" w:space="0" w:color="D9D9D9"/>
+            </w:tcBorders>
+            <w:tcMar>
+              <w:top w:w="70" w:type="dxa"/>
+              <w:left w:w="90" w:type="dxa"/>
+              <w:bottom w:w="70" w:type="dxa"/>
+              <w:right w:w="90" w:type="dxa"/>
+            </w:tcMar>
+            <w:vAlign w:val="center"/>
+          </w:tcPr>
+          <w:p>
+            <w:pPr>
+              <w:spacing w:before="40" w:after="40" w:line="264" w:lineRule="auto"/>
+              <w:ind w:firstLine="0"/>
+              <w:jc w:val="left"/>
+            </w:pPr>
+            <w:r>
+              <w:rPr>
+                <w:sz w:val="24"/>
+              </w:rPr>
+              <w:t xml:space="preserve">Цена одной </w:t>
+            </w:r>
+            <w:r>
+              <w:rPr>
+                <w:sz w:val="24"/>
+              </w:rPr>
+              <w:t>единицы</w:t>
+            </w:r>
+          </w:p>
+        </w:tc>
+      </w:tr>
+      <w:tr>
+        <w:trPr>
+          <w:cantSplit/>
+          <w:jc w:val="center"/>
+        </w:trPr>
+        <w:tc>
+          <w:tcPr>
+            <w:tcW w:w="1871" w:type="dxa"/>
+            <w:tcBorders>
+              <w:top w:val="single" w:sz="4" w:space="0" w:color="D9D9D9"/>
+              <w:left w:val="single" w:sz="4" w:space="0" w:color="D9D9D9"/>
+              <w:bottom w:val="single" w:sz="4" w:space="0" w:color="D9D9D9"/>
+              <w:right w:val="single" w:sz="4" w:space="0" w:color="D9D9D9"/>
+            </w:tcBorders>
+            <w:tcMar>
+              <w:top w:w="70" w:type="dxa"/>
+              <w:left w:w="90" w:type="dxa"/>
+              <w:bottom w:w="70" w:type="dxa"/>
+              <w:right w:w="90" w:type="dxa"/>
+            </w:tcMar>
+            <w:vAlign w:val="center"/>
+          </w:tcPr>
+          <w:p>
+            <w:pPr>
+              <w:spacing w:before="40" w:after="40" w:line="264" w:lineRule="auto"/>
+              <w:ind w:firstLine="0"/>
+              <w:jc w:val="left"/>
+            </w:pPr>
+            <w:r>
+              <w:rPr>
+                <w:sz w:val="24"/>
+              </w:rPr>
+              <w:t>quantity</w:t>
+            </w:r>
+          </w:p>
+        </w:tc>
+        <w:tc>
+          <w:tcPr>
+            <w:tcW w:w="3742" w:type="dxa"/>
+            <w:tcBorders>
+              <w:top w:val="single" w:sz="4" w:space="0" w:color="D9D9D9"/>
+              <w:left w:val="single" w:sz="4" w:space="0" w:color="D9D9D9"/>
+              <w:bottom w:val="single" w:sz="4" w:space="0" w:color="D9D9D9"/>
+              <w:right w:val="single" w:sz="4" w:space="0" w:color="D9D9D9"/>
+            </w:tcBorders>
+            <w:tcMar>
+              <w:top w:w="70" w:type="dxa"/>
+              <w:left w:w="90" w:type="dxa"/>
+              <w:bottom w:w="70" w:type="dxa"/>
+              <w:right w:w="90" w:type="dxa"/>
+            </w:tcMar>
+            <w:vAlign w:val="center"/>
+          </w:tcPr>
+          <w:p>
+            <w:pPr>
+              <w:spacing w:before="40" w:after="40" w:line="264" w:lineRule="auto"/>
+              <w:ind w:firstLine="0"/>
+              <w:jc w:val="left"/>
+            </w:pPr>
+            <w:r>
+              <w:rPr>
+                <w:sz w:val="24"/>
+              </w:rPr>
+              <w:t>int ≥ 0</w:t>
+            </w:r>
+          </w:p>
+        </w:tc>
+        <w:tc>
+          <w:tcPr>
+            <w:tcW w:w="3742" w:type="dxa"/>
+            <w:tcBorders>
+              <w:top w:val="single" w:sz="4" w:space="0" w:color="D9D9D9"/>
+              <w:left w:val="single" w:sz="4" w:space="0" w:color="D9D9D9"/>
+              <w:bottom w:val="single" w:sz="4" w:space="0" w:color="D9D9D9"/>
+              <w:right w:val="single" w:sz="4" w:space="0" w:color="D9D9D9"/>
+            </w:tcBorders>
+            <w:tcMar>
+              <w:top w:w="70" w:type="dxa"/>
+              <w:left w:w="90" w:type="dxa"/>
+              <w:bottom w:w="70" w:type="dxa"/>
+              <w:right w:w="90" w:type="dxa"/>
+            </w:tcMar>
+            <w:vAlign w:val="center"/>
+          </w:tcPr>
+          <w:p>
+            <w:pPr>
+              <w:spacing w:before="40" w:after="40" w:line="264" w:lineRule="auto"/>
+              <w:ind w:firstLine="0"/>
+              <w:jc w:val="left"/>
+            </w:pPr>
+            <w:r>
+              <w:rPr>
+                <w:sz w:val="24"/>
+              </w:rPr>
+              <w:t>Доступное количество</w:t>
+            </w:r>
+          </w:p>
+        </w:tc>
+      </w:tr>
+    </w:tbl>
+    <w:p/>
+    <w:p>
+      <w:pPr>
+        <w:pStyle w:val="21"/>
+      </w:pPr>
+      <w:bookmarkStart w:id="9" w:name="_Toc242051916"/>
+      <w:r>
+        <w:t>2.2 Модель поставки и формат CSV</w:t>
+      </w:r>
+      <w:bookmarkEnd w:id="9"/>
+    </w:p>
+    <w:p>
+      <w:pPr>
+        <w:pStyle w:val="aff9"/>
+      </w:pPr>
+      <w:r>
+        <w:t>Формат содержит заголовок supplierId;supplierName;product;price;quantity. Разделителем выбран символ точки с запятой, кодировка — UTF-8, десятичная часть цены отделяется точк</w:t>
+      </w:r>
+      <w:r>
+        <w:t>ой. В отличие от полноценного CSV-парсера, split(";", −1) не поддерживает кавычки и разделители внутри названия. Для подготовленных тестовых файлов это ограничение допустимо; оно явно определяет контракт входных данных.</w:t>
+      </w:r>
+    </w:p>
+    <w:p>
+      <w:pPr>
+        <w:pStyle w:val="aff9"/>
+      </w:pPr>
+      <w:r>
+        <w:t>Проверка строки требует ровно пять п</w:t>
+      </w:r>
+      <w:r>
+        <w:t xml:space="preserve">олей, положительный идентификатор, непустые названия, неотрицательные цену и количество. Цена хранится как BigDecimal: это позволяет считать денежную стоимость без погрешности двоичной арифметики double. Записи с quantity = 0 </w:t>
+      </w:r>
+      <w:r>
+        <w:lastRenderedPageBreak/>
+        <w:t>корректны, но не входят в стои</w:t>
+      </w:r>
+      <w:r>
+        <w:t>мость доступного товара. Итог каждого поставщика вычисляется как сумма price × quantity по его доступным позициям.</w:t>
+      </w:r>
+    </w:p>
+    <w:p>
+      <w:pPr>
+        <w:pStyle w:val="21"/>
+      </w:pPr>
+      <w:bookmarkStart w:id="10" w:name="_Toc242051917"/>
+      <w:r>
+        <w:t>2.3 Организация каталогов и поиск документов</w:t>
+      </w:r>
+      <w:bookmarkEnd w:id="10"/>
+    </w:p>
+    <w:p>
+      <w:pPr>
+        <w:pStyle w:val="aff9"/>
+      </w:pPr>
+      <w:r>
+        <w:t xml:space="preserve">Метод inspect выводит имя, размер в байтах и Files.getLastModifiedTime для всех обычных </w:t>
+      </w:r>
+      <w:r>
+        <w:t>файлов. Метод csv дополнительно проверяет Files.isRegularFile и окончание имени .csv без учёта регистра. Поэтому подкаталог, файл live.part и посторонний документ не рассматриваются как входная поставка. Метод scan сортирует найденные пути, что обеспечивае</w:t>
+      </w:r>
+      <w:r>
+        <w:t>т одинаковый порядок первоначальной демонстрации.</w:t>
+      </w:r>
+    </w:p>
+    <w:p>
+      <w:pPr>
+        <w:pStyle w:val="aff9"/>
+      </w:pPr>
+      <w:r>
+        <w:t xml:space="preserve">Каталог samples содержит три подготовленные выгрузки. Флаг --seed копирует их в incoming, --once выполняет один проход и завершает приложение. Флаг --demo дополнительно создаёт четвёртую поставку через две </w:t>
+      </w:r>
+      <w:r>
+        <w:t>секунды и наблюдает каталог семь секунд. Без --once и --demo приложение продолжает наблюдение до внешней остановки. Рабочие пути рассчитываются относительно папки запуска.</w:t>
+      </w:r>
+    </w:p>
+    <w:p>
+      <w:pPr>
+        <w:pStyle w:val="21"/>
+      </w:pPr>
+      <w:bookmarkStart w:id="11" w:name="_Toc242051918"/>
+      <w:r>
+        <w:t>2.4 Чтение и вычисление результатов</w:t>
+      </w:r>
+      <w:bookmarkEnd w:id="11"/>
+    </w:p>
+    <w:p>
+      <w:pPr>
+        <w:pStyle w:val="aff9"/>
+      </w:pPr>
+      <w:r>
+        <w:t>Первый найденный CSV проходит через readChannel,</w:t>
+      </w:r>
+      <w:r>
+        <w:t xml:space="preserve"> остальные читаются Files.readAllLines с явной кодировкой. Флаг channelUsed показывает выбор способа чтения, а строки Reader в протоколе подтверждают его фактическое применение. Программа проверяет заголовок до разбора записей и игнорирует пустые строки. T</w:t>
+      </w:r>
+      <w:r>
+        <w:t>reeMap сохраняет итоги в порядке идентификаторов поставщиков.</w:t>
+      </w:r>
+    </w:p>
+    <w:p>
+      <w:pPr>
+        <w:pStyle w:val="aff9"/>
+      </w:pPr>
+      <w:r>
+        <w:t>Метод sha читает файл блоками по 4096 байт и обновляет MessageDigest. В process контрольная сумма и размер определяются перед перемещением документа. После успешного разбора Files.move переносит</w:t>
+      </w:r>
+      <w:r>
+        <w:t xml:space="preserve"> исходный файл в processed, а протокол связывает имя результата, размер, SHA-256, число доступных позиций и итоги. При совпадении имени unique </w:t>
+      </w:r>
+      <w:r>
+        <w:lastRenderedPageBreak/>
+        <w:t>добавляет префикс System.nanoTime, сохраняя ранее обработанный документ.</w:t>
+      </w:r>
+    </w:p>
+    <w:p>
+      <w:pPr>
+        <w:pStyle w:val="21"/>
+      </w:pPr>
+      <w:bookmarkStart w:id="12" w:name="_Toc242051919"/>
+      <w:r>
+        <w:t>2.5 Отклонение данных и наблюдение</w:t>
+      </w:r>
+      <w:bookmarkEnd w:id="12"/>
+    </w:p>
+    <w:p>
+      <w:pPr>
+        <w:pStyle w:val="aff9"/>
+      </w:pPr>
+      <w:r>
+        <w:t>Ошибк</w:t>
+      </w:r>
+      <w:r>
+        <w:t>и формата и числовых значений перехватываются как IllegalArgumentException. Документ перемещается в rejected вместе с причиной отказа в журнале. Ошибка одного такого документа не останавливает scan. Ошибки доступа к файловой системе имеют другую природу: в</w:t>
+      </w:r>
+      <w:r>
+        <w:t xml:space="preserve"> цикле наблюдения IOException приводит к повторной попытке, а при первоначальном проходе ошибка может завершить запуск. Это ограничение следует учитывать при использовании недоступных каталогов.</w:t>
+      </w:r>
+    </w:p>
+    <w:p>
+      <w:pPr>
+        <w:pStyle w:val="aff9"/>
+      </w:pPr>
+      <w:r>
+        <w:t xml:space="preserve">В наблюдении обрабатываются ENTRY_CREATE и ENTRY_MODIFY. При </w:t>
+      </w:r>
+      <w:r>
+        <w:t>OVERFLOW вызывается повторное сканирование: даже если отдельные уведомления потеряны, оставшиеся CSV можно обнаружить по фактическому состоянию каталога. Проверка размера требует трёх одинаковых наблюдений с интервалом 100 мс и ограничена сорока попытками.</w:t>
+      </w:r>
+      <w:r>
+        <w:t xml:space="preserve"> Это эвристика готовности, а не доказательство завершения произвольного внешнего копирования; атомарное переименование предпочтительнее.</w:t>
+      </w:r>
+    </w:p>
+    <w:p>
+      <w:pPr>
+        <w:pStyle w:val="21"/>
+      </w:pPr>
+      <w:bookmarkStart w:id="13" w:name="_Toc242051920"/>
+      <w:r>
+        <w:t>2.6 Ключевые фрагменты исходного кода</w:t>
+      </w:r>
+      <w:bookmarkEnd w:id="13"/>
+    </w:p>
+    <w:p>
+      <w:pPr>
+        <w:pStyle w:val="aff9"/>
+      </w:pPr>
+      <w:r>
+        <w:t>Листинги показывают механизм выполнения основных требований. Полные файлы находят</w:t>
+      </w:r>
+      <w:r>
+        <w:t>ся в проекте и доступны по ссылкам под фрагментами. Номера строк относятся к приложенной реализации, а переносы длинных строк служат только для чтения в отчёте.</w:t>
+      </w:r>
+    </w:p>
+    <w:p>
+      <w:pPr>
+        <w:pStyle w:val="affc"/>
+        <w:keepNext/>
+      </w:pPr>
+      <w:r>
+        <w:lastRenderedPageBreak/>
+        <w:t>Листинг 1 — Чтение через канал и переключение буфера</w:t>
+      </w:r>
+    </w:p>
+    <w:p>
+      <w:pPr>
+        <w:pStyle w:val="aff9"/>
+        <w:keepNext/>
+        <w:spacing w:line="240" w:lineRule="auto"/>
+        <w:ind w:firstLine="0"/>
+        <w:jc w:val="left"/>
+      </w:pPr>
+      <w:r>
+        <w:rPr>
+          <w:rFonts w:ascii="Consolas" w:hAnsi="Consolas"/>
+          <w:sz w:val="19"/>
+        </w:rPr>
+        <w:t xml:space="preserve">    byte[] readChannel(Path p) throws Exce</w:t>
+      </w:r>
+      <w:r>
+        <w:rPr>
+          <w:rFonts w:ascii="Consolas" w:hAnsi="Consolas"/>
+          <w:sz w:val="19"/>
+        </w:rPr>
+        <w:t>ption {</w:t>
+      </w:r>
+    </w:p>
+    <w:p>
+      <w:pPr>
+        <w:pStyle w:val="aff9"/>
+        <w:keepNext/>
+        <w:spacing w:line="240" w:lineRule="auto"/>
+        <w:ind w:firstLine="0"/>
+        <w:jc w:val="left"/>
+      </w:pPr>
+      <w:r>
+        <w:rPr>
+          <w:rFonts w:ascii="Consolas" w:hAnsi="Consolas"/>
+          <w:sz w:val="19"/>
+        </w:rPr>
+        <w:t xml:space="preserve">        var result=new java.io.ByteArrayOutputStream();</w:t>
+      </w:r>
+    </w:p>
+    <w:p>
+      <w:pPr>
+        <w:pStyle w:val="aff9"/>
+        <w:keepNext/>
+        <w:spacing w:line="240" w:lineRule="auto"/>
+        <w:ind w:firstLine="0"/>
+        <w:jc w:val="left"/>
+      </w:pPr>
+      <w:r>
+        <w:rPr>
+          <w:rFonts w:ascii="Consolas" w:hAnsi="Consolas"/>
+          <w:sz w:val="19"/>
+        </w:rPr>
+        <w:t xml:space="preserve">        try(FileChannel ch=FileChannel.open(p,StandardOpenOption.READ)) {</w:t>
+      </w:r>
+    </w:p>
+    <w:p>
+      <w:pPr>
+        <w:pStyle w:val="aff9"/>
+        <w:keepNext/>
+        <w:spacing w:line="240" w:lineRule="auto"/>
+        <w:ind w:firstLine="0"/>
+        <w:jc w:val="left"/>
+      </w:pPr>
+      <w:r>
+        <w:rPr>
+          <w:rFonts w:ascii="Consolas" w:hAnsi="Consolas"/>
+          <w:sz w:val="19"/>
+        </w:rPr>
+        <w:t xml:space="preserve">            ByteBuffer buffer=ByteBuffer.allocate(1024);</w:t>
+      </w:r>
+    </w:p>
+    <w:p>
+      <w:pPr>
+        <w:pStyle w:val="aff9"/>
+        <w:keepNext/>
+        <w:spacing w:line="240" w:lineRule="auto"/>
+        <w:ind w:firstLine="0"/>
+        <w:jc w:val="left"/>
+      </w:pPr>
+      <w:r>
+        <w:rPr>
+          <w:rFonts w:ascii="Consolas" w:hAnsi="Consolas"/>
+          <w:sz w:val="19"/>
+        </w:rPr>
+        <w:t xml:space="preserve">            while(ch.read(buffer)!=-1) { buffer.flip(); byte[</w:t>
+      </w:r>
+      <w:r>
+        <w:rPr>
+          <w:rFonts w:ascii="Consolas" w:hAnsi="Consolas"/>
+          <w:sz w:val="19"/>
+        </w:rPr>
+        <w:t xml:space="preserve">] part=new </w:t>
+      </w:r>
+      <w:r>
+        <w:rPr>
+          <w:rFonts w:ascii="Consolas" w:hAnsi="Consolas"/>
+          <w:sz w:val="19"/>
+        </w:rPr>
+        <w:br/>
+        <w:t>byte[buffer.remaining()]; buffer.get(part); result.write(part); buffer.clear(); }</w:t>
+      </w:r>
+    </w:p>
+    <w:p>
+      <w:pPr>
+        <w:pStyle w:val="aff9"/>
+        <w:keepNext/>
+        <w:spacing w:line="240" w:lineRule="auto"/>
+        <w:ind w:firstLine="0"/>
+        <w:jc w:val="left"/>
+      </w:pPr>
+      <w:r>
+        <w:rPr>
+          <w:rFonts w:ascii="Consolas" w:hAnsi="Consolas"/>
+          <w:sz w:val="19"/>
+        </w:rPr>
+        <w:t xml:space="preserve">        }</w:t>
+      </w:r>
+    </w:p>
+    <w:p>
+      <w:pPr>
+        <w:pStyle w:val="aff9"/>
+        <w:keepNext/>
+        <w:spacing w:line="240" w:lineRule="auto"/>
+        <w:ind w:firstLine="0"/>
+        <w:jc w:val="left"/>
+      </w:pPr>
+      <w:r>
+        <w:rPr>
+          <w:rFonts w:ascii="Consolas" w:hAnsi="Consolas"/>
+          <w:sz w:val="19"/>
+        </w:rPr>
+        <w:t xml:space="preserve">        System.out.println("Reader: FileChannel + ByteBuffer (1024 bytes)");</w:t>
+      </w:r>
+    </w:p>
+    <w:p>
+      <w:pPr>
+        <w:pStyle w:val="aff9"/>
+        <w:keepNext/>
+        <w:spacing w:line="240" w:lineRule="auto"/>
+        <w:ind w:firstLine="0"/>
+        <w:jc w:val="left"/>
+      </w:pPr>
+      <w:r>
+        <w:rPr>
+          <w:rFonts w:ascii="Consolas" w:hAnsi="Consolas"/>
+          <w:sz w:val="19"/>
+        </w:rPr>
+        <w:t xml:space="preserve">        return result.toByteArray();</w:t>
+      </w:r>
+    </w:p>
+    <w:p>
+      <w:pPr>
+        <w:pStyle w:val="aff9"/>
+        <w:keepNext/>
+        <w:spacing w:line="240" w:lineRule="auto"/>
+        <w:ind w:firstLine="0"/>
+        <w:jc w:val="left"/>
+      </w:pPr>
+      <w:r>
+        <w:rPr>
+          <w:rFonts w:ascii="Consolas" w:hAnsi="Consolas"/>
+          <w:sz w:val="19"/>
+        </w:rPr>
+        <w:t xml:space="preserve">    }</w:t>
+      </w:r>
+    </w:p>
+    <w:p>
+      <w:pPr>
+        <w:pStyle w:val="aff9"/>
+        <w:keepNext/>
+      </w:pPr>
+      <w:r>
+        <w:t>Источник листинга: src/main/java</w:t>
+      </w:r>
+      <w:r>
+        <w:t>/ru/kashpirev/SupplierExchange.java, строки 30–38. Переносы длинных строк добавлены для размещения на странице.</w:t>
+      </w:r>
+    </w:p>
+    <w:p>
+      <w:pPr>
+        <w:pStyle w:val="aff9"/>
+        <w:ind w:firstLine="0"/>
+      </w:pPr>
+      <w:hyperlink r:id="rId9" w:anchor="L30">
+        <w:r>
+          <w:t>Открыть этот фрагмент исходного кода</w:t>
+        </w:r>
+      </w:hyperlink>
+    </w:p>
+    <w:p>
+      <w:pPr>
+        <w:pStyle w:val="affc"/>
+        <w:keepNext/>
+      </w:pPr>
+      <w:r>
+        <w:t>Листинг 2 — Контрольная сумма исходного файла</w:t>
+      </w:r>
+    </w:p>
+    <w:p>
+      <w:pPr>
+        <w:pStyle w:val="aff9"/>
+        <w:keepNext/>
+        <w:spacing w:line="240" w:lineRule="auto"/>
+        <w:ind w:firstLine="0"/>
+        <w:jc w:val="left"/>
+      </w:pPr>
+      <w:r>
+        <w:rPr>
+          <w:rFonts w:ascii="Consolas" w:hAnsi="Consolas"/>
+          <w:sz w:val="19"/>
+        </w:rPr>
+        <w:t xml:space="preserve">    String sha(Path p) throws Exception {</w:t>
+      </w:r>
+    </w:p>
+    <w:p>
+      <w:pPr>
+        <w:pStyle w:val="aff9"/>
+        <w:keepNext/>
+        <w:spacing w:line="240" w:lineRule="auto"/>
+        <w:ind w:firstLine="0"/>
+        <w:jc w:val="left"/>
+      </w:pPr>
+      <w:r>
+        <w:rPr>
+          <w:rFonts w:ascii="Consolas" w:hAnsi="Consolas"/>
+          <w:sz w:val="19"/>
+        </w:rPr>
+        <w:t xml:space="preserve">        MessageDigest digest=MessageDigest.getInstance("SHA-256");</w:t>
+      </w:r>
+    </w:p>
+    <w:p>
+      <w:pPr>
+        <w:pStyle w:val="aff9"/>
+        <w:keepNext/>
+        <w:spacing w:line="240" w:lineRule="auto"/>
+        <w:ind w:firstLine="0"/>
+        <w:jc w:val="left"/>
+      </w:pPr>
+      <w:r>
+        <w:rPr>
+          <w:rFonts w:ascii="Consolas" w:hAnsi="Consolas"/>
+          <w:sz w:val="19"/>
+        </w:rPr>
+        <w:t xml:space="preserve">        try(var stream=Files.newInputStream(p)) { byte[] buf=new byte[4096]; int </w:t>
+      </w:r>
+      <w:r>
+        <w:rPr>
+          <w:rFonts w:ascii="Consolas" w:hAnsi="Consolas"/>
+          <w:sz w:val="19"/>
+        </w:rPr>
+        <w:br/>
+        <w:t>n; while((n=stream.read(buf))!=-1) digest.update(buf,0,n); }</w:t>
+      </w:r>
+    </w:p>
+    <w:p>
+      <w:pPr>
+        <w:pStyle w:val="aff9"/>
+        <w:keepNext/>
+        <w:spacing w:line="240" w:lineRule="auto"/>
+        <w:ind w:firstLine="0"/>
+        <w:jc w:val="left"/>
+      </w:pPr>
+      <w:r>
+        <w:rPr>
+          <w:rFonts w:ascii="Consolas" w:hAnsi="Consolas"/>
+          <w:sz w:val="19"/>
+        </w:rPr>
+        <w:t xml:space="preserve">        return HexFormat.of().formatHex(digest.digest());</w:t>
+      </w:r>
+    </w:p>
+    <w:p>
+      <w:pPr>
+        <w:pStyle w:val="aff9"/>
+        <w:keepNext/>
+        <w:spacing w:line="240" w:lineRule="auto"/>
+        <w:ind w:firstLine="0"/>
+        <w:jc w:val="left"/>
+      </w:pPr>
+      <w:r>
+        <w:rPr>
+          <w:rFonts w:ascii="Consolas" w:hAnsi="Consolas"/>
+          <w:sz w:val="19"/>
+        </w:rPr>
+        <w:t xml:space="preserve">    }</w:t>
+      </w:r>
+    </w:p>
+    <w:p>
+      <w:pPr>
+        <w:pStyle w:val="aff9"/>
+        <w:keepNext/>
+      </w:pPr>
+      <w:r>
+        <w:t>Источник листинга: src/main/java/ru/kashpirev/SupplierExchange.java, строки 39–43. Переносы длинных строк добавлены для размещения на странице.</w:t>
+      </w:r>
+    </w:p>
+    <w:p>
+      <w:pPr>
+        <w:pStyle w:val="aff9"/>
+        <w:ind w:firstLine="0"/>
+      </w:pPr>
+      <w:hyperlink r:id="rId10" w:anchor="L39">
+        <w:r>
+          <w:t>Открыть этот фрагмент исходного кода</w:t>
+        </w:r>
+      </w:hyperlink>
+    </w:p>
+    <w:p>
+      <w:pPr>
+        <w:pStyle w:val="affc"/>
+        <w:keepNext/>
+      </w:pPr>
+      <w:r>
+        <w:lastRenderedPageBreak/>
+        <w:t>Листинг 3 — Получение событий WatchService</w:t>
+      </w:r>
+    </w:p>
+    <w:p>
+      <w:pPr>
+        <w:pStyle w:val="aff9"/>
+        <w:keepNext/>
+        <w:spacing w:line="240" w:lineRule="auto"/>
+        <w:ind w:firstLine="0"/>
+        <w:jc w:val="left"/>
+      </w:pPr>
+      <w:r>
+        <w:rPr>
+          <w:rFonts w:ascii="Consolas" w:hAnsi="Consolas"/>
+          <w:sz w:val="19"/>
+        </w:rPr>
+        <w:t xml:space="preserve">    void watch(int seconds) throws Exception {</w:t>
+      </w:r>
+    </w:p>
+    <w:p>
+      <w:pPr>
+        <w:pStyle w:val="aff9"/>
+        <w:keepNext/>
+        <w:spacing w:line="240" w:lineRule="auto"/>
+        <w:ind w:firstLine="0"/>
+        <w:jc w:val="left"/>
+      </w:pPr>
+      <w:r>
+        <w:rPr>
+          <w:rFonts w:ascii="Consolas" w:hAnsi="Consolas"/>
+          <w:sz w:val="19"/>
+        </w:rPr>
+        <w:t xml:space="preserve">        try(WatchService</w:t>
+      </w:r>
+      <w:r>
+        <w:rPr>
+          <w:rFonts w:ascii="Consolas" w:hAnsi="Consolas"/>
+          <w:sz w:val="19"/>
+        </w:rPr>
+        <w:t xml:space="preserve"> watcher=FileSystems.getDefault().newWatchService()) {</w:t>
+      </w:r>
+    </w:p>
+    <w:p>
+      <w:pPr>
+        <w:pStyle w:val="aff9"/>
+        <w:keepNext/>
+        <w:spacing w:line="240" w:lineRule="auto"/>
+        <w:ind w:firstLine="0"/>
+        <w:jc w:val="left"/>
+      </w:pPr>
+      <w:r>
+        <w:rPr>
+          <w:rFonts w:ascii="Consolas" w:hAnsi="Consolas"/>
+          <w:sz w:val="19"/>
+        </w:rPr>
+        <w:t xml:space="preserve">            incoming.register(watcher,ENTRY_CREATE,ENTRY_MODIFY);</w:t>
+      </w:r>
+    </w:p>
+    <w:p>
+      <w:pPr>
+        <w:pStyle w:val="aff9"/>
+        <w:keepNext/>
+        <w:spacing w:line="240" w:lineRule="auto"/>
+        <w:ind w:firstLine="0"/>
+        <w:jc w:val="left"/>
+      </w:pPr>
+      <w:r>
+        <w:rPr>
+          <w:rFonts w:ascii="Consolas" w:hAnsi="Consolas"/>
+          <w:sz w:val="19"/>
+        </w:rPr>
+        <w:t xml:space="preserve">            System.out.println("WatchService START: "+incoming.toAbsolutePath());</w:t>
+      </w:r>
+    </w:p>
+    <w:p>
+      <w:pPr>
+        <w:pStyle w:val="aff9"/>
+        <w:keepNext/>
+        <w:spacing w:line="240" w:lineRule="auto"/>
+        <w:ind w:firstLine="0"/>
+        <w:jc w:val="left"/>
+      </w:pPr>
+      <w:r>
+        <w:rPr>
+          <w:rFonts w:ascii="Consolas" w:hAnsi="Consolas"/>
+          <w:sz w:val="19"/>
+        </w:rPr>
+        <w:t xml:space="preserve">            long deadline=seconds&gt;0?System.nanoTime()</w:t>
+      </w:r>
+      <w:r>
+        <w:rPr>
+          <w:rFonts w:ascii="Consolas" w:hAnsi="Consolas"/>
+          <w:sz w:val="19"/>
+        </w:rPr>
+        <w:t>+TimeUnit.SECONDS.toNanos(sec</w:t>
+      </w:r>
+      <w:r>
+        <w:rPr>
+          <w:rFonts w:ascii="Consolas" w:hAnsi="Consolas"/>
+          <w:sz w:val="19"/>
+        </w:rPr>
+        <w:br/>
+        <w:t>onds):Long.MAX_VALUE;</w:t>
+      </w:r>
+    </w:p>
+    <w:p>
+      <w:pPr>
+        <w:pStyle w:val="aff9"/>
+        <w:keepNext/>
+        <w:spacing w:line="240" w:lineRule="auto"/>
+        <w:ind w:firstLine="0"/>
+        <w:jc w:val="left"/>
+      </w:pPr>
+      <w:r>
+        <w:rPr>
+          <w:rFonts w:ascii="Consolas" w:hAnsi="Consolas"/>
+          <w:sz w:val="19"/>
+        </w:rPr>
+        <w:t xml:space="preserve">            while(System.nanoTime()&lt;deadline) {</w:t>
+      </w:r>
+    </w:p>
+    <w:p>
+      <w:pPr>
+        <w:pStyle w:val="aff9"/>
+        <w:keepNext/>
+        <w:spacing w:line="240" w:lineRule="auto"/>
+        <w:ind w:firstLine="0"/>
+        <w:jc w:val="left"/>
+      </w:pPr>
+      <w:r>
+        <w:rPr>
+          <w:rFonts w:ascii="Consolas" w:hAnsi="Consolas"/>
+          <w:sz w:val="19"/>
+        </w:rPr>
+        <w:t xml:space="preserve">                WatchKey key=watcher.poll(500,TimeUnit.MILLISECONDS); </w:t>
+      </w:r>
+      <w:r>
+        <w:rPr>
+          <w:rFonts w:ascii="Consolas" w:hAnsi="Consolas"/>
+          <w:sz w:val="19"/>
+        </w:rPr>
+        <w:br/>
+        <w:t>if(key==null) continue;</w:t>
+      </w:r>
+    </w:p>
+    <w:p>
+      <w:pPr>
+        <w:pStyle w:val="aff9"/>
+        <w:keepNext/>
+        <w:spacing w:line="240" w:lineRule="auto"/>
+        <w:ind w:firstLine="0"/>
+        <w:jc w:val="left"/>
+      </w:pPr>
+      <w:r>
+        <w:rPr>
+          <w:rFonts w:ascii="Consolas" w:hAnsi="Consolas"/>
+          <w:sz w:val="19"/>
+        </w:rPr>
+        <w:t xml:space="preserve">                for(WatchEvent&lt;?&gt; event:key.pollEvents()) {</w:t>
+      </w:r>
+    </w:p>
+    <w:p>
+      <w:pPr>
+        <w:pStyle w:val="aff9"/>
+        <w:keepNext/>
+        <w:spacing w:line="240" w:lineRule="auto"/>
+        <w:ind w:firstLine="0"/>
+        <w:jc w:val="left"/>
+      </w:pPr>
+      <w:r>
+        <w:rPr>
+          <w:rFonts w:ascii="Consolas" w:hAnsi="Consolas"/>
+          <w:sz w:val="19"/>
+        </w:rPr>
+        <w:t xml:space="preserve"> </w:t>
+      </w:r>
+      <w:r>
+        <w:rPr>
+          <w:rFonts w:ascii="Consolas" w:hAnsi="Consolas"/>
+          <w:sz w:val="19"/>
+        </w:rPr>
+        <w:t xml:space="preserve">                   if(event.kind()==OVERFLOW) {scan(); continue;}</w:t>
+      </w:r>
+    </w:p>
+    <w:p>
+      <w:pPr>
+        <w:pStyle w:val="aff9"/>
+        <w:keepNext/>
+        <w:spacing w:line="240" w:lineRule="auto"/>
+        <w:ind w:firstLine="0"/>
+        <w:jc w:val="left"/>
+      </w:pPr>
+      <w:r>
+        <w:rPr>
+          <w:rFonts w:ascii="Consolas" w:hAnsi="Consolas"/>
+          <w:sz w:val="19"/>
+        </w:rPr>
+        <w:t xml:space="preserve">                    Path p=incoming.resolve((Path)event.context());</w:t>
+      </w:r>
+    </w:p>
+    <w:p>
+      <w:pPr>
+        <w:pStyle w:val="aff9"/>
+        <w:keepNext/>
+        <w:spacing w:line="240" w:lineRule="auto"/>
+        <w:ind w:firstLine="0"/>
+        <w:jc w:val="left"/>
+      </w:pPr>
+      <w:r>
+        <w:rPr>
+          <w:rFonts w:ascii="Consolas" w:hAnsi="Consolas"/>
+          <w:sz w:val="19"/>
+        </w:rPr>
+        <w:t xml:space="preserve">                    if(csv(p)) {</w:t>
+      </w:r>
+    </w:p>
+    <w:p>
+      <w:pPr>
+        <w:pStyle w:val="aff9"/>
+        <w:keepNext/>
+        <w:spacing w:line="240" w:lineRule="auto"/>
+        <w:ind w:firstLine="0"/>
+        <w:jc w:val="left"/>
+      </w:pPr>
+      <w:r>
+        <w:rPr>
+          <w:rFonts w:ascii="Consolas" w:hAnsi="Consolas"/>
+          <w:sz w:val="19"/>
+        </w:rPr>
+        <w:t xml:space="preserve">                        System.out.println("Обнаружен новый файл: </w:t>
+      </w:r>
+      <w:r>
+        <w:rPr>
+          <w:rFonts w:ascii="Consolas" w:hAnsi="Consolas"/>
+          <w:sz w:val="19"/>
+        </w:rPr>
+        <w:br/>
+        <w:t>"+p.getFileName()+" ["</w:t>
+      </w:r>
+      <w:r>
+        <w:rPr>
+          <w:rFonts w:ascii="Consolas" w:hAnsi="Consolas"/>
+          <w:sz w:val="19"/>
+        </w:rPr>
+        <w:t>+event.kind()+"]");</w:t>
+      </w:r>
+    </w:p>
+    <w:p>
+      <w:pPr>
+        <w:pStyle w:val="aff9"/>
+        <w:keepNext/>
+        <w:spacing w:line="240" w:lineRule="auto"/>
+        <w:ind w:firstLine="0"/>
+        <w:jc w:val="left"/>
+      </w:pPr>
+      <w:r>
+        <w:rPr>
+          <w:rFonts w:ascii="Consolas" w:hAnsi="Consolas"/>
+          <w:sz w:val="19"/>
+        </w:rPr>
+        <w:t xml:space="preserve">                        // Для внешних копирований ждём несколько одинаковых </w:t>
+      </w:r>
+      <w:r>
+        <w:rPr>
+          <w:rFonts w:ascii="Consolas" w:hAnsi="Consolas"/>
+          <w:sz w:val="19"/>
+        </w:rPr>
+        <w:br/>
+        <w:t>размеров; наш producer использует atomic move.</w:t>
+      </w:r>
+    </w:p>
+    <w:p>
+      <w:pPr>
+        <w:pStyle w:val="aff9"/>
+        <w:keepNext/>
+        <w:spacing w:line="240" w:lineRule="auto"/>
+        <w:ind w:firstLine="0"/>
+        <w:jc w:val="left"/>
+      </w:pPr>
+      <w:r>
+        <w:rPr>
+          <w:rFonts w:ascii="Consolas" w:hAnsi="Consolas"/>
+          <w:sz w:val="19"/>
+        </w:rPr>
+        <w:t xml:space="preserve">                        long prev=-1; int stable=0;</w:t>
+      </w:r>
+    </w:p>
+    <w:p>
+      <w:pPr>
+        <w:pStyle w:val="aff9"/>
+        <w:keepNext/>
+        <w:spacing w:line="240" w:lineRule="auto"/>
+        <w:ind w:firstLine="0"/>
+        <w:jc w:val="left"/>
+      </w:pPr>
+      <w:r>
+        <w:rPr>
+          <w:rFonts w:ascii="Consolas" w:hAnsi="Consolas"/>
+          <w:sz w:val="19"/>
+        </w:rPr>
+        <w:t xml:space="preserve">                        for(int attempt=0;attempt&lt;40&amp;&amp;Files</w:t>
+      </w:r>
+      <w:r>
+        <w:rPr>
+          <w:rFonts w:ascii="Consolas" w:hAnsi="Consolas"/>
+          <w:sz w:val="19"/>
+        </w:rPr>
+        <w:t>.exists(p);attempt++) {</w:t>
+      </w:r>
+    </w:p>
+    <w:p>
+      <w:pPr>
+        <w:pStyle w:val="aff9"/>
+        <w:keepNext/>
+        <w:spacing w:line="240" w:lineRule="auto"/>
+        <w:ind w:firstLine="0"/>
+        <w:jc w:val="left"/>
+      </w:pPr>
+      <w:r>
+        <w:rPr>
+          <w:rFonts w:ascii="Consolas" w:hAnsi="Consolas"/>
+          <w:sz w:val="19"/>
+        </w:rPr>
+        <w:t xml:space="preserve">                            long size=Files.size(p); stable=size==prev?stable+1:0;</w:t>
+      </w:r>
+      <w:r>
+        <w:rPr>
+          <w:rFonts w:ascii="Consolas" w:hAnsi="Consolas"/>
+          <w:sz w:val="19"/>
+        </w:rPr>
+        <w:br/>
+        <w:t xml:space="preserve"> prev=size;</w:t>
+      </w:r>
+    </w:p>
+    <w:p>
+      <w:pPr>
+        <w:pStyle w:val="aff9"/>
+        <w:keepNext/>
+        <w:spacing w:line="240" w:lineRule="auto"/>
+        <w:ind w:firstLine="0"/>
+        <w:jc w:val="left"/>
+      </w:pPr>
+      <w:r>
+        <w:rPr>
+          <w:rFonts w:ascii="Consolas" w:hAnsi="Consolas"/>
+          <w:sz w:val="19"/>
+        </w:rPr>
+        <w:t xml:space="preserve">                            if(stable&gt;=3) {try { process(p); } </w:t>
+      </w:r>
+      <w:r>
+        <w:rPr>
+          <w:rFonts w:ascii="Consolas" w:hAnsi="Consolas"/>
+          <w:sz w:val="19"/>
+        </w:rPr>
+        <w:br/>
+        <w:t>catch(java.io.IOException ex) { System.out.println("IO retry: "+ex.getMes</w:t>
+      </w:r>
+      <w:r>
+        <w:rPr>
+          <w:rFonts w:ascii="Consolas" w:hAnsi="Consolas"/>
+          <w:sz w:val="19"/>
+        </w:rPr>
+        <w:t xml:space="preserve">sage()); </w:t>
+      </w:r>
+      <w:r>
+        <w:rPr>
+          <w:rFonts w:ascii="Consolas" w:hAnsi="Consolas"/>
+          <w:sz w:val="19"/>
+        </w:rPr>
+        <w:br/>
+        <w:t>stable=0; continue; } break;}</w:t>
+      </w:r>
+    </w:p>
+    <w:p>
+      <w:pPr>
+        <w:pStyle w:val="aff9"/>
+        <w:keepNext/>
+        <w:spacing w:line="240" w:lineRule="auto"/>
+        <w:ind w:firstLine="0"/>
+        <w:jc w:val="left"/>
+      </w:pPr>
+      <w:r>
+        <w:rPr>
+          <w:rFonts w:ascii="Consolas" w:hAnsi="Consolas"/>
+          <w:sz w:val="19"/>
+        </w:rPr>
+        <w:t xml:space="preserve">                            Thread.sleep(100);</w:t>
+      </w:r>
+    </w:p>
+    <w:p>
+      <w:pPr>
+        <w:pStyle w:val="aff9"/>
+        <w:keepNext/>
+        <w:spacing w:line="240" w:lineRule="auto"/>
+        <w:ind w:firstLine="0"/>
+        <w:jc w:val="left"/>
+      </w:pPr>
+      <w:r>
+        <w:rPr>
+          <w:rFonts w:ascii="Consolas" w:hAnsi="Consolas"/>
+          <w:sz w:val="19"/>
+        </w:rPr>
+        <w:t xml:space="preserve">                        }</w:t>
+      </w:r>
+    </w:p>
+    <w:p>
+      <w:pPr>
+        <w:pStyle w:val="aff9"/>
+        <w:keepNext/>
+        <w:spacing w:line="240" w:lineRule="auto"/>
+        <w:ind w:firstLine="0"/>
+        <w:jc w:val="left"/>
+      </w:pPr>
+      <w:r>
+        <w:rPr>
+          <w:rFonts w:ascii="Consolas" w:hAnsi="Consolas"/>
+          <w:sz w:val="19"/>
+        </w:rPr>
+        <w:t xml:space="preserve">                    }</w:t>
+      </w:r>
+    </w:p>
+    <w:p>
+      <w:pPr>
+        <w:pStyle w:val="aff9"/>
+        <w:keepNext/>
+        <w:spacing w:line="240" w:lineRule="auto"/>
+        <w:ind w:firstLine="0"/>
+        <w:jc w:val="left"/>
+      </w:pPr>
+      <w:r>
+        <w:rPr>
+          <w:rFonts w:ascii="Consolas" w:hAnsi="Consolas"/>
+          <w:sz w:val="19"/>
+        </w:rPr>
+        <w:t xml:space="preserve">                }</w:t>
+      </w:r>
+    </w:p>
+    <w:p>
+      <w:pPr>
+        <w:pStyle w:val="aff9"/>
+        <w:keepNext/>
+        <w:spacing w:line="240" w:lineRule="auto"/>
+        <w:ind w:firstLine="0"/>
+        <w:jc w:val="left"/>
+      </w:pPr>
+      <w:r>
+        <w:rPr>
+          <w:rFonts w:ascii="Consolas" w:hAnsi="Consolas"/>
+          <w:sz w:val="19"/>
+        </w:rPr>
+        <w:t xml:space="preserve">                if(!key.reset()) break;</w:t>
+      </w:r>
+    </w:p>
+    <w:p>
+      <w:pPr>
+        <w:pStyle w:val="aff9"/>
+        <w:keepNext/>
+        <w:spacing w:line="240" w:lineRule="auto"/>
+        <w:ind w:firstLine="0"/>
+        <w:jc w:val="left"/>
+      </w:pPr>
+      <w:r>
+        <w:rPr>
+          <w:rFonts w:ascii="Consolas" w:hAnsi="Consolas"/>
+          <w:sz w:val="19"/>
+        </w:rPr>
+        <w:t xml:space="preserve">            }</w:t>
+      </w:r>
+    </w:p>
+    <w:p>
+      <w:pPr>
+        <w:pStyle w:val="aff9"/>
+        <w:keepNext/>
+        <w:spacing w:line="240" w:lineRule="auto"/>
+        <w:ind w:firstLine="0"/>
+        <w:jc w:val="left"/>
+      </w:pPr>
+      <w:r>
+        <w:rPr>
+          <w:rFonts w:ascii="Consolas" w:hAnsi="Consolas"/>
+          <w:sz w:val="19"/>
+        </w:rPr>
+        <w:t xml:space="preserve">            System.out.println("WatchService STOP");</w:t>
+      </w:r>
+    </w:p>
+    <w:p>
+      <w:pPr>
+        <w:pStyle w:val="aff9"/>
+        <w:keepNext/>
+        <w:spacing w:line="240" w:lineRule="auto"/>
+        <w:ind w:firstLine="0"/>
+        <w:jc w:val="left"/>
+      </w:pPr>
+      <w:r>
+        <w:rPr>
+          <w:rFonts w:ascii="Consolas" w:hAnsi="Consolas"/>
+          <w:sz w:val="19"/>
+        </w:rPr>
+        <w:t xml:space="preserve">        }</w:t>
+      </w:r>
+    </w:p>
+    <w:p>
+      <w:pPr>
+        <w:pStyle w:val="aff9"/>
+        <w:keepNext/>
+        <w:spacing w:line="240" w:lineRule="auto"/>
+        <w:ind w:firstLine="0"/>
+        <w:jc w:val="left"/>
+      </w:pPr>
+      <w:r>
+        <w:rPr>
+          <w:rFonts w:ascii="Consolas" w:hAnsi="Consolas"/>
+          <w:sz w:val="19"/>
+        </w:rPr>
+        <w:t xml:space="preserve">    }</w:t>
+      </w:r>
+    </w:p>
+    <w:p>
+      <w:pPr>
+        <w:pStyle w:val="aff9"/>
+        <w:keepNext/>
+      </w:pPr>
+      <w:r>
+        <w:t>Источник листинга: src/main/java/ru/kashpirev/SupplierExchange.java, строки 70–95. Переносы длинных строк добавлены для размещения на странице.</w:t>
+      </w:r>
+    </w:p>
+    <w:p>
+      <w:pPr>
+        <w:pStyle w:val="aff9"/>
+        <w:ind w:firstLine="0"/>
+      </w:pPr>
+      <w:hyperlink r:id="rId11" w:anchor="L70">
+        <w:r>
+          <w:t>Открыть этот фрагмент исходного кода</w:t>
+        </w:r>
+      </w:hyperlink>
+    </w:p>
+    <w:p>
+      <w:pPr>
+        <w:pStyle w:val="1"/>
+      </w:pPr>
+      <w:bookmarkStart w:id="14" w:name="_Toc242051921"/>
+      <w:r>
+        <w:lastRenderedPageBreak/>
+        <w:t>3 Запуск и проверка результатов</w:t>
+      </w:r>
+      <w:bookmarkEnd w:id="14"/>
+    </w:p>
+    <w:p>
+      <w:pPr>
+        <w:pStyle w:val="21"/>
+      </w:pPr>
+      <w:bookmarkStart w:id="15" w:name="_Toc242051922"/>
+      <w:r>
+        <w:t>3.1 Подготовка окружения и запуск</w:t>
+      </w:r>
+      <w:bookmarkEnd w:id="15"/>
+    </w:p>
+    <w:p>
+      <w:pPr>
+        <w:pStyle w:val="aff9"/>
+      </w:pPr>
+      <w:r>
+        <w:t xml:space="preserve">Для консольной демонстрации нужен Java 21. </w:t>
+      </w:r>
+      <w:r>
+        <w:t>Готовые классы и зависимости находятся в target; run.ps1 настраивает вывод UTF-8. Флаг -Rebuild запускает Maven и требует Maven 3.9.</w:t>
+      </w:r>
+    </w:p>
+    <w:p>
+      <w:pPr>
+        <w:pStyle w:val="aff9"/>
+        <w:spacing w:line="240" w:lineRule="auto"/>
         <w:ind w:firstLine="0"/>
         <w:jc w:val="left"/>
       </w:pPr>
@@ -1438,14 +5352,23 @@
           <w:rFonts w:ascii="Consolas" w:hAnsi="Consolas"/>
           <w:sz w:val="22"/>
         </w:rPr>
-        <w:t xml:space="preserve">java </w:t>
+        <w:t>.\run.ps1 --demo</w:t>
       </w:r>
       <w:r>
         <w:rPr>
           <w:rFonts w:ascii="Consolas" w:hAnsi="Consolas"/>
           <w:sz w:val="22"/>
         </w:rPr>
-        <w:t>-Dfile.encoding=UTF-8 -cp target/classes ru.kashpirev.SupplierExchange --demo</w:t>
+        <w:br/>
+        <w:t># Однократный проход:</w:t>
+      </w:r>
+      <w:r>
+        <w:rPr>
+          <w:rFonts w:ascii="Consolas" w:hAnsi="Consolas"/>
+          <w:sz w:val="22"/>
+        </w:rPr>
+        <w:br/>
+        <w:t>.\run.ps1 --seed --once</w:t>
       </w:r>
     </w:p>
     <w:p>
@@ -1453,45 +5376,709 @@
         <w:pStyle w:val="aff9"/>
       </w:pPr>
       <w:r>
-        <w:t xml:space="preserve">Команды выполняются из папки соответствующей практики. Для №2 и №3 требуется Java 21; скомпилированные классы и зависимости приложены. Для контейнерных проектов требуется Docker </w:t>
-      </w:r>
-      <w:r>
-        <w:t>Desktop. Dockerfile использует готовые файлы сборки; пересборка исходного кода выполняется Maven или через Dockerfile.source.</w:t>
+        <w:t>Команды выполняются из папки соответствующей практики. Факти</w:t>
+      </w:r>
+      <w:r>
+        <w:t>ческие результаты ниже сохранены 4 октября 2026 года.</w:t>
       </w:r>
     </w:p>
     <w:p>
       <w:pPr>
-        <w:pStyle w:val="aff9"/>
-      </w:pPr>
-      <w:r>
-        <w:t>Обработаны три исходных файла: 103, 110 и 112 байт. Суммарная стоимость доступных товаров составила 63 200, 116 400 и 265 000 рубл</w:t>
-      </w:r>
-      <w:r>
-        <w:t>ей. Затем WatchService обнаружил supply-live.csv размером 73 байта и обработал стоимость 24 500 рублей без перезапуска.</w:t>
-      </w:r>
+        <w:pStyle w:val="21"/>
+      </w:pPr>
+      <w:bookmarkStart w:id="16" w:name="_Toc242051923"/>
+      <w:r>
+        <w:t>3.2 Сценарии и ожидаемые результаты</w:t>
+      </w:r>
+      <w:bookmarkEnd w:id="16"/>
     </w:p>
     <w:p>
       <w:pPr>
+        <w:pStyle w:val="affc"/>
+        <w:keepNext/>
+      </w:pPr>
+      <w:r>
+        <w:t>Таблица 3 — Проверки программы</w:t>
+      </w:r>
+    </w:p>
+    <w:tbl>
+      <w:tblPr>
+        <w:tblW w:w="0" w:type="auto"/>
+        <w:jc w:val="center"/>
+        <w:tblLayout w:type="fixed"/>
+        <w:tblLook w:val="04A0" w:firstRow="1" w:lastRow="0" w:firstColumn="1" w:lastColumn="0" w:noHBand="0" w:noVBand="1"/>
+      </w:tblPr>
+      <w:tblGrid>
+        <w:gridCol w:w="2324"/>
+        <w:gridCol w:w="3231"/>
+        <w:gridCol w:w="3798"/>
+      </w:tblGrid>
+      <w:tr>
+        <w:trPr>
+          <w:cantSplit/>
+          <w:tblHeader/>
+          <w:jc w:val="center"/>
+        </w:trPr>
+        <w:tc>
+          <w:tcPr>
+            <w:tcW w:w="2324" w:type="dxa"/>
+            <w:tcBorders>
+              <w:top w:val="single" w:sz="4" w:space="0" w:color="D9D9D9"/>
+              <w:left w:val="single" w:sz="4" w:space="0" w:color="D9D9D9"/>
+              <w:bottom w:val="single" w:sz="4" w:space="0" w:color="D9D9D9"/>
+              <w:right w:val="single" w:sz="4" w:space="0" w:color="D9D9D9"/>
+            </w:tcBorders>
+            <w:shd w:val="clear" w:color="auto" w:fill="EEEEEE"/>
+            <w:tcMar>
+              <w:top w:w="70" w:type="dxa"/>
+              <w:left w:w="90" w:type="dxa"/>
+              <w:bottom w:w="70" w:type="dxa"/>
+              <w:right w:w="90" w:type="dxa"/>
+            </w:tcMar>
+            <w:vAlign w:val="center"/>
+          </w:tcPr>
+          <w:p>
+            <w:pPr>
+              <w:spacing w:before="40" w:after="40" w:line="264" w:lineRule="auto"/>
+              <w:ind w:firstLine="0"/>
+              <w:jc w:val="left"/>
+            </w:pPr>
+            <w:r>
+              <w:rPr>
+                <w:b/>
+                <w:sz w:val="24"/>
+              </w:rPr>
+              <w:t>Проверка</w:t>
+            </w:r>
+          </w:p>
+        </w:tc>
+        <w:tc>
+          <w:tcPr>
+            <w:tcW w:w="3231" w:type="dxa"/>
+            <w:tcBorders>
+              <w:top w:val="single" w:sz="4" w:space="0" w:color="D9D9D9"/>
+              <w:left w:val="single" w:sz="4" w:space="0" w:color="D9D9D9"/>
+              <w:bottom w:val="single" w:sz="4" w:space="0" w:color="D9D9D9"/>
+              <w:right w:val="single" w:sz="4" w:space="0" w:color="D9D9D9"/>
+            </w:tcBorders>
+            <w:shd w:val="clear" w:color="auto" w:fill="EEEEEE"/>
+            <w:tcMar>
+              <w:top w:w="70" w:type="dxa"/>
+              <w:left w:w="90" w:type="dxa"/>
+              <w:bottom w:w="70" w:type="dxa"/>
+              <w:right w:w="90" w:type="dxa"/>
+            </w:tcMar>
+            <w:vAlign w:val="center"/>
+          </w:tcPr>
+          <w:p>
+            <w:pPr>
+              <w:spacing w:before="40" w:after="40" w:line="264" w:lineRule="auto"/>
+              <w:ind w:firstLine="0"/>
+              <w:jc w:val="left"/>
+            </w:pPr>
+            <w:r>
+              <w:rPr>
+                <w:b/>
+                <w:sz w:val="24"/>
+              </w:rPr>
+              <w:t>Действие или данные</w:t>
+            </w:r>
+          </w:p>
+        </w:tc>
+        <w:tc>
+          <w:tcPr>
+            <w:tcW w:w="3798" w:type="dxa"/>
+            <w:tcBorders>
+              <w:top w:val="single" w:sz="4" w:space="0" w:color="D9D9D9"/>
+              <w:left w:val="single" w:sz="4" w:space="0" w:color="D9D9D9"/>
+              <w:bottom w:val="single" w:sz="4" w:space="0" w:color="D9D9D9"/>
+              <w:right w:val="single" w:sz="4" w:space="0" w:color="D9D9D9"/>
+            </w:tcBorders>
+            <w:shd w:val="clear" w:color="auto" w:fill="EEEEEE"/>
+            <w:tcMar>
+              <w:top w:w="70" w:type="dxa"/>
+              <w:left w:w="90" w:type="dxa"/>
+              <w:bottom w:w="70" w:type="dxa"/>
+              <w:right w:w="90" w:type="dxa"/>
+            </w:tcMar>
+            <w:vAlign w:val="center"/>
+          </w:tcPr>
+          <w:p>
+            <w:pPr>
+              <w:spacing w:before="40" w:after="40" w:line="264" w:lineRule="auto"/>
+              <w:ind w:firstLine="0"/>
+              <w:jc w:val="left"/>
+            </w:pPr>
+            <w:r>
+              <w:rPr>
+                <w:b/>
+                <w:sz w:val="24"/>
+              </w:rPr>
+              <w:t>Фактический результат</w:t>
+            </w:r>
+          </w:p>
+        </w:tc>
+      </w:tr>
+      <w:tr>
+        <w:trPr>
+          <w:cantSplit/>
+          <w:jc w:val="center"/>
+        </w:trPr>
+        <w:tc>
+          <w:tcPr>
+            <w:tcW w:w="2324" w:type="dxa"/>
+            <w:tcBorders>
+              <w:top w:val="single" w:sz="4" w:space="0" w:color="D9D9D9"/>
+              <w:left w:val="single" w:sz="4" w:space="0" w:color="D9D9D9"/>
+              <w:bottom w:val="single" w:sz="4" w:space="0" w:color="D9D9D9"/>
+              <w:right w:val="single" w:sz="4" w:space="0" w:color="D9D9D9"/>
+            </w:tcBorders>
+            <w:tcMar>
+              <w:top w:w="70" w:type="dxa"/>
+              <w:left w:w="90" w:type="dxa"/>
+              <w:bottom w:w="70" w:type="dxa"/>
+              <w:right w:w="90" w:type="dxa"/>
+            </w:tcMar>
+            <w:vAlign w:val="center"/>
+          </w:tcPr>
+          <w:p>
+            <w:pPr>
+              <w:spacing w:before="40" w:after="40" w:line="264" w:lineRule="auto"/>
+              <w:ind w:firstLine="0"/>
+              <w:jc w:val="left"/>
+            </w:pPr>
+            <w:r>
+              <w:rPr>
+                <w:sz w:val="24"/>
+              </w:rPr>
+              <w:t>Три первоначальных CSV</w:t>
+            </w:r>
+          </w:p>
+        </w:tc>
+        <w:tc>
+          <w:tcPr>
+            <w:tcW w:w="3231" w:type="dxa"/>
+            <w:tcBorders>
+              <w:top w:val="single" w:sz="4" w:space="0" w:color="D9D9D9"/>
+              <w:left w:val="single" w:sz="4" w:space="0" w:color="D9D9D9"/>
+              <w:bottom w:val="single" w:sz="4" w:space="0" w:color="D9D9D9"/>
+              <w:right w:val="single" w:sz="4" w:space="0" w:color="D9D9D9"/>
+            </w:tcBorders>
+            <w:tcMar>
+              <w:top w:w="70" w:type="dxa"/>
+              <w:left w:w="90" w:type="dxa"/>
+              <w:bottom w:w="70" w:type="dxa"/>
+              <w:right w:w="90" w:type="dxa"/>
+            </w:tcMar>
+            <w:vAlign w:val="center"/>
+          </w:tcPr>
+          <w:p>
+            <w:pPr>
+              <w:spacing w:before="40" w:after="40" w:line="264" w:lineRule="auto"/>
+              <w:ind w:firstLine="0"/>
+              <w:jc w:val="left"/>
+            </w:pPr>
+            <w:r>
+              <w:rPr>
+                <w:sz w:val="24"/>
+              </w:rPr>
+              <w:t>103, 110 и 112 байт</w:t>
+            </w:r>
+          </w:p>
+        </w:tc>
+        <w:tc>
+          <w:tcPr>
+            <w:tcW w:w="3798" w:type="dxa"/>
+            <w:tcBorders>
+              <w:top w:val="single" w:sz="4" w:space="0" w:color="D9D9D9"/>
+              <w:left w:val="single" w:sz="4" w:space="0" w:color="D9D9D9"/>
+              <w:bottom w:val="single" w:sz="4" w:space="0" w:color="D9D9D9"/>
+              <w:right w:val="single" w:sz="4" w:space="0" w:color="D9D9D9"/>
+            </w:tcBorders>
+            <w:tcMar>
+              <w:top w:w="70" w:type="dxa"/>
+              <w:left w:w="90" w:type="dxa"/>
+              <w:bottom w:w="70" w:type="dxa"/>
+              <w:right w:w="90" w:type="dxa"/>
+            </w:tcMar>
+            <w:vAlign w:val="center"/>
+          </w:tcPr>
+          <w:p>
+            <w:pPr>
+              <w:spacing w:before="40" w:after="40" w:line="264" w:lineRule="auto"/>
+              <w:ind w:firstLine="0"/>
+              <w:jc w:val="left"/>
+            </w:pPr>
+            <w:r>
+              <w:rPr>
+                <w:sz w:val="24"/>
+              </w:rPr>
+              <w:t xml:space="preserve">processed; итоги 63 200, 116 400 и </w:t>
+            </w:r>
+            <w:r>
+              <w:rPr>
+                <w:sz w:val="24"/>
+              </w:rPr>
+              <w:t>265 000</w:t>
+            </w:r>
+          </w:p>
+        </w:tc>
+      </w:tr>
+      <w:tr>
+        <w:trPr>
+          <w:cantSplit/>
+          <w:jc w:val="center"/>
+        </w:trPr>
+        <w:tc>
+          <w:tcPr>
+            <w:tcW w:w="2324" w:type="dxa"/>
+            <w:tcBorders>
+              <w:top w:val="single" w:sz="4" w:space="0" w:color="D9D9D9"/>
+              <w:left w:val="single" w:sz="4" w:space="0" w:color="D9D9D9"/>
+              <w:bottom w:val="single" w:sz="4" w:space="0" w:color="D9D9D9"/>
+              <w:right w:val="single" w:sz="4" w:space="0" w:color="D9D9D9"/>
+            </w:tcBorders>
+            <w:tcMar>
+              <w:top w:w="70" w:type="dxa"/>
+              <w:left w:w="90" w:type="dxa"/>
+              <w:bottom w:w="70" w:type="dxa"/>
+              <w:right w:w="90" w:type="dxa"/>
+            </w:tcMar>
+            <w:vAlign w:val="center"/>
+          </w:tcPr>
+          <w:p>
+            <w:pPr>
+              <w:spacing w:before="40" w:after="40" w:line="264" w:lineRule="auto"/>
+              <w:ind w:firstLine="0"/>
+              <w:jc w:val="left"/>
+            </w:pPr>
+            <w:r>
+              <w:rPr>
+                <w:sz w:val="24"/>
+              </w:rPr>
+              <w:t>Первый способ чтения</w:t>
+            </w:r>
+          </w:p>
+        </w:tc>
+        <w:tc>
+          <w:tcPr>
+            <w:tcW w:w="3231" w:type="dxa"/>
+            <w:tcBorders>
+              <w:top w:val="single" w:sz="4" w:space="0" w:color="D9D9D9"/>
+              <w:left w:val="single" w:sz="4" w:space="0" w:color="D9D9D9"/>
+              <w:bottom w:val="single" w:sz="4" w:space="0" w:color="D9D9D9"/>
+              <w:right w:val="single" w:sz="4" w:space="0" w:color="D9D9D9"/>
+            </w:tcBorders>
+            <w:tcMar>
+              <w:top w:w="70" w:type="dxa"/>
+              <w:left w:w="90" w:type="dxa"/>
+              <w:bottom w:w="70" w:type="dxa"/>
+              <w:right w:w="90" w:type="dxa"/>
+            </w:tcMar>
+            <w:vAlign w:val="center"/>
+          </w:tcPr>
+          <w:p>
+            <w:pPr>
+              <w:spacing w:before="40" w:after="40" w:line="264" w:lineRule="auto"/>
+              <w:ind w:firstLine="0"/>
+              <w:jc w:val="left"/>
+            </w:pPr>
+            <w:r>
+              <w:rPr>
+                <w:sz w:val="24"/>
+              </w:rPr>
+              <w:t>supply-01.csv</w:t>
+            </w:r>
+          </w:p>
+        </w:tc>
+        <w:tc>
+          <w:tcPr>
+            <w:tcW w:w="3798" w:type="dxa"/>
+            <w:tcBorders>
+              <w:top w:val="single" w:sz="4" w:space="0" w:color="D9D9D9"/>
+              <w:left w:val="single" w:sz="4" w:space="0" w:color="D9D9D9"/>
+              <w:bottom w:val="single" w:sz="4" w:space="0" w:color="D9D9D9"/>
+              <w:right w:val="single" w:sz="4" w:space="0" w:color="D9D9D9"/>
+            </w:tcBorders>
+            <w:tcMar>
+              <w:top w:w="70" w:type="dxa"/>
+              <w:left w:w="90" w:type="dxa"/>
+              <w:bottom w:w="70" w:type="dxa"/>
+              <w:right w:w="90" w:type="dxa"/>
+            </w:tcMar>
+            <w:vAlign w:val="center"/>
+          </w:tcPr>
+          <w:p>
+            <w:pPr>
+              <w:spacing w:before="40" w:after="40" w:line="264" w:lineRule="auto"/>
+              <w:ind w:firstLine="0"/>
+              <w:jc w:val="left"/>
+            </w:pPr>
+            <w:r>
+              <w:rPr>
+                <w:sz w:val="24"/>
+              </w:rPr>
+              <w:t>FileChannel и ByteBuffer 1024</w:t>
+            </w:r>
+          </w:p>
+        </w:tc>
+      </w:tr>
+      <w:tr>
+        <w:trPr>
+          <w:cantSplit/>
+          <w:jc w:val="center"/>
+        </w:trPr>
+        <w:tc>
+          <w:tcPr>
+            <w:tcW w:w="2324" w:type="dxa"/>
+            <w:tcBorders>
+              <w:top w:val="single" w:sz="4" w:space="0" w:color="D9D9D9"/>
+              <w:left w:val="single" w:sz="4" w:space="0" w:color="D9D9D9"/>
+              <w:bottom w:val="single" w:sz="4" w:space="0" w:color="D9D9D9"/>
+              <w:right w:val="single" w:sz="4" w:space="0" w:color="D9D9D9"/>
+            </w:tcBorders>
+            <w:tcMar>
+              <w:top w:w="70" w:type="dxa"/>
+              <w:left w:w="90" w:type="dxa"/>
+              <w:bottom w:w="70" w:type="dxa"/>
+              <w:right w:w="90" w:type="dxa"/>
+            </w:tcMar>
+            <w:vAlign w:val="center"/>
+          </w:tcPr>
+          <w:p>
+            <w:pPr>
+              <w:spacing w:before="40" w:after="40" w:line="264" w:lineRule="auto"/>
+              <w:ind w:firstLine="0"/>
+              <w:jc w:val="left"/>
+            </w:pPr>
+            <w:r>
+              <w:rPr>
+                <w:sz w:val="24"/>
+              </w:rPr>
+              <w:t>Контроль документа</w:t>
+            </w:r>
+          </w:p>
+        </w:tc>
+        <w:tc>
+          <w:tcPr>
+            <w:tcW w:w="3231" w:type="dxa"/>
+            <w:tcBorders>
+              <w:top w:val="single" w:sz="4" w:space="0" w:color="D9D9D9"/>
+              <w:left w:val="single" w:sz="4" w:space="0" w:color="D9D9D9"/>
+              <w:bottom w:val="single" w:sz="4" w:space="0" w:color="D9D9D9"/>
+              <w:right w:val="single" w:sz="4" w:space="0" w:color="D9D9D9"/>
+            </w:tcBorders>
+            <w:tcMar>
+              <w:top w:w="70" w:type="dxa"/>
+              <w:left w:w="90" w:type="dxa"/>
+              <w:bottom w:w="70" w:type="dxa"/>
+              <w:right w:w="90" w:type="dxa"/>
+            </w:tcMar>
+            <w:vAlign w:val="center"/>
+          </w:tcPr>
+          <w:p>
+            <w:pPr>
+              <w:spacing w:before="40" w:after="40" w:line="264" w:lineRule="auto"/>
+              <w:ind w:firstLine="0"/>
+              <w:jc w:val="left"/>
+            </w:pPr>
+            <w:r>
+              <w:rPr>
+                <w:sz w:val="24"/>
+              </w:rPr>
+              <w:t>Каждый принятый CSV</w:t>
+            </w:r>
+          </w:p>
+        </w:tc>
+        <w:tc>
+          <w:tcPr>
+            <w:tcW w:w="3798" w:type="dxa"/>
+            <w:tcBorders>
+              <w:top w:val="single" w:sz="4" w:space="0" w:color="D9D9D9"/>
+              <w:left w:val="single" w:sz="4" w:space="0" w:color="D9D9D9"/>
+              <w:bottom w:val="single" w:sz="4" w:space="0" w:color="D9D9D9"/>
+              <w:right w:val="single" w:sz="4" w:space="0" w:color="D9D9D9"/>
+            </w:tcBorders>
+            <w:tcMar>
+              <w:top w:w="70" w:type="dxa"/>
+              <w:left w:w="90" w:type="dxa"/>
+              <w:bottom w:w="70" w:type="dxa"/>
+              <w:right w:w="90" w:type="dxa"/>
+            </w:tcMar>
+            <w:vAlign w:val="center"/>
+          </w:tcPr>
+          <w:p>
+            <w:pPr>
+              <w:spacing w:before="40" w:after="40" w:line="264" w:lineRule="auto"/>
+              <w:ind w:firstLine="0"/>
+              <w:jc w:val="left"/>
+            </w:pPr>
+            <w:r>
+              <w:rPr>
+                <w:sz w:val="24"/>
+              </w:rPr>
+              <w:t>Размер и SHA-256 в одной записи</w:t>
+            </w:r>
+          </w:p>
+        </w:tc>
+      </w:tr>
+      <w:tr>
+        <w:trPr>
+          <w:cantSplit/>
+          <w:jc w:val="center"/>
+        </w:trPr>
+        <w:tc>
+          <w:tcPr>
+            <w:tcW w:w="2324" w:type="dxa"/>
+            <w:tcBorders>
+              <w:top w:val="single" w:sz="4" w:space="0" w:color="D9D9D9"/>
+              <w:left w:val="single" w:sz="4" w:space="0" w:color="D9D9D9"/>
+              <w:bottom w:val="single" w:sz="4" w:space="0" w:color="D9D9D9"/>
+              <w:right w:val="single" w:sz="4" w:space="0" w:color="D9D9D9"/>
+            </w:tcBorders>
+            <w:tcMar>
+              <w:top w:w="70" w:type="dxa"/>
+              <w:left w:w="90" w:type="dxa"/>
+              <w:bottom w:w="70" w:type="dxa"/>
+              <w:right w:w="90" w:type="dxa"/>
+            </w:tcMar>
+            <w:vAlign w:val="center"/>
+          </w:tcPr>
+          <w:p>
+            <w:pPr>
+              <w:spacing w:before="40" w:after="40" w:line="264" w:lineRule="auto"/>
+              <w:ind w:firstLine="0"/>
+              <w:jc w:val="left"/>
+            </w:pPr>
+            <w:r>
+              <w:rPr>
+                <w:sz w:val="24"/>
+              </w:rPr>
+              <w:t>Новое поступление</w:t>
+            </w:r>
+          </w:p>
+        </w:tc>
+        <w:tc>
+          <w:tcPr>
+            <w:tcW w:w="3231" w:type="dxa"/>
+            <w:tcBorders>
+              <w:top w:val="single" w:sz="4" w:space="0" w:color="D9D9D9"/>
+              <w:left w:val="single" w:sz="4" w:space="0" w:color="D9D9D9"/>
+              <w:bottom w:val="single" w:sz="4" w:space="0" w:color="D9D9D9"/>
+              <w:right w:val="single" w:sz="4" w:space="0" w:color="D9D9D9"/>
+            </w:tcBorders>
+            <w:tcMar>
+              <w:top w:w="70" w:type="dxa"/>
+              <w:left w:w="90" w:type="dxa"/>
+              <w:bottom w:w="70" w:type="dxa"/>
+              <w:right w:w="90" w:type="dxa"/>
+            </w:tcMar>
+            <w:vAlign w:val="center"/>
+          </w:tcPr>
+          <w:p>
+            <w:pPr>
+              <w:spacing w:before="40" w:after="40" w:line="264" w:lineRule="auto"/>
+              <w:ind w:firstLine="0"/>
+              <w:jc w:val="left"/>
+            </w:pPr>
+            <w:r>
+              <w:rPr>
+                <w:sz w:val="24"/>
+              </w:rPr>
+              <w:t>Orion, Webcam, 3500 × 7</w:t>
+            </w:r>
+          </w:p>
+        </w:tc>
+        <w:tc>
+          <w:tcPr>
+            <w:tcW w:w="3798" w:type="dxa"/>
+            <w:tcBorders>
+              <w:top w:val="single" w:sz="4" w:space="0" w:color="D9D9D9"/>
+              <w:left w:val="single" w:sz="4" w:space="0" w:color="D9D9D9"/>
+              <w:bottom w:val="single" w:sz="4" w:space="0" w:color="D9D9D9"/>
+              <w:right w:val="single" w:sz="4" w:space="0" w:color="D9D9D9"/>
+            </w:tcBorders>
+            <w:tcMar>
+              <w:top w:w="70" w:type="dxa"/>
+              <w:left w:w="90" w:type="dxa"/>
+              <w:bottom w:w="70" w:type="dxa"/>
+              <w:right w:w="90" w:type="dxa"/>
+            </w:tcMar>
+            <w:vAlign w:val="center"/>
+          </w:tcPr>
+          <w:p>
+            <w:pPr>
+              <w:spacing w:before="40" w:after="40" w:line="264" w:lineRule="auto"/>
+              <w:ind w:firstLine="0"/>
+              <w:jc w:val="left"/>
+            </w:pPr>
+            <w:r>
+              <w:rPr>
+                <w:sz w:val="24"/>
+              </w:rPr>
+              <w:t>WatchService; итог 24 500</w:t>
+            </w:r>
+          </w:p>
+        </w:tc>
+      </w:tr>
+      <w:tr>
+        <w:trPr>
+          <w:cantSplit/>
+          <w:jc w:val="center"/>
+        </w:trPr>
+        <w:tc>
+          <w:tcPr>
+            <w:tcW w:w="2324" w:type="dxa"/>
+            <w:tcBorders>
+              <w:top w:val="single" w:sz="4" w:space="0" w:color="D9D9D9"/>
+              <w:left w:val="single" w:sz="4" w:space="0" w:color="D9D9D9"/>
+              <w:bottom w:val="single" w:sz="4" w:space="0" w:color="D9D9D9"/>
+              <w:right w:val="single" w:sz="4" w:space="0" w:color="D9D9D9"/>
+            </w:tcBorders>
+            <w:tcMar>
+              <w:top w:w="70" w:type="dxa"/>
+              <w:left w:w="90" w:type="dxa"/>
+              <w:bottom w:w="70" w:type="dxa"/>
+              <w:right w:w="90" w:type="dxa"/>
+            </w:tcMar>
+            <w:vAlign w:val="center"/>
+          </w:tcPr>
+          <w:p>
+            <w:pPr>
+              <w:spacing w:before="40" w:after="40" w:line="264" w:lineRule="auto"/>
+              <w:ind w:firstLine="0"/>
+              <w:jc w:val="left"/>
+            </w:pPr>
+            <w:r>
+              <w:rPr>
+                <w:sz w:val="24"/>
+              </w:rPr>
+              <w:t>Повторная демонстрация</w:t>
+            </w:r>
+          </w:p>
+        </w:tc>
+        <w:tc>
+          <w:tcPr>
+            <w:tcW w:w="3231" w:type="dxa"/>
+            <w:tcBorders>
+              <w:top w:val="single" w:sz="4" w:space="0" w:color="D9D9D9"/>
+              <w:left w:val="single" w:sz="4" w:space="0" w:color="D9D9D9"/>
+              <w:bottom w:val="single" w:sz="4" w:space="0" w:color="D9D9D9"/>
+              <w:right w:val="single" w:sz="4" w:space="0" w:color="D9D9D9"/>
+            </w:tcBorders>
+            <w:tcMar>
+              <w:top w:w="70" w:type="dxa"/>
+              <w:left w:w="90" w:type="dxa"/>
+              <w:bottom w:w="70" w:type="dxa"/>
+              <w:right w:w="90" w:type="dxa"/>
+            </w:tcMar>
+            <w:vAlign w:val="center"/>
+          </w:tcPr>
+          <w:p>
+            <w:pPr>
+              <w:spacing w:before="40" w:after="40" w:line="264" w:lineRule="auto"/>
+              <w:ind w:firstLine="0"/>
+              <w:jc w:val="left"/>
+            </w:pPr>
+            <w:r>
+              <w:rPr>
+                <w:sz w:val="24"/>
+              </w:rPr>
+              <w:t>repeat-demo.log</w:t>
+            </w:r>
+          </w:p>
+        </w:tc>
+        <w:tc>
+          <w:tcPr>
+            <w:tcW w:w="3798" w:type="dxa"/>
+            <w:tcBorders>
+              <w:top w:val="single" w:sz="4" w:space="0" w:color="D9D9D9"/>
+              <w:left w:val="single" w:sz="4" w:space="0" w:color="D9D9D9"/>
+              <w:bottom w:val="single" w:sz="4" w:space="0" w:color="D9D9D9"/>
+              <w:right w:val="single" w:sz="4" w:space="0" w:color="D9D9D9"/>
+            </w:tcBorders>
+            <w:tcMar>
+              <w:top w:w="70" w:type="dxa"/>
+              <w:left w:w="90" w:type="dxa"/>
+              <w:bottom w:w="70" w:type="dxa"/>
+              <w:right w:w="90" w:type="dxa"/>
+            </w:tcMar>
+            <w:vAlign w:val="center"/>
+          </w:tcPr>
+          <w:p>
+            <w:pPr>
+              <w:spacing w:before="40" w:after="40" w:line="264" w:lineRule="auto"/>
+              <w:ind w:firstLine="0"/>
+              <w:jc w:val="left"/>
+            </w:pPr>
+            <w:r>
+              <w:rPr>
+                <w:sz w:val="24"/>
+              </w:rPr>
+              <w:t>Новые имена в processed без перезаписи</w:t>
+            </w:r>
+          </w:p>
+        </w:tc>
+      </w:tr>
+    </w:tbl>
+    <w:p/>
+    <w:p>
+      <w:pPr>
         <w:pStyle w:val="aff9"/>
       </w:pPr>
       <w:r>
-        <w:t>Проверка выполнена 4 октября 2026 года. Рисунки ниже являются снимками окна просмотра сохранённых фактических логов. Полный вывод находи</w:t>
-      </w:r>
-      <w:r>
-        <w:t>тся в run.log. Исходные снимки высокого разрешения находятся в screenshots.</w:t>
+        <w:t>Первоначальный запуск подтверждает обработку трёх независимых документов; динамический файл не заменяет один из них. Сумма 24 500 для новой поставки получена как 3500 × 7. Строка обнаружения появляет</w:t>
+      </w:r>
+      <w:r>
+        <w:t>ся после запуска WatchService, поэтому этот фрагмент подтверждает именно автоматическое реагирование на поступление, а не очередной ручной проход по папке.</w:t>
       </w:r>
     </w:p>
     <w:p>
       <w:pPr>
+        <w:pStyle w:val="aff9"/>
+      </w:pPr>
+      <w:r>
+        <w:lastRenderedPageBreak/>
+        <w:t>Число байтов и хэш следует сравнивать с конкретным исходным файлом: перевод строк или изменение коди</w:t>
+      </w:r>
+      <w:r>
+        <w:t>ровки меняют SHA-256 даже при одинаковых значениях полей. При повторном --demo префиксы имён и время изменения отличаются. Дополнительный repeat-demo.log сохраняет такой запуск отдельно, поэтому исходный run.log остаётся воспроизводимым свидетельством прив</w:t>
+      </w:r>
+      <w:r>
+        <w:t>едённых рисунков.</w:t>
+      </w:r>
+    </w:p>
+    <w:p>
+      <w:pPr>
         <w:pStyle w:val="21"/>
+      </w:pPr>
+      <w:bookmarkStart w:id="17" w:name="_Toc242051924"/>
+      <w:r>
+        <w:t>3.3 Скриншоты выполнения</w:t>
+      </w:r>
+      <w:bookmarkEnd w:id="17"/>
+    </w:p>
+    <w:p>
+      <w:pPr>
+        <w:pStyle w:val="aff9"/>
+      </w:pPr>
+      <w:r>
+        <w:t>Рисунки показывают окно просмотра фактических сохранённых протоколов выполненного приложения. Полные журналы и оригинальные изображения находятся в проекте.</w:t>
+      </w:r>
+    </w:p>
+    <w:p>
+      <w:pPr>
+        <w:pStyle w:val="aff9"/>
+        <w:keepNext/>
         <w:pageBreakBefore/>
       </w:pPr>
-      <w:bookmarkStart w:id="4" w:name="_Toc242034277"/>
       <w:r>
         <w:lastRenderedPageBreak/>
-        <w:t>2.1 Результаты выполнения</w:t>
-      </w:r>
-      <w:bookmarkEnd w:id="4"/>
+        <w:t xml:space="preserve">В протоколе перечислены три первоначальных CSV с </w:t>
+      </w:r>
+      <w:r>
+        <w:t>метаданными. Видны выбранный способ чтения, размер, контрольная сумма и итоги обработки; документы перемещены в processed.</w:t>
+      </w:r>
     </w:p>
     <w:p>
       <w:pPr>
@@ -1505,7 +6092,7 @@
           <w:noProof/>
         </w:rPr>
         <w:drawing>
-          <wp:inline distT="0" distB="0" distL="0" distR="0" wp14:anchorId="7150E550" wp14:editId="477A3250">
+          <wp:inline distT="0" distB="0" distL="0" distR="0" wp14:anchorId="7E5C7072" wp14:editId="3B52B775">
             <wp:extent cx="5940000" cy="3940529"/>
             <wp:effectExtent l="0" t="0" r="0" b="0"/>
             <wp:docPr id="3" name="Picture 3"/>
@@ -1520,7 +6107,7 @@
                     <pic:cNvPicPr/>
                   </pic:nvPicPr>
                   <pic:blipFill>
-                    <a:blip r:embed="rId9"/>
+                    <a:blip r:embed="rId12"/>
                     <a:stretch>
                       <a:fillRect/>
                     </a:stretch>
@@ -1552,14 +6139,15 @@
     <w:p>
       <w:pPr>
         <w:pStyle w:val="aff9"/>
-      </w:pPr>
-      <w:r>
-        <w:t>Видны метаданные трёх файлов, FileChannel и контрольные суммы SHA256.</w:t>
-      </w:r>
-    </w:p>
-    <w:p>
-      <w:r>
-        <w:br w:type="page"/>
+        <w:keepNext/>
+        <w:pageBreakBefore/>
+      </w:pPr>
+      <w:r>
+        <w:lastRenderedPageBreak/>
+        <w:t>Новый файл появился после запуска наблюдения. ENTRY_CREATE, чтение и итог новой поставки подтвер</w:t>
+      </w:r>
+      <w:r>
+        <w:t>ждают автоматическую обработку без нового ручного запуска.</w:t>
       </w:r>
     </w:p>
     <w:p>
@@ -1573,9 +6161,8 @@
         <w:rPr>
           <w:noProof/>
         </w:rPr>
-        <w:lastRenderedPageBreak/>
         <w:drawing>
-          <wp:inline distT="0" distB="0" distL="0" distR="0" wp14:anchorId="35E8F178" wp14:editId="44844A3B">
+          <wp:inline distT="0" distB="0" distL="0" distR="0" wp14:anchorId="6F54C8A9" wp14:editId="22A2EE56">
             <wp:extent cx="5940000" cy="3940529"/>
             <wp:effectExtent l="0" t="0" r="0" b="0"/>
             <wp:docPr id="4" name="Picture 4"/>
@@ -1590,7 +6177,7 @@
                     <pic:cNvPicPr/>
                   </pic:nvPicPr>
                   <pic:blipFill>
-                    <a:blip r:embed="rId10"/>
+                    <a:blip r:embed="rId13"/>
                     <a:stretch>
                       <a:fillRect/>
                     </a:stretch>
@@ -1616,40 +6203,61 @@
         <w:pStyle w:val="affc"/>
       </w:pPr>
       <w:r>
-        <w:t>Рисунок 2 — Автоматическое поступление ново</w:t>
-      </w:r>
-      <w:r>
-        <w:t>го файла</w:t>
+        <w:t>Рисунок 2 — Автоматическое поступление нового файла</w:t>
       </w:r>
     </w:p>
     <w:p>
       <w:pPr>
-        <w:pStyle w:val="aff9"/>
-      </w:pPr>
-      <w:r>
-        <w:t>WatchService обнаружил новый CSV, который был прочитан и обработан автоматически.</w:t>
-      </w:r>
+        <w:pStyle w:val="21"/>
+      </w:pPr>
+      <w:bookmarkStart w:id="18" w:name="_Toc242051925"/>
+      <w:r>
+        <w:t>3.4 Ограничения реализации</w:t>
+      </w:r>
+      <w:bookmarkEnd w:id="18"/>
     </w:p>
     <w:p>
       <w:pPr>
-        <w:pStyle w:val="1"/>
-      </w:pPr>
-      <w:bookmarkStart w:id="5" w:name="_Toc242034278"/>
-      <w:r>
-        <w:lastRenderedPageBreak/>
-        <w:t>3 Прохождение BootcampLabs</w:t>
-      </w:r>
-      <w:bookmarkEnd w:id="5"/>
+        <w:pStyle w:val="aff9"/>
+      </w:pPr>
+      <w:r>
+        <w:t>Программа рассчитана на небольшие локальные UTF-8 выгрузки. Она не реализует цифровую подпись, распределённую очеред</w:t>
+      </w:r>
+      <w:r>
+        <w:t>ь файлов и поддержку всех вариантов CSV. Для эксплуатации потребовались бы потоковый разбор, протокол готовности документа и журнал повторных попыток после перезапуска.</w:t>
+      </w:r>
     </w:p>
     <w:p>
       <w:pPr>
+        <w:pStyle w:val="1"/>
+      </w:pPr>
+      <w:bookmarkStart w:id="19" w:name="_Toc242051926"/>
+      <w:r>
+        <w:lastRenderedPageBreak/>
+        <w:t>4 Связь с личным BootcampLabs</w:t>
+      </w:r>
+      <w:bookmarkEnd w:id="19"/>
+    </w:p>
+    <w:p>
+      <w:pPr>
         <w:pStyle w:val="aff9"/>
       </w:pPr>
       <w:r>
-        <w:t>Связь с курсом: База данных АС Поставщиков. Общий прогресс личного курса составляет 100 процентов; соответствующие модули отмечены как зав</w:t>
-      </w:r>
-      <w:r>
-        <w:t>ершённые. На страницах могут оставаться необязательные задания, которые не требуются для достигнутого уровня.</w:t>
+        <w:t>Связь с курсом: База данных АС Поставщиков. В проекте исп</w:t>
+      </w:r>
+      <w:r>
+        <w:t>ользуются аналогичные сущности и сценарии, без переноса чужого backend или базы данных. Для №2–4 это поставщики, товар, стоимость и представление заказа; для №5–8 — заказ, доставка, участники и изменение состояния.</w:t>
+      </w:r>
+    </w:p>
+    <w:p>
+      <w:pPr>
+        <w:pStyle w:val="aff9"/>
+      </w:pPr>
+      <w:r>
+        <w:t>Снимки получены из личного курса Кашпирев</w:t>
+      </w:r>
+      <w:r>
+        <w:t>а Михаила Дмитриевича. Общий прогресс курса составляет 100 процентов. Завершение модуля определяется отметкой курса и выполнением обязательных заданий целевого уровня; отдельные необязательные задания могут оставаться незапущенными.</w:t>
       </w:r>
     </w:p>
     <w:p>
@@ -1664,7 +6272,7 @@
           <w:noProof/>
         </w:rPr>
         <w:drawing>
-          <wp:inline distT="0" distB="0" distL="0" distR="0" wp14:anchorId="222097C5" wp14:editId="576B2E57">
+          <wp:inline distT="0" distB="0" distL="0" distR="0" wp14:anchorId="5F9E254B" wp14:editId="51099619">
             <wp:extent cx="5940000" cy="3015375"/>
             <wp:effectExtent l="0" t="0" r="0" b="0"/>
             <wp:docPr id="5" name="Picture 5"/>
@@ -1679,7 +6287,7 @@
                     <pic:cNvPicPr/>
                   </pic:nvPicPr>
                   <pic:blipFill>
-                    <a:blip r:embed="rId11"/>
+                    <a:blip r:embed="rId14"/>
                     <a:stretch>
                       <a:fillRect/>
                     </a:stretch>
@@ -1705,7 +6313,10 @@
         <w:pStyle w:val="affc"/>
       </w:pPr>
       <w:r>
-        <w:t>Рисунок 3 — Личный BootcampLabs</w:t>
+        <w:t>Рисунок 3 — Личный Bo</w:t>
+      </w:r>
+      <w:r>
+        <w:t>otcampLabs</w:t>
       </w:r>
     </w:p>
     <w:p>
@@ -1713,22 +6324,19 @@
         <w:pStyle w:val="1"/>
         <w:jc w:val="center"/>
       </w:pPr>
-      <w:bookmarkStart w:id="6" w:name="_Toc242034279"/>
+      <w:bookmarkStart w:id="20" w:name="_Toc242051927"/>
       <w:r>
         <w:lastRenderedPageBreak/>
         <w:t>ЗАКЛЮЧЕНИЕ</w:t>
       </w:r>
-      <w:bookmarkEnd w:id="6"/>
+      <w:bookmarkEnd w:id="20"/>
     </w:p>
     <w:p>
       <w:pPr>
         <w:pStyle w:val="aff9"/>
       </w:pPr>
       <w:r>
-        <w:t>Реализована последовательность появления файла, обнаружения, чтения, обработки, вычисления SHA256 и п</w:t>
-      </w:r>
-      <w:r>
-        <w:t>еремещения в processed. Событие нового файла подтверждено фактическим протоколом запуска.</w:t>
+        <w:t>Реализована последовательность появления файла, обнаружения, чтения, обработки, вычисления SHA256 и перемещения в processed. Событие нового файла подтверждено фактическим протоколом запуска.</w:t>
       </w:r>
     </w:p>
     <w:p>
@@ -1736,14 +6344,103 @@
         <w:pStyle w:val="aff9"/>
       </w:pPr>
       <w:r>
-        <w:t>Материалы проекта находятся в каталоге practice-02-nio. Исходники размещены в src или в каталогах отдельных сервисов; инструкции — в README.md. Отчёт относится к прил</w:t>
-      </w:r>
-      <w:r>
-        <w:t>оженному архиву практики 2.</w:t>
+        <w:t>Сопоставление с таблицей требований показыв</w:t>
+      </w:r>
+      <w:r>
+        <w:t>ает, где реализованы обязательные функции и какими результатами они подтверждены. В отчёт включены выбранная модель данных, ключевые листинги, порядок запуска и разбор проверок. Приложенные журналы позволяют проверить числовые значения и последовательность</w:t>
+      </w:r>
+      <w:r>
+        <w:t xml:space="preserve"> операций независимо от кратких подписей рисунков.</w:t>
+      </w:r>
+    </w:p>
+    <w:p>
+      <w:pPr>
+        <w:pStyle w:val="aff9"/>
+      </w:pPr>
+      <w:r>
+        <w:t>Программа рассчитана на небольшие локальные UTF-8 выгрузки. Она не реализует цифровую подпись, распределённую очередь файлов и поддержку всех вариантов CSV. Для эксплуатации потребовались бы потоковый разб</w:t>
+      </w:r>
+      <w:r>
+        <w:t>ор, протокол готовности документа и журнал повторных попыток после перезапуска.</w:t>
+      </w:r>
+    </w:p>
+    <w:p>
+      <w:pPr>
+        <w:pStyle w:val="aff9"/>
+      </w:pPr>
+      <w:r>
+        <w:t>Исходный код и материалы практики находятся в собственном публичном репозитории, папка practice-02-nio. DOCX приложен и в общей папке отчётов, и в архиве соответствующей работы</w:t>
+      </w:r>
+      <w:r>
+        <w:t>.</w:t>
+      </w:r>
+    </w:p>
+    <w:p>
+      <w:pPr>
+        <w:pStyle w:val="aff9"/>
+        <w:ind w:firstLine="0"/>
+      </w:pPr>
+      <w:hyperlink r:id="rId15">
+        <w:r>
+          <w:t>https://github.com/MikhailBOBR/PiRKSP_2_Kashpirev</w:t>
+        </w:r>
+      </w:hyperlink>
+    </w:p>
+    <w:p>
+      <w:pPr>
+        <w:pStyle w:val="1"/>
+        <w:jc w:val="center"/>
+      </w:pPr>
+      <w:bookmarkStart w:id="21" w:name="_Toc242051928"/>
+      <w:r>
+        <w:lastRenderedPageBreak/>
+        <w:t>ИСТОЧНИКИ И МАТЕРИАЛЫ</w:t>
+      </w:r>
+      <w:bookmarkEnd w:id="21"/>
+    </w:p>
+    <w:p>
+      <w:pPr>
+        <w:pStyle w:val="aff9"/>
+      </w:pPr>
+      <w:r>
+        <w:t>1. Условия практических работ №2–8 — приложенный файл Задания.txt.</w:t>
+      </w:r>
+    </w:p>
+    <w:p>
+      <w:pPr>
+        <w:pStyle w:val="aff9"/>
+        <w:ind w:firstLine="0"/>
+      </w:pPr>
+      <w:hyperlink r:id="rId16">
+        <w:r>
+          <w:t>2. Собственный проект и фактические журналы</w:t>
+        </w:r>
+      </w:hyperlink>
+    </w:p>
+    <w:p>
+      <w:pPr>
+        <w:pStyle w:val="aff9"/>
+        <w:ind w:firstLine="0"/>
+      </w:pPr>
+      <w:hyperlink r:id="rId17">
+        <w:r>
+          <w:t>3. Java</w:t>
+        </w:r>
+        <w:r>
+          <w:t xml:space="preserve"> SE 21 WatchService</w:t>
+        </w:r>
+      </w:hyperlink>
+    </w:p>
+    <w:p>
+      <w:pPr>
+        <w:pStyle w:val="aff9"/>
+      </w:pPr>
+      <w:r>
+        <w:t>Версии библиотек для повторной сборки заданы в pom.xml. Указанные справочные материалы поясняют API; фактические результаты работы подтверждаются журналами и рисунками собственного проекта.</w:t>
       </w:r>
     </w:p>
     <w:sectPr>
-      <w:footerReference w:type="default" r:id="rId12"/>
+      <w:footerReference w:type="default" r:id="rId18"/>
       <w:pgSz w:w="11906" w:h="16838"/>
       <w:pgMar w:top="1134" w:right="850" w:bottom="1134" w:left="1701" w:header="720" w:footer="720" w:gutter="0"/>
       <w:cols w:space="720"/>
